--- a/proyecto-euvwa_RaUl_MIguel.docx
+++ b/proyecto-euvwa_RaUl_MIguel.docx
@@ -11,8 +11,15 @@
         </w:docPartObj>
       </w:sdtPr>
       <w:sdtContent>
-        <w:p/>
         <w:p>
+          <w:pPr>
+            <w:jc w:val="both"/>
+          </w:pPr>
+        </w:p>
+        <w:p>
+          <w:pPr>
+            <w:jc w:val="both"/>
+          </w:pPr>
           <w:r>
             <w:rPr>
               <w:noProof/>
@@ -174,7 +181,25 @@
                                         <w:sz w:val="24"/>
                                         <w:szCs w:val="24"/>
                                       </w:rPr>
-                                      <w:t>raul</w:t>
+                                      <w:t>ra</w:t>
+                                    </w:r>
+                                    <w:r>
+                                      <w:rPr>
+                                        <w:caps/>
+                                        <w:color w:val="5B9BD5" w:themeColor="accent5"/>
+                                        <w:sz w:val="24"/>
+                                        <w:szCs w:val="24"/>
+                                      </w:rPr>
+                                      <w:t>ú</w:t>
+                                    </w:r>
+                                    <w:r>
+                                      <w:rPr>
+                                        <w:caps/>
+                                        <w:color w:val="5B9BD5" w:themeColor="accent5"/>
+                                        <w:sz w:val="24"/>
+                                        <w:szCs w:val="24"/>
+                                      </w:rPr>
+                                      <w:t>l</w:t>
                                     </w:r>
                                     <w:r>
                                       <w:rPr>
@@ -214,7 +239,7 @@
                     <v:stroke joinstyle="miter"/>
                     <v:path gradientshapeok="t" o:connecttype="rect"/>
                   </v:shapetype>
-                  <v:shape id="Cuadro de texto 131" o:spid="_x0000_s1026" type="#_x0000_t202" style="position:absolute;margin-left:0;margin-top:0;width:369pt;height:529.2pt;z-index:251660288;visibility:visible;mso-wrap-style:square;mso-width-percent:790;mso-height-percent:350;mso-left-percent:77;mso-top-percent:540;mso-wrap-distance-left:14.4pt;mso-wrap-distance-top:0;mso-wrap-distance-right:14.4pt;mso-wrap-distance-bottom:0;mso-position-horizontal-relative:margin;mso-position-vertical-relative:page;mso-width-percent:790;mso-height-percent:350;mso-left-percent:77;mso-top-percent:540;mso-width-relative:margin;mso-height-relative:page;v-text-anchor:top" o:gfxdata="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" filled="f" stroked="f" strokeweight=".5pt">
+                  <v:shape id="Cuadro de texto 131" o:spid="_x0000_s1026" type="#_x0000_t202" style="position:absolute;left:0;text-align:left;margin-left:0;margin-top:0;width:369pt;height:529.2pt;z-index:251660288;visibility:visible;mso-wrap-style:square;mso-width-percent:790;mso-height-percent:350;mso-left-percent:77;mso-top-percent:540;mso-wrap-distance-left:14.4pt;mso-wrap-distance-top:0;mso-wrap-distance-right:14.4pt;mso-wrap-distance-bottom:0;mso-position-horizontal-relative:margin;mso-position-vertical-relative:page;mso-width-percent:790;mso-height-percent:350;mso-left-percent:77;mso-top-percent:540;mso-width-relative:margin;mso-height-relative:page;v-text-anchor:top" o:gfxdata="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" filled="f" stroked="f" strokeweight=".5pt">
                     <v:textbox style="mso-fit-shape-to-text:t" inset="0,0,0,0">
                       <w:txbxContent>
                         <w:p>
@@ -306,7 +331,25 @@
                                   <w:sz w:val="24"/>
                                   <w:szCs w:val="24"/>
                                 </w:rPr>
-                                <w:t>raul</w:t>
+                                <w:t>ra</w:t>
+                              </w:r>
+                              <w:r>
+                                <w:rPr>
+                                  <w:caps/>
+                                  <w:color w:val="5B9BD5" w:themeColor="accent5"/>
+                                  <w:sz w:val="24"/>
+                                  <w:szCs w:val="24"/>
+                                </w:rPr>
+                                <w:t>ú</w:t>
+                              </w:r>
+                              <w:r>
+                                <w:rPr>
+                                  <w:caps/>
+                                  <w:color w:val="5B9BD5" w:themeColor="accent5"/>
+                                  <w:sz w:val="24"/>
+                                  <w:szCs w:val="24"/>
+                                </w:rPr>
+                                <w:t>l</w:t>
                               </w:r>
                               <w:r>
                                 <w:rPr>
@@ -465,7 +508,7 @@
               </mc:Choice>
               <mc:Fallback>
                 <w:pict>
-                  <v:rect w14:anchorId="0BADD73A" id="Rectángulo 132" o:spid="_x0000_s1027" style="position:absolute;margin-left:-4.4pt;margin-top:0;width:46.8pt;height:77.75pt;z-index:251659264;visibility:visible;mso-wrap-style:square;mso-width-percent:76;mso-height-percent:98;mso-top-percent:23;mso-wrap-distance-left:9pt;mso-wrap-distance-top:0;mso-wrap-distance-right:9pt;mso-wrap-distance-bottom:0;mso-position-horizontal:right;mso-position-horizontal-relative:margin;mso-position-vertical-relative:page;mso-width-percent:76;mso-height-percent:98;mso-top-percent:23;mso-width-relative:page;mso-height-relative:page;v-text-anchor:bottom" o:gfxdata="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" fillcolor="#4472c4 [3204]" stroked="f" strokeweight="1pt">
+                  <v:rect w14:anchorId="0BADD73A" id="Rectángulo 132" o:spid="_x0000_s1027" style="position:absolute;left:0;text-align:left;margin-left:-4.4pt;margin-top:0;width:46.8pt;height:77.75pt;z-index:251659264;visibility:visible;mso-wrap-style:square;mso-width-percent:76;mso-height-percent:98;mso-top-percent:23;mso-wrap-distance-left:9pt;mso-wrap-distance-top:0;mso-wrap-distance-right:9pt;mso-wrap-distance-bottom:0;mso-position-horizontal:right;mso-position-horizontal-relative:margin;mso-position-vertical-relative:page;mso-width-percent:76;mso-height-percent:98;mso-top-percent:23;mso-width-relative:page;mso-height-relative:page;v-text-anchor:bottom" o:gfxdata="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" fillcolor="#4472c4 [3204]" stroked="f" strokeweight="1pt">
                     <o:lock v:ext="edit" aspectratio="t"/>
                     <v:textbox inset="3.6pt,,3.6pt">
                       <w:txbxContent>
@@ -531,18 +574,1392 @@
         </w:p>
       </w:sdtContent>
     </w:sdt>
-    <w:p>
+    <w:sdt>
+      <w:sdtPr>
+        <w:rPr>
+          <w:rFonts w:asciiTheme="minorHAnsi" w:eastAsiaTheme="minorHAnsi" w:hAnsiTheme="minorHAnsi" w:cstheme="minorBidi"/>
+          <w:color w:val="auto"/>
+          <w:kern w:val="2"/>
+          <w:sz w:val="24"/>
+          <w:szCs w:val="24"/>
+          <w:lang w:eastAsia="en-US"/>
+          <w14:ligatures w14:val="standardContextual"/>
+        </w:rPr>
+        <w:id w:val="-1578518229"/>
+        <w:docPartObj>
+          <w:docPartGallery w:val="Table of Contents"/>
+          <w:docPartUnique/>
+        </w:docPartObj>
+      </w:sdtPr>
+      <w:sdtEndPr>
+        <w:rPr>
+          <w:b/>
+          <w:bCs/>
+        </w:rPr>
+      </w:sdtEndPr>
+      <w:sdtContent>
+        <w:p>
+          <w:pPr>
+            <w:pStyle w:val="TtuloTDC"/>
+            <w:jc w:val="both"/>
+          </w:pPr>
+          <w:r>
+            <w:t>Contenido</w:t>
+          </w:r>
+        </w:p>
+        <w:p>
+          <w:pPr>
+            <w:pStyle w:val="TDC1"/>
+            <w:tabs>
+              <w:tab w:val="right" w:leader="dot" w:pos="8494"/>
+            </w:tabs>
+            <w:rPr>
+              <w:rFonts w:eastAsiaTheme="minorEastAsia"/>
+              <w:noProof/>
+              <w:lang w:eastAsia="es-ES"/>
+            </w:rPr>
+          </w:pPr>
+          <w:r>
+            <w:fldChar w:fldCharType="begin"/>
+          </w:r>
+          <w:r>
+            <w:instrText xml:space="preserve"> TOC \o "1-3" \h \z \u </w:instrText>
+          </w:r>
+          <w:r>
+            <w:fldChar w:fldCharType="separate"/>
+          </w:r>
+          <w:hyperlink w:anchor="_Toc228902231" w:history="1">
+            <w:r>
+              <w:rPr>
+                <w:rStyle w:val="Hipervnculo"/>
+                <w:noProof/>
+              </w:rPr>
+              <w:t>Preparando el proyecto carpetas y Git</w:t>
+            </w:r>
+            <w:r>
+              <w:rPr>
+                <w:noProof/>
+                <w:webHidden/>
+              </w:rPr>
+              <w:tab/>
+            </w:r>
+            <w:r>
+              <w:rPr>
+                <w:noProof/>
+                <w:webHidden/>
+              </w:rPr>
+              <w:fldChar w:fldCharType="begin"/>
+            </w:r>
+            <w:r>
+              <w:rPr>
+                <w:noProof/>
+                <w:webHidden/>
+              </w:rPr>
+              <w:instrText xml:space="preserve"> PAGEREF _Toc228902231 \h </w:instrText>
+            </w:r>
+            <w:r>
+              <w:rPr>
+                <w:noProof/>
+                <w:webHidden/>
+              </w:rPr>
+            </w:r>
+            <w:r>
+              <w:rPr>
+                <w:noProof/>
+                <w:webHidden/>
+              </w:rPr>
+              <w:fldChar w:fldCharType="separate"/>
+            </w:r>
+            <w:r>
+              <w:rPr>
+                <w:noProof/>
+                <w:webHidden/>
+              </w:rPr>
+              <w:t>2</w:t>
+            </w:r>
+            <w:r>
+              <w:rPr>
+                <w:noProof/>
+                <w:webHidden/>
+              </w:rPr>
+              <w:fldChar w:fldCharType="end"/>
+            </w:r>
+          </w:hyperlink>
+        </w:p>
+        <w:p>
+          <w:pPr>
+            <w:pStyle w:val="TDC1"/>
+            <w:tabs>
+              <w:tab w:val="right" w:leader="dot" w:pos="8494"/>
+            </w:tabs>
+            <w:rPr>
+              <w:rFonts w:eastAsiaTheme="minorEastAsia"/>
+              <w:noProof/>
+              <w:lang w:eastAsia="es-ES"/>
+            </w:rPr>
+          </w:pPr>
+          <w:hyperlink w:anchor="_Toc228902232" w:history="1">
+            <w:r>
+              <w:rPr>
+                <w:rStyle w:val="Hipervnculo"/>
+                <w:noProof/>
+              </w:rPr>
+              <w:t>Implementado vulnerabilidades</w:t>
+            </w:r>
+            <w:r>
+              <w:rPr>
+                <w:noProof/>
+                <w:webHidden/>
+              </w:rPr>
+              <w:tab/>
+            </w:r>
+            <w:r>
+              <w:rPr>
+                <w:noProof/>
+                <w:webHidden/>
+              </w:rPr>
+              <w:fldChar w:fldCharType="begin"/>
+            </w:r>
+            <w:r>
+              <w:rPr>
+                <w:noProof/>
+                <w:webHidden/>
+              </w:rPr>
+              <w:instrText xml:space="preserve"> PAGEREF _Toc228902232 \h </w:instrText>
+            </w:r>
+            <w:r>
+              <w:rPr>
+                <w:noProof/>
+                <w:webHidden/>
+              </w:rPr>
+            </w:r>
+            <w:r>
+              <w:rPr>
+                <w:noProof/>
+                <w:webHidden/>
+              </w:rPr>
+              <w:fldChar w:fldCharType="separate"/>
+            </w:r>
+            <w:r>
+              <w:rPr>
+                <w:noProof/>
+                <w:webHidden/>
+              </w:rPr>
+              <w:t>4</w:t>
+            </w:r>
+            <w:r>
+              <w:rPr>
+                <w:noProof/>
+                <w:webHidden/>
+              </w:rPr>
+              <w:fldChar w:fldCharType="end"/>
+            </w:r>
+          </w:hyperlink>
+        </w:p>
+        <w:p>
+          <w:pPr>
+            <w:pStyle w:val="TDC2"/>
+            <w:tabs>
+              <w:tab w:val="right" w:leader="dot" w:pos="8494"/>
+            </w:tabs>
+            <w:rPr>
+              <w:rFonts w:eastAsiaTheme="minorEastAsia"/>
+              <w:noProof/>
+              <w:lang w:eastAsia="es-ES"/>
+            </w:rPr>
+          </w:pPr>
+          <w:hyperlink w:anchor="_Toc228902233" w:history="1">
+            <w:r>
+              <w:rPr>
+                <w:rStyle w:val="Hipervnculo"/>
+                <w:noProof/>
+              </w:rPr>
+              <w:t>OWASP (SQL Injection)</w:t>
+            </w:r>
+            <w:r>
+              <w:rPr>
+                <w:noProof/>
+                <w:webHidden/>
+              </w:rPr>
+              <w:tab/>
+            </w:r>
+            <w:r>
+              <w:rPr>
+                <w:noProof/>
+                <w:webHidden/>
+              </w:rPr>
+              <w:fldChar w:fldCharType="begin"/>
+            </w:r>
+            <w:r>
+              <w:rPr>
+                <w:noProof/>
+                <w:webHidden/>
+              </w:rPr>
+              <w:instrText xml:space="preserve"> PAGEREF _Toc228902233 \h </w:instrText>
+            </w:r>
+            <w:r>
+              <w:rPr>
+                <w:noProof/>
+                <w:webHidden/>
+              </w:rPr>
+            </w:r>
+            <w:r>
+              <w:rPr>
+                <w:noProof/>
+                <w:webHidden/>
+              </w:rPr>
+              <w:fldChar w:fldCharType="separate"/>
+            </w:r>
+            <w:r>
+              <w:rPr>
+                <w:noProof/>
+                <w:webHidden/>
+              </w:rPr>
+              <w:t>4</w:t>
+            </w:r>
+            <w:r>
+              <w:rPr>
+                <w:noProof/>
+                <w:webHidden/>
+              </w:rPr>
+              <w:fldChar w:fldCharType="end"/>
+            </w:r>
+          </w:hyperlink>
+        </w:p>
+        <w:p>
+          <w:pPr>
+            <w:pStyle w:val="TDC1"/>
+            <w:tabs>
+              <w:tab w:val="right" w:leader="dot" w:pos="8494"/>
+            </w:tabs>
+            <w:rPr>
+              <w:rFonts w:eastAsiaTheme="minorEastAsia"/>
+              <w:noProof/>
+              <w:lang w:eastAsia="es-ES"/>
+            </w:rPr>
+          </w:pPr>
+          <w:hyperlink w:anchor="_Toc228902234" w:history="1">
+            <w:r>
+              <w:rPr>
+                <w:rStyle w:val="Hipervnculo"/>
+                <w:noProof/>
+              </w:rPr>
+              <w:t>Configuración inicial del repositorio</w:t>
+            </w:r>
+            <w:r>
+              <w:rPr>
+                <w:noProof/>
+                <w:webHidden/>
+              </w:rPr>
+              <w:tab/>
+            </w:r>
+            <w:r>
+              <w:rPr>
+                <w:noProof/>
+                <w:webHidden/>
+              </w:rPr>
+              <w:fldChar w:fldCharType="begin"/>
+            </w:r>
+            <w:r>
+              <w:rPr>
+                <w:noProof/>
+                <w:webHidden/>
+              </w:rPr>
+              <w:instrText xml:space="preserve"> PAGEREF _Toc228902234 \h </w:instrText>
+            </w:r>
+            <w:r>
+              <w:rPr>
+                <w:noProof/>
+                <w:webHidden/>
+              </w:rPr>
+            </w:r>
+            <w:r>
+              <w:rPr>
+                <w:noProof/>
+                <w:webHidden/>
+              </w:rPr>
+              <w:fldChar w:fldCharType="separate"/>
+            </w:r>
+            <w:r>
+              <w:rPr>
+                <w:noProof/>
+                <w:webHidden/>
+              </w:rPr>
+              <w:t>6</w:t>
+            </w:r>
+            <w:r>
+              <w:rPr>
+                <w:noProof/>
+                <w:webHidden/>
+              </w:rPr>
+              <w:fldChar w:fldCharType="end"/>
+            </w:r>
+          </w:hyperlink>
+        </w:p>
+        <w:p>
+          <w:pPr>
+            <w:pStyle w:val="TDC2"/>
+            <w:tabs>
+              <w:tab w:val="right" w:leader="dot" w:pos="8494"/>
+            </w:tabs>
+            <w:rPr>
+              <w:rFonts w:eastAsiaTheme="minorEastAsia"/>
+              <w:noProof/>
+              <w:lang w:eastAsia="es-ES"/>
+            </w:rPr>
+          </w:pPr>
+          <w:hyperlink w:anchor="_Toc228902235" w:history="1">
+            <w:r>
+              <w:rPr>
+                <w:rStyle w:val="Hipervnculo"/>
+                <w:noProof/>
+              </w:rPr>
+              <w:t>XSS (Cross-Site Scripting) reflejado</w:t>
+            </w:r>
+            <w:r>
+              <w:rPr>
+                <w:noProof/>
+                <w:webHidden/>
+              </w:rPr>
+              <w:tab/>
+            </w:r>
+            <w:r>
+              <w:rPr>
+                <w:noProof/>
+                <w:webHidden/>
+              </w:rPr>
+              <w:fldChar w:fldCharType="begin"/>
+            </w:r>
+            <w:r>
+              <w:rPr>
+                <w:noProof/>
+                <w:webHidden/>
+              </w:rPr>
+              <w:instrText xml:space="preserve"> PAGEREF _Toc228902235 \h </w:instrText>
+            </w:r>
+            <w:r>
+              <w:rPr>
+                <w:noProof/>
+                <w:webHidden/>
+              </w:rPr>
+            </w:r>
+            <w:r>
+              <w:rPr>
+                <w:noProof/>
+                <w:webHidden/>
+              </w:rPr>
+              <w:fldChar w:fldCharType="separate"/>
+            </w:r>
+            <w:r>
+              <w:rPr>
+                <w:noProof/>
+                <w:webHidden/>
+              </w:rPr>
+              <w:t>6</w:t>
+            </w:r>
+            <w:r>
+              <w:rPr>
+                <w:noProof/>
+                <w:webHidden/>
+              </w:rPr>
+              <w:fldChar w:fldCharType="end"/>
+            </w:r>
+          </w:hyperlink>
+        </w:p>
+        <w:p>
+          <w:pPr>
+            <w:pStyle w:val="TDC2"/>
+            <w:tabs>
+              <w:tab w:val="right" w:leader="dot" w:pos="8494"/>
+            </w:tabs>
+            <w:rPr>
+              <w:rFonts w:eastAsiaTheme="minorEastAsia"/>
+              <w:noProof/>
+              <w:lang w:eastAsia="es-ES"/>
+            </w:rPr>
+          </w:pPr>
+          <w:hyperlink w:anchor="_Toc228902236" w:history="1">
+            <w:r>
+              <w:rPr>
+                <w:rStyle w:val="Hipervnculo"/>
+                <w:noProof/>
+              </w:rPr>
+              <w:t>Vulnerabilidad: XSS (Cross-Site Scripting) reflejado</w:t>
+            </w:r>
+            <w:r>
+              <w:rPr>
+                <w:noProof/>
+                <w:webHidden/>
+              </w:rPr>
+              <w:tab/>
+            </w:r>
+            <w:r>
+              <w:rPr>
+                <w:noProof/>
+                <w:webHidden/>
+              </w:rPr>
+              <w:fldChar w:fldCharType="begin"/>
+            </w:r>
+            <w:r>
+              <w:rPr>
+                <w:noProof/>
+                <w:webHidden/>
+              </w:rPr>
+              <w:instrText xml:space="preserve"> PAGEREF _Toc228902236 \h </w:instrText>
+            </w:r>
+            <w:r>
+              <w:rPr>
+                <w:noProof/>
+                <w:webHidden/>
+              </w:rPr>
+            </w:r>
+            <w:r>
+              <w:rPr>
+                <w:noProof/>
+                <w:webHidden/>
+              </w:rPr>
+              <w:fldChar w:fldCharType="separate"/>
+            </w:r>
+            <w:r>
+              <w:rPr>
+                <w:noProof/>
+                <w:webHidden/>
+              </w:rPr>
+              <w:t>7</w:t>
+            </w:r>
+            <w:r>
+              <w:rPr>
+                <w:noProof/>
+                <w:webHidden/>
+              </w:rPr>
+              <w:fldChar w:fldCharType="end"/>
+            </w:r>
+          </w:hyperlink>
+        </w:p>
+        <w:p>
+          <w:pPr>
+            <w:pStyle w:val="TDC2"/>
+            <w:tabs>
+              <w:tab w:val="right" w:leader="dot" w:pos="8494"/>
+            </w:tabs>
+            <w:rPr>
+              <w:rFonts w:eastAsiaTheme="minorEastAsia"/>
+              <w:noProof/>
+              <w:lang w:eastAsia="es-ES"/>
+            </w:rPr>
+          </w:pPr>
+          <w:hyperlink w:anchor="_Toc228902237" w:history="1">
+            <w:r>
+              <w:rPr>
+                <w:rStyle w:val="Hipervnculo"/>
+                <w:noProof/>
+              </w:rPr>
+              <w:t>Vulnerabilidad: XSS almacenado</w:t>
+            </w:r>
+            <w:r>
+              <w:rPr>
+                <w:noProof/>
+                <w:webHidden/>
+              </w:rPr>
+              <w:tab/>
+            </w:r>
+            <w:r>
+              <w:rPr>
+                <w:noProof/>
+                <w:webHidden/>
+              </w:rPr>
+              <w:fldChar w:fldCharType="begin"/>
+            </w:r>
+            <w:r>
+              <w:rPr>
+                <w:noProof/>
+                <w:webHidden/>
+              </w:rPr>
+              <w:instrText xml:space="preserve"> PAGEREF _Toc228902237 \h </w:instrText>
+            </w:r>
+            <w:r>
+              <w:rPr>
+                <w:noProof/>
+                <w:webHidden/>
+              </w:rPr>
+            </w:r>
+            <w:r>
+              <w:rPr>
+                <w:noProof/>
+                <w:webHidden/>
+              </w:rPr>
+              <w:fldChar w:fldCharType="separate"/>
+            </w:r>
+            <w:r>
+              <w:rPr>
+                <w:noProof/>
+                <w:webHidden/>
+              </w:rPr>
+              <w:t>8</w:t>
+            </w:r>
+            <w:r>
+              <w:rPr>
+                <w:noProof/>
+                <w:webHidden/>
+              </w:rPr>
+              <w:fldChar w:fldCharType="end"/>
+            </w:r>
+          </w:hyperlink>
+        </w:p>
+        <w:p>
+          <w:pPr>
+            <w:pStyle w:val="TDC2"/>
+            <w:tabs>
+              <w:tab w:val="right" w:leader="dot" w:pos="8494"/>
+            </w:tabs>
+            <w:rPr>
+              <w:rFonts w:eastAsiaTheme="minorEastAsia"/>
+              <w:noProof/>
+              <w:lang w:eastAsia="es-ES"/>
+            </w:rPr>
+          </w:pPr>
+          <w:hyperlink w:anchor="_Toc228902238" w:history="1">
+            <w:r>
+              <w:rPr>
+                <w:rStyle w:val="Hipervnculo"/>
+                <w:noProof/>
+              </w:rPr>
+              <w:t>Vulnerabilidad: Command Injection</w:t>
+            </w:r>
+            <w:r>
+              <w:rPr>
+                <w:noProof/>
+                <w:webHidden/>
+              </w:rPr>
+              <w:tab/>
+            </w:r>
+            <w:r>
+              <w:rPr>
+                <w:noProof/>
+                <w:webHidden/>
+              </w:rPr>
+              <w:fldChar w:fldCharType="begin"/>
+            </w:r>
+            <w:r>
+              <w:rPr>
+                <w:noProof/>
+                <w:webHidden/>
+              </w:rPr>
+              <w:instrText xml:space="preserve"> PAGEREF _Toc228902238 \h </w:instrText>
+            </w:r>
+            <w:r>
+              <w:rPr>
+                <w:noProof/>
+                <w:webHidden/>
+              </w:rPr>
+            </w:r>
+            <w:r>
+              <w:rPr>
+                <w:noProof/>
+                <w:webHidden/>
+              </w:rPr>
+              <w:fldChar w:fldCharType="separate"/>
+            </w:r>
+            <w:r>
+              <w:rPr>
+                <w:noProof/>
+                <w:webHidden/>
+              </w:rPr>
+              <w:t>9</w:t>
+            </w:r>
+            <w:r>
+              <w:rPr>
+                <w:noProof/>
+                <w:webHidden/>
+              </w:rPr>
+              <w:fldChar w:fldCharType="end"/>
+            </w:r>
+          </w:hyperlink>
+        </w:p>
+        <w:p>
+          <w:pPr>
+            <w:pStyle w:val="TDC2"/>
+            <w:tabs>
+              <w:tab w:val="right" w:leader="dot" w:pos="8494"/>
+            </w:tabs>
+            <w:rPr>
+              <w:rFonts w:eastAsiaTheme="minorEastAsia"/>
+              <w:noProof/>
+              <w:lang w:eastAsia="es-ES"/>
+            </w:rPr>
+          </w:pPr>
+          <w:hyperlink w:anchor="_Toc228902239" w:history="1">
+            <w:r>
+              <w:rPr>
+                <w:rStyle w:val="Hipervnculo"/>
+                <w:noProof/>
+              </w:rPr>
+              <w:t>Vulnerabilidad: Insecure File Upload</w:t>
+            </w:r>
+            <w:r>
+              <w:rPr>
+                <w:noProof/>
+                <w:webHidden/>
+              </w:rPr>
+              <w:tab/>
+            </w:r>
+            <w:r>
+              <w:rPr>
+                <w:noProof/>
+                <w:webHidden/>
+              </w:rPr>
+              <w:fldChar w:fldCharType="begin"/>
+            </w:r>
+            <w:r>
+              <w:rPr>
+                <w:noProof/>
+                <w:webHidden/>
+              </w:rPr>
+              <w:instrText xml:space="preserve"> PAGEREF _Toc228902239 \h </w:instrText>
+            </w:r>
+            <w:r>
+              <w:rPr>
+                <w:noProof/>
+                <w:webHidden/>
+              </w:rPr>
+            </w:r>
+            <w:r>
+              <w:rPr>
+                <w:noProof/>
+                <w:webHidden/>
+              </w:rPr>
+              <w:fldChar w:fldCharType="separate"/>
+            </w:r>
+            <w:r>
+              <w:rPr>
+                <w:noProof/>
+                <w:webHidden/>
+              </w:rPr>
+              <w:t>12</w:t>
+            </w:r>
+            <w:r>
+              <w:rPr>
+                <w:noProof/>
+                <w:webHidden/>
+              </w:rPr>
+              <w:fldChar w:fldCharType="end"/>
+            </w:r>
+          </w:hyperlink>
+        </w:p>
+        <w:p>
+          <w:pPr>
+            <w:pStyle w:val="TDC2"/>
+            <w:tabs>
+              <w:tab w:val="right" w:leader="dot" w:pos="8494"/>
+            </w:tabs>
+            <w:rPr>
+              <w:rFonts w:eastAsiaTheme="minorEastAsia"/>
+              <w:noProof/>
+              <w:lang w:eastAsia="es-ES"/>
+            </w:rPr>
+          </w:pPr>
+          <w:hyperlink w:anchor="_Toc228902240" w:history="1">
+            <w:r>
+              <w:rPr>
+                <w:rStyle w:val="Hipervnculo"/>
+                <w:noProof/>
+              </w:rPr>
+              <w:t>Vulnerabilidad: Broken Authentication</w:t>
+            </w:r>
+            <w:r>
+              <w:rPr>
+                <w:noProof/>
+                <w:webHidden/>
+              </w:rPr>
+              <w:tab/>
+            </w:r>
+            <w:r>
+              <w:rPr>
+                <w:noProof/>
+                <w:webHidden/>
+              </w:rPr>
+              <w:fldChar w:fldCharType="begin"/>
+            </w:r>
+            <w:r>
+              <w:rPr>
+                <w:noProof/>
+                <w:webHidden/>
+              </w:rPr>
+              <w:instrText xml:space="preserve"> PAGEREF _Toc228902240 \h </w:instrText>
+            </w:r>
+            <w:r>
+              <w:rPr>
+                <w:noProof/>
+                <w:webHidden/>
+              </w:rPr>
+            </w:r>
+            <w:r>
+              <w:rPr>
+                <w:noProof/>
+                <w:webHidden/>
+              </w:rPr>
+              <w:fldChar w:fldCharType="separate"/>
+            </w:r>
+            <w:r>
+              <w:rPr>
+                <w:noProof/>
+                <w:webHidden/>
+              </w:rPr>
+              <w:t>14</w:t>
+            </w:r>
+            <w:r>
+              <w:rPr>
+                <w:noProof/>
+                <w:webHidden/>
+              </w:rPr>
+              <w:fldChar w:fldCharType="end"/>
+            </w:r>
+          </w:hyperlink>
+        </w:p>
+        <w:p>
+          <w:pPr>
+            <w:pStyle w:val="TDC2"/>
+            <w:tabs>
+              <w:tab w:val="right" w:leader="dot" w:pos="8494"/>
+            </w:tabs>
+            <w:rPr>
+              <w:rFonts w:eastAsiaTheme="minorEastAsia"/>
+              <w:noProof/>
+              <w:lang w:eastAsia="es-ES"/>
+            </w:rPr>
+          </w:pPr>
+          <w:hyperlink w:anchor="_Toc228902241" w:history="1">
+            <w:r>
+              <w:rPr>
+                <w:rStyle w:val="Hipervnculo"/>
+                <w:noProof/>
+              </w:rPr>
+              <w:t>Vulnerabilidad: Security Misconfiguration</w:t>
+            </w:r>
+            <w:r>
+              <w:rPr>
+                <w:noProof/>
+                <w:webHidden/>
+              </w:rPr>
+              <w:tab/>
+            </w:r>
+            <w:r>
+              <w:rPr>
+                <w:noProof/>
+                <w:webHidden/>
+              </w:rPr>
+              <w:fldChar w:fldCharType="begin"/>
+            </w:r>
+            <w:r>
+              <w:rPr>
+                <w:noProof/>
+                <w:webHidden/>
+              </w:rPr>
+              <w:instrText xml:space="preserve"> PAGEREF _Toc228902241 \h </w:instrText>
+            </w:r>
+            <w:r>
+              <w:rPr>
+                <w:noProof/>
+                <w:webHidden/>
+              </w:rPr>
+            </w:r>
+            <w:r>
+              <w:rPr>
+                <w:noProof/>
+                <w:webHidden/>
+              </w:rPr>
+              <w:fldChar w:fldCharType="separate"/>
+            </w:r>
+            <w:r>
+              <w:rPr>
+                <w:noProof/>
+                <w:webHidden/>
+              </w:rPr>
+              <w:t>16</w:t>
+            </w:r>
+            <w:r>
+              <w:rPr>
+                <w:noProof/>
+                <w:webHidden/>
+              </w:rPr>
+              <w:fldChar w:fldCharType="end"/>
+            </w:r>
+          </w:hyperlink>
+        </w:p>
+        <w:p>
+          <w:pPr>
+            <w:pStyle w:val="TDC2"/>
+            <w:tabs>
+              <w:tab w:val="right" w:leader="dot" w:pos="8494"/>
+            </w:tabs>
+            <w:rPr>
+              <w:rFonts w:eastAsiaTheme="minorEastAsia"/>
+              <w:noProof/>
+              <w:lang w:eastAsia="es-ES"/>
+            </w:rPr>
+          </w:pPr>
+          <w:hyperlink w:anchor="_Toc228902242" w:history="1">
+            <w:r>
+              <w:rPr>
+                <w:rStyle w:val="Hipervnculo"/>
+                <w:noProof/>
+              </w:rPr>
+              <w:t>Vulnerabilidad: Sensitive Data Exposure</w:t>
+            </w:r>
+            <w:r>
+              <w:rPr>
+                <w:noProof/>
+                <w:webHidden/>
+              </w:rPr>
+              <w:tab/>
+            </w:r>
+            <w:r>
+              <w:rPr>
+                <w:noProof/>
+                <w:webHidden/>
+              </w:rPr>
+              <w:fldChar w:fldCharType="begin"/>
+            </w:r>
+            <w:r>
+              <w:rPr>
+                <w:noProof/>
+                <w:webHidden/>
+              </w:rPr>
+              <w:instrText xml:space="preserve"> PAGEREF _Toc228902242 \h </w:instrText>
+            </w:r>
+            <w:r>
+              <w:rPr>
+                <w:noProof/>
+                <w:webHidden/>
+              </w:rPr>
+            </w:r>
+            <w:r>
+              <w:rPr>
+                <w:noProof/>
+                <w:webHidden/>
+              </w:rPr>
+              <w:fldChar w:fldCharType="separate"/>
+            </w:r>
+            <w:r>
+              <w:rPr>
+                <w:noProof/>
+                <w:webHidden/>
+              </w:rPr>
+              <w:t>17</w:t>
+            </w:r>
+            <w:r>
+              <w:rPr>
+                <w:noProof/>
+                <w:webHidden/>
+              </w:rPr>
+              <w:fldChar w:fldCharType="end"/>
+            </w:r>
+          </w:hyperlink>
+        </w:p>
+        <w:p>
+          <w:pPr>
+            <w:pStyle w:val="TDC1"/>
+            <w:tabs>
+              <w:tab w:val="right" w:leader="dot" w:pos="8494"/>
+            </w:tabs>
+            <w:rPr>
+              <w:rFonts w:eastAsiaTheme="minorEastAsia"/>
+              <w:noProof/>
+              <w:lang w:eastAsia="es-ES"/>
+            </w:rPr>
+          </w:pPr>
+          <w:hyperlink w:anchor="_Toc228902243" w:history="1">
+            <w:r>
+              <w:rPr>
+                <w:rStyle w:val="Hipervnculo"/>
+                <w:noProof/>
+              </w:rPr>
+              <w:t>Estructura del proyecto y organización de carpetas</w:t>
+            </w:r>
+            <w:r>
+              <w:rPr>
+                <w:noProof/>
+                <w:webHidden/>
+              </w:rPr>
+              <w:tab/>
+            </w:r>
+            <w:r>
+              <w:rPr>
+                <w:noProof/>
+                <w:webHidden/>
+              </w:rPr>
+              <w:fldChar w:fldCharType="begin"/>
+            </w:r>
+            <w:r>
+              <w:rPr>
+                <w:noProof/>
+                <w:webHidden/>
+              </w:rPr>
+              <w:instrText xml:space="preserve"> PAGEREF _Toc228902243 \h </w:instrText>
+            </w:r>
+            <w:r>
+              <w:rPr>
+                <w:noProof/>
+                <w:webHidden/>
+              </w:rPr>
+            </w:r>
+            <w:r>
+              <w:rPr>
+                <w:noProof/>
+                <w:webHidden/>
+              </w:rPr>
+              <w:fldChar w:fldCharType="separate"/>
+            </w:r>
+            <w:r>
+              <w:rPr>
+                <w:noProof/>
+                <w:webHidden/>
+              </w:rPr>
+              <w:t>18</w:t>
+            </w:r>
+            <w:r>
+              <w:rPr>
+                <w:noProof/>
+                <w:webHidden/>
+              </w:rPr>
+              <w:fldChar w:fldCharType="end"/>
+            </w:r>
+          </w:hyperlink>
+        </w:p>
+        <w:p>
+          <w:pPr>
+            <w:pStyle w:val="TDC2"/>
+            <w:tabs>
+              <w:tab w:val="right" w:leader="dot" w:pos="8494"/>
+            </w:tabs>
+            <w:rPr>
+              <w:rFonts w:eastAsiaTheme="minorEastAsia"/>
+              <w:noProof/>
+              <w:lang w:eastAsia="es-ES"/>
+            </w:rPr>
+          </w:pPr>
+          <w:hyperlink w:anchor="_Toc228902244" w:history="1">
+            <w:r>
+              <w:rPr>
+                <w:rStyle w:val="Hipervnculo"/>
+                <w:noProof/>
+              </w:rPr>
+              <w:t>OWASP (SQL Injection)</w:t>
+            </w:r>
+            <w:r>
+              <w:rPr>
+                <w:noProof/>
+                <w:webHidden/>
+              </w:rPr>
+              <w:tab/>
+            </w:r>
+            <w:r>
+              <w:rPr>
+                <w:noProof/>
+                <w:webHidden/>
+              </w:rPr>
+              <w:fldChar w:fldCharType="begin"/>
+            </w:r>
+            <w:r>
+              <w:rPr>
+                <w:noProof/>
+                <w:webHidden/>
+              </w:rPr>
+              <w:instrText xml:space="preserve"> PAGEREF _Toc228902244 \h </w:instrText>
+            </w:r>
+            <w:r>
+              <w:rPr>
+                <w:noProof/>
+                <w:webHidden/>
+              </w:rPr>
+            </w:r>
+            <w:r>
+              <w:rPr>
+                <w:noProof/>
+                <w:webHidden/>
+              </w:rPr>
+              <w:fldChar w:fldCharType="separate"/>
+            </w:r>
+            <w:r>
+              <w:rPr>
+                <w:noProof/>
+                <w:webHidden/>
+              </w:rPr>
+              <w:t>19</w:t>
+            </w:r>
+            <w:r>
+              <w:rPr>
+                <w:noProof/>
+                <w:webHidden/>
+              </w:rPr>
+              <w:fldChar w:fldCharType="end"/>
+            </w:r>
+          </w:hyperlink>
+        </w:p>
+        <w:p>
+          <w:pPr>
+            <w:pStyle w:val="TDC1"/>
+            <w:tabs>
+              <w:tab w:val="right" w:leader="dot" w:pos="8494"/>
+            </w:tabs>
+            <w:rPr>
+              <w:rFonts w:eastAsiaTheme="minorEastAsia"/>
+              <w:noProof/>
+              <w:lang w:eastAsia="es-ES"/>
+            </w:rPr>
+          </w:pPr>
+          <w:hyperlink w:anchor="_Toc228902245" w:history="1">
+            <w:r>
+              <w:rPr>
+                <w:rStyle w:val="Hipervnculo"/>
+                <w:noProof/>
+              </w:rPr>
+              <w:t>XSS (Cross-Site Scripting) reflejado</w:t>
+            </w:r>
+            <w:r>
+              <w:rPr>
+                <w:noProof/>
+                <w:webHidden/>
+              </w:rPr>
+              <w:tab/>
+            </w:r>
+            <w:r>
+              <w:rPr>
+                <w:noProof/>
+                <w:webHidden/>
+              </w:rPr>
+              <w:fldChar w:fldCharType="begin"/>
+            </w:r>
+            <w:r>
+              <w:rPr>
+                <w:noProof/>
+                <w:webHidden/>
+              </w:rPr>
+              <w:instrText xml:space="preserve"> PAGEREF _Toc228902245 \h </w:instrText>
+            </w:r>
+            <w:r>
+              <w:rPr>
+                <w:noProof/>
+                <w:webHidden/>
+              </w:rPr>
+            </w:r>
+            <w:r>
+              <w:rPr>
+                <w:noProof/>
+                <w:webHidden/>
+              </w:rPr>
+              <w:fldChar w:fldCharType="separate"/>
+            </w:r>
+            <w:r>
+              <w:rPr>
+                <w:noProof/>
+                <w:webHidden/>
+              </w:rPr>
+              <w:t>21</w:t>
+            </w:r>
+            <w:r>
+              <w:rPr>
+                <w:noProof/>
+                <w:webHidden/>
+              </w:rPr>
+              <w:fldChar w:fldCharType="end"/>
+            </w:r>
+          </w:hyperlink>
+        </w:p>
+        <w:p>
+          <w:pPr>
+            <w:pStyle w:val="TDC1"/>
+            <w:tabs>
+              <w:tab w:val="right" w:leader="dot" w:pos="8494"/>
+            </w:tabs>
+            <w:rPr>
+              <w:rFonts w:eastAsiaTheme="minorEastAsia"/>
+              <w:noProof/>
+              <w:lang w:eastAsia="es-ES"/>
+            </w:rPr>
+          </w:pPr>
+          <w:hyperlink w:anchor="_Toc228902246" w:history="1">
+            <w:r>
+              <w:rPr>
+                <w:rStyle w:val="Hipervnculo"/>
+                <w:rFonts w:ascii="Segoe UI Emoji" w:hAnsi="Segoe UI Emoji" w:cs="Segoe UI Emoji"/>
+                <w:noProof/>
+              </w:rPr>
+              <w:t>C</w:t>
+            </w:r>
+            <w:r>
+              <w:rPr>
+                <w:rStyle w:val="Hipervnculo"/>
+                <w:noProof/>
+              </w:rPr>
+              <w:t>ommand injection</w:t>
+            </w:r>
+            <w:r>
+              <w:rPr>
+                <w:noProof/>
+                <w:webHidden/>
+              </w:rPr>
+              <w:tab/>
+            </w:r>
+            <w:r>
+              <w:rPr>
+                <w:noProof/>
+                <w:webHidden/>
+              </w:rPr>
+              <w:fldChar w:fldCharType="begin"/>
+            </w:r>
+            <w:r>
+              <w:rPr>
+                <w:noProof/>
+                <w:webHidden/>
+              </w:rPr>
+              <w:instrText xml:space="preserve"> PAGEREF _Toc228902246 \h </w:instrText>
+            </w:r>
+            <w:r>
+              <w:rPr>
+                <w:noProof/>
+                <w:webHidden/>
+              </w:rPr>
+            </w:r>
+            <w:r>
+              <w:rPr>
+                <w:noProof/>
+                <w:webHidden/>
+              </w:rPr>
+              <w:fldChar w:fldCharType="separate"/>
+            </w:r>
+            <w:r>
+              <w:rPr>
+                <w:noProof/>
+                <w:webHidden/>
+              </w:rPr>
+              <w:t>22</w:t>
+            </w:r>
+            <w:r>
+              <w:rPr>
+                <w:noProof/>
+                <w:webHidden/>
+              </w:rPr>
+              <w:fldChar w:fldCharType="end"/>
+            </w:r>
+          </w:hyperlink>
+        </w:p>
+        <w:p>
+          <w:pPr>
+            <w:pStyle w:val="TDC1"/>
+            <w:tabs>
+              <w:tab w:val="right" w:leader="dot" w:pos="8494"/>
+            </w:tabs>
+            <w:rPr>
+              <w:rFonts w:eastAsiaTheme="minorEastAsia"/>
+              <w:noProof/>
+              <w:lang w:eastAsia="es-ES"/>
+            </w:rPr>
+          </w:pPr>
+          <w:hyperlink w:anchor="_Toc228902247" w:history="1">
+            <w:r>
+              <w:rPr>
+                <w:rStyle w:val="Hipervnculo"/>
+                <w:noProof/>
+              </w:rPr>
+              <w:t>File upload</w:t>
+            </w:r>
+            <w:r>
+              <w:rPr>
+                <w:noProof/>
+                <w:webHidden/>
+              </w:rPr>
+              <w:tab/>
+            </w:r>
+            <w:r>
+              <w:rPr>
+                <w:noProof/>
+                <w:webHidden/>
+              </w:rPr>
+              <w:fldChar w:fldCharType="begin"/>
+            </w:r>
+            <w:r>
+              <w:rPr>
+                <w:noProof/>
+                <w:webHidden/>
+              </w:rPr>
+              <w:instrText xml:space="preserve"> PAGEREF _Toc228902247 \h </w:instrText>
+            </w:r>
+            <w:r>
+              <w:rPr>
+                <w:noProof/>
+                <w:webHidden/>
+              </w:rPr>
+            </w:r>
+            <w:r>
+              <w:rPr>
+                <w:noProof/>
+                <w:webHidden/>
+              </w:rPr>
+              <w:fldChar w:fldCharType="separate"/>
+            </w:r>
+            <w:r>
+              <w:rPr>
+                <w:noProof/>
+                <w:webHidden/>
+              </w:rPr>
+              <w:t>23</w:t>
+            </w:r>
+            <w:r>
+              <w:rPr>
+                <w:noProof/>
+                <w:webHidden/>
+              </w:rPr>
+              <w:fldChar w:fldCharType="end"/>
+            </w:r>
+          </w:hyperlink>
+        </w:p>
+        <w:p>
+          <w:pPr>
+            <w:pStyle w:val="TDC1"/>
+            <w:tabs>
+              <w:tab w:val="right" w:leader="dot" w:pos="8494"/>
+            </w:tabs>
+            <w:rPr>
+              <w:rFonts w:eastAsiaTheme="minorEastAsia"/>
+              <w:noProof/>
+              <w:lang w:eastAsia="es-ES"/>
+            </w:rPr>
+          </w:pPr>
+          <w:hyperlink w:anchor="_Toc228902248" w:history="1">
+            <w:r>
+              <w:rPr>
+                <w:rStyle w:val="Hipervnculo"/>
+                <w:noProof/>
+              </w:rPr>
+              <w:t>Broken Authentication</w:t>
+            </w:r>
+            <w:r>
+              <w:rPr>
+                <w:noProof/>
+                <w:webHidden/>
+              </w:rPr>
+              <w:tab/>
+            </w:r>
+            <w:r>
+              <w:rPr>
+                <w:noProof/>
+                <w:webHidden/>
+              </w:rPr>
+              <w:fldChar w:fldCharType="begin"/>
+            </w:r>
+            <w:r>
+              <w:rPr>
+                <w:noProof/>
+                <w:webHidden/>
+              </w:rPr>
+              <w:instrText xml:space="preserve"> PAGEREF _Toc228902248 \h </w:instrText>
+            </w:r>
+            <w:r>
+              <w:rPr>
+                <w:noProof/>
+                <w:webHidden/>
+              </w:rPr>
+            </w:r>
+            <w:r>
+              <w:rPr>
+                <w:noProof/>
+                <w:webHidden/>
+              </w:rPr>
+              <w:fldChar w:fldCharType="separate"/>
+            </w:r>
+            <w:r>
+              <w:rPr>
+                <w:noProof/>
+                <w:webHidden/>
+              </w:rPr>
+              <w:t>25</w:t>
+            </w:r>
+            <w:r>
+              <w:rPr>
+                <w:noProof/>
+                <w:webHidden/>
+              </w:rPr>
+              <w:fldChar w:fldCharType="end"/>
+            </w:r>
+          </w:hyperlink>
+        </w:p>
+        <w:p>
+          <w:pPr>
+            <w:jc w:val="both"/>
+          </w:pPr>
+          <w:r>
+            <w:rPr>
+              <w:b/>
+              <w:bCs/>
+            </w:rPr>
+            <w:fldChar w:fldCharType="end"/>
+          </w:r>
+        </w:p>
+      </w:sdtContent>
+    </w:sdt>
+    <w:p>
+      <w:pPr>
+        <w:jc w:val="both"/>
+      </w:pPr>
+    </w:p>
+    <w:p>
+      <w:pPr>
+        <w:jc w:val="both"/>
+      </w:pPr>
+    </w:p>
+    <w:p>
+      <w:pPr>
+        <w:jc w:val="both"/>
+      </w:pPr>
+    </w:p>
+    <w:p>
+      <w:pPr>
+        <w:jc w:val="both"/>
+      </w:pPr>
+      <w:r>
+        <w:br w:type="page"/>
+      </w:r>
+    </w:p>
+    <w:p>
+      <w:pPr>
+        <w:pStyle w:val="Ttulo1"/>
+      </w:pPr>
       <w:r>
         <w:lastRenderedPageBreak/>
-        <w:t>Índice</w:t>
-      </w:r>
-    </w:p>
-    <w:p/>
-    <w:p/>
-    <w:p/>
-    <w:p>
-      <w:r>
-        <w:br w:type="page"/>
+        <w:t>Introducción</w:t>
+      </w:r>
+    </w:p>
+    <w:p>
+      <w:r>
+        <w:t>En est</w:t>
+      </w:r>
+      <w:r>
+        <w:t>a tarea</w:t>
+      </w:r>
+      <w:r>
+        <w:t xml:space="preserve"> se ha desarrollado una aplicación web basada en Node.js y Express, inspirada en </w:t>
+      </w:r>
+      <w:proofErr w:type="spellStart"/>
+      <w:r>
+        <w:t>Damn</w:t>
+      </w:r>
+      <w:proofErr w:type="spellEnd"/>
+      <w:r>
+        <w:t xml:space="preserve"> Vulnerable Web </w:t>
+      </w:r>
+      <w:proofErr w:type="spellStart"/>
+      <w:r>
+        <w:t>Application</w:t>
+      </w:r>
+      <w:proofErr w:type="spellEnd"/>
+      <w:r>
+        <w:t xml:space="preserve"> (DVWA).</w:t>
+      </w:r>
+    </w:p>
+    <w:p>
+      <w:r>
+        <w:t>El objetivo ha sido implementar vulnerabilidades reales del OWASP Top 10 junto con su correspondiente versión segura, permitiendo analizar su funcionamiento y su mitigación mediante buenas prácticas de desarrollo seguro.</w:t>
       </w:r>
     </w:p>
     <w:p>
@@ -550,7 +1967,879 @@
         <w:pStyle w:val="Ttulo1"/>
       </w:pPr>
       <w:r>
-        <w:lastRenderedPageBreak/>
+        <w:t>Tabla comparativa de vulnerabilidades</w:t>
+      </w:r>
+    </w:p>
+    <w:p>
+      <w:pPr>
+        <w:jc w:val="both"/>
+      </w:pPr>
+    </w:p>
+    <w:tbl>
+      <w:tblPr>
+        <w:tblStyle w:val="Tabladelista3-nfasis5"/>
+        <w:tblW w:w="0" w:type="auto"/>
+        <w:jc w:val="center"/>
+        <w:tblLook w:val="04A0" w:firstRow="1" w:lastRow="0" w:firstColumn="1" w:lastColumn="0" w:noHBand="0" w:noVBand="1"/>
+      </w:tblPr>
+      <w:tblGrid>
+        <w:gridCol w:w="2341"/>
+        <w:gridCol w:w="3415"/>
+        <w:gridCol w:w="2594"/>
+      </w:tblGrid>
+      <w:tr>
+        <w:trPr>
+          <w:cnfStyle w:val="100000000000" w:firstRow="1" w:lastRow="0" w:firstColumn="0" w:lastColumn="0" w:oddVBand="0" w:evenVBand="0" w:oddHBand="0" w:evenHBand="0" w:firstRowFirstColumn="0" w:firstRowLastColumn="0" w:lastRowFirstColumn="0" w:lastRowLastColumn="0"/>
+          <w:jc w:val="center"/>
+        </w:trPr>
+        <w:tc>
+          <w:tcPr>
+            <w:cnfStyle w:val="001000000100" w:firstRow="0" w:lastRow="0" w:firstColumn="1" w:lastColumn="0" w:oddVBand="0" w:evenVBand="0" w:oddHBand="0" w:evenHBand="0" w:firstRowFirstColumn="1" w:firstRowLastColumn="0" w:lastRowFirstColumn="0" w:lastRowLastColumn="0"/>
+            <w:tcW w:w="0" w:type="auto"/>
+            <w:vAlign w:val="center"/>
+            <w:hideMark/>
+          </w:tcPr>
+          <w:p>
+            <w:pPr>
+              <w:spacing w:after="160" w:line="278" w:lineRule="auto"/>
+              <w:jc w:val="center"/>
+              <w:rPr>
+                <w:sz w:val="20"/>
+                <w:szCs w:val="20"/>
+              </w:rPr>
+            </w:pPr>
+            <w:r>
+              <w:rPr>
+                <w:sz w:val="20"/>
+                <w:szCs w:val="20"/>
+              </w:rPr>
+              <w:t>Vulnerabilidad</w:t>
+            </w:r>
+          </w:p>
+        </w:tc>
+        <w:tc>
+          <w:tcPr>
+            <w:tcW w:w="0" w:type="auto"/>
+            <w:vAlign w:val="center"/>
+            <w:hideMark/>
+          </w:tcPr>
+          <w:p>
+            <w:pPr>
+              <w:spacing w:after="160" w:line="278" w:lineRule="auto"/>
+              <w:jc w:val="center"/>
+              <w:cnfStyle w:val="100000000000" w:firstRow="1" w:lastRow="0" w:firstColumn="0" w:lastColumn="0" w:oddVBand="0" w:evenVBand="0" w:oddHBand="0" w:evenHBand="0" w:firstRowFirstColumn="0" w:firstRowLastColumn="0" w:lastRowFirstColumn="0" w:lastRowLastColumn="0"/>
+              <w:rPr>
+                <w:sz w:val="20"/>
+                <w:szCs w:val="20"/>
+              </w:rPr>
+            </w:pPr>
+            <w:r>
+              <w:rPr>
+                <w:sz w:val="20"/>
+                <w:szCs w:val="20"/>
+              </w:rPr>
+              <w:t>Versión vulnerable</w:t>
+            </w:r>
+          </w:p>
+        </w:tc>
+        <w:tc>
+          <w:tcPr>
+            <w:tcW w:w="0" w:type="auto"/>
+            <w:vAlign w:val="center"/>
+            <w:hideMark/>
+          </w:tcPr>
+          <w:p>
+            <w:pPr>
+              <w:spacing w:after="160" w:line="278" w:lineRule="auto"/>
+              <w:jc w:val="center"/>
+              <w:cnfStyle w:val="100000000000" w:firstRow="1" w:lastRow="0" w:firstColumn="0" w:lastColumn="0" w:oddVBand="0" w:evenVBand="0" w:oddHBand="0" w:evenHBand="0" w:firstRowFirstColumn="0" w:firstRowLastColumn="0" w:lastRowFirstColumn="0" w:lastRowLastColumn="0"/>
+              <w:rPr>
+                <w:sz w:val="20"/>
+                <w:szCs w:val="20"/>
+              </w:rPr>
+            </w:pPr>
+            <w:r>
+              <w:rPr>
+                <w:sz w:val="20"/>
+                <w:szCs w:val="20"/>
+              </w:rPr>
+              <w:t>Versión segura</w:t>
+            </w:r>
+          </w:p>
+        </w:tc>
+      </w:tr>
+      <w:tr>
+        <w:trPr>
+          <w:cnfStyle w:val="000000100000" w:firstRow="0" w:lastRow="0" w:firstColumn="0" w:lastColumn="0" w:oddVBand="0" w:evenVBand="0" w:oddHBand="1" w:evenHBand="0" w:firstRowFirstColumn="0" w:firstRowLastColumn="0" w:lastRowFirstColumn="0" w:lastRowLastColumn="0"/>
+          <w:jc w:val="center"/>
+        </w:trPr>
+        <w:tc>
+          <w:tcPr>
+            <w:cnfStyle w:val="001000000000" w:firstRow="0" w:lastRow="0" w:firstColumn="1" w:lastColumn="0" w:oddVBand="0" w:evenVBand="0" w:oddHBand="0" w:evenHBand="0" w:firstRowFirstColumn="0" w:firstRowLastColumn="0" w:lastRowFirstColumn="0" w:lastRowLastColumn="0"/>
+            <w:tcW w:w="0" w:type="auto"/>
+            <w:vAlign w:val="center"/>
+            <w:hideMark/>
+          </w:tcPr>
+          <w:p>
+            <w:pPr>
+              <w:spacing w:after="160" w:line="278" w:lineRule="auto"/>
+              <w:jc w:val="both"/>
+              <w:rPr>
+                <w:sz w:val="20"/>
+                <w:szCs w:val="20"/>
+              </w:rPr>
+            </w:pPr>
+            <w:r>
+              <w:rPr>
+                <w:sz w:val="20"/>
+                <w:szCs w:val="20"/>
+              </w:rPr>
+              <w:t xml:space="preserve">SQL </w:t>
+            </w:r>
+            <w:proofErr w:type="spellStart"/>
+            <w:r>
+              <w:rPr>
+                <w:sz w:val="20"/>
+                <w:szCs w:val="20"/>
+              </w:rPr>
+              <w:t>Injection</w:t>
+            </w:r>
+            <w:proofErr w:type="spellEnd"/>
+          </w:p>
+        </w:tc>
+        <w:tc>
+          <w:tcPr>
+            <w:tcW w:w="0" w:type="auto"/>
+            <w:vAlign w:val="center"/>
+            <w:hideMark/>
+          </w:tcPr>
+          <w:p>
+            <w:pPr>
+              <w:spacing w:after="160" w:line="278" w:lineRule="auto"/>
+              <w:jc w:val="both"/>
+              <w:cnfStyle w:val="000000100000" w:firstRow="0" w:lastRow="0" w:firstColumn="0" w:lastColumn="0" w:oddVBand="0" w:evenVBand="0" w:oddHBand="1" w:evenHBand="0" w:firstRowFirstColumn="0" w:firstRowLastColumn="0" w:lastRowFirstColumn="0" w:lastRowLastColumn="0"/>
+              <w:rPr>
+                <w:sz w:val="20"/>
+                <w:szCs w:val="20"/>
+              </w:rPr>
+            </w:pPr>
+            <w:r>
+              <w:rPr>
+                <w:sz w:val="20"/>
+                <w:szCs w:val="20"/>
+              </w:rPr>
+              <w:t xml:space="preserve">Consulta </w:t>
+            </w:r>
+            <w:r>
+              <w:rPr>
+                <w:sz w:val="20"/>
+                <w:szCs w:val="20"/>
+              </w:rPr>
+              <w:t>formada</w:t>
+            </w:r>
+            <w:r>
+              <w:rPr>
+                <w:sz w:val="20"/>
+                <w:szCs w:val="20"/>
+              </w:rPr>
+              <w:t xml:space="preserve"> con input del usuario</w:t>
+            </w:r>
+          </w:p>
+        </w:tc>
+        <w:tc>
+          <w:tcPr>
+            <w:tcW w:w="0" w:type="auto"/>
+            <w:vAlign w:val="center"/>
+            <w:hideMark/>
+          </w:tcPr>
+          <w:p>
+            <w:pPr>
+              <w:spacing w:after="160" w:line="278" w:lineRule="auto"/>
+              <w:jc w:val="both"/>
+              <w:cnfStyle w:val="000000100000" w:firstRow="0" w:lastRow="0" w:firstColumn="0" w:lastColumn="0" w:oddVBand="0" w:evenVBand="0" w:oddHBand="1" w:evenHBand="0" w:firstRowFirstColumn="0" w:firstRowLastColumn="0" w:lastRowFirstColumn="0" w:lastRowLastColumn="0"/>
+              <w:rPr>
+                <w:sz w:val="20"/>
+                <w:szCs w:val="20"/>
+              </w:rPr>
+            </w:pPr>
+            <w:r>
+              <w:rPr>
+                <w:sz w:val="20"/>
+                <w:szCs w:val="20"/>
+              </w:rPr>
+              <w:t>Validación de credenciales</w:t>
+            </w:r>
+          </w:p>
+        </w:tc>
+      </w:tr>
+      <w:tr>
+        <w:trPr>
+          <w:jc w:val="center"/>
+        </w:trPr>
+        <w:tc>
+          <w:tcPr>
+            <w:cnfStyle w:val="001000000000" w:firstRow="0" w:lastRow="0" w:firstColumn="1" w:lastColumn="0" w:oddVBand="0" w:evenVBand="0" w:oddHBand="0" w:evenHBand="0" w:firstRowFirstColumn="0" w:firstRowLastColumn="0" w:lastRowFirstColumn="0" w:lastRowLastColumn="0"/>
+            <w:tcW w:w="0" w:type="auto"/>
+            <w:vAlign w:val="center"/>
+            <w:hideMark/>
+          </w:tcPr>
+          <w:p>
+            <w:pPr>
+              <w:spacing w:after="160" w:line="278" w:lineRule="auto"/>
+              <w:jc w:val="both"/>
+              <w:rPr>
+                <w:sz w:val="20"/>
+                <w:szCs w:val="20"/>
+              </w:rPr>
+            </w:pPr>
+            <w:r>
+              <w:rPr>
+                <w:sz w:val="20"/>
+                <w:szCs w:val="20"/>
+              </w:rPr>
+              <w:t>XSS reflejado</w:t>
+            </w:r>
+          </w:p>
+        </w:tc>
+        <w:tc>
+          <w:tcPr>
+            <w:tcW w:w="0" w:type="auto"/>
+            <w:vAlign w:val="center"/>
+            <w:hideMark/>
+          </w:tcPr>
+          <w:p>
+            <w:pPr>
+              <w:spacing w:after="160" w:line="278" w:lineRule="auto"/>
+              <w:jc w:val="both"/>
+              <w:cnfStyle w:val="000000000000" w:firstRow="0" w:lastRow="0" w:firstColumn="0" w:lastColumn="0" w:oddVBand="0" w:evenVBand="0" w:oddHBand="0" w:evenHBand="0" w:firstRowFirstColumn="0" w:firstRowLastColumn="0" w:lastRowFirstColumn="0" w:lastRowLastColumn="0"/>
+              <w:rPr>
+                <w:sz w:val="20"/>
+                <w:szCs w:val="20"/>
+              </w:rPr>
+            </w:pPr>
+            <w:r>
+              <w:rPr>
+                <w:sz w:val="20"/>
+                <w:szCs w:val="20"/>
+              </w:rPr>
+              <w:t xml:space="preserve">Entrada sin </w:t>
+            </w:r>
+            <w:proofErr w:type="spellStart"/>
+            <w:r>
+              <w:rPr>
+                <w:sz w:val="20"/>
+                <w:szCs w:val="20"/>
+              </w:rPr>
+              <w:t>sanitizar</w:t>
+            </w:r>
+            <w:proofErr w:type="spellEnd"/>
+          </w:p>
+        </w:tc>
+        <w:tc>
+          <w:tcPr>
+            <w:tcW w:w="0" w:type="auto"/>
+            <w:vAlign w:val="center"/>
+            <w:hideMark/>
+          </w:tcPr>
+          <w:p>
+            <w:pPr>
+              <w:spacing w:after="160" w:line="278" w:lineRule="auto"/>
+              <w:jc w:val="both"/>
+              <w:cnfStyle w:val="000000000000" w:firstRow="0" w:lastRow="0" w:firstColumn="0" w:lastColumn="0" w:oddVBand="0" w:evenVBand="0" w:oddHBand="0" w:evenHBand="0" w:firstRowFirstColumn="0" w:firstRowLastColumn="0" w:lastRowFirstColumn="0" w:lastRowLastColumn="0"/>
+              <w:rPr>
+                <w:sz w:val="20"/>
+                <w:szCs w:val="20"/>
+              </w:rPr>
+            </w:pPr>
+            <w:proofErr w:type="spellStart"/>
+            <w:r>
+              <w:rPr>
+                <w:sz w:val="20"/>
+                <w:szCs w:val="20"/>
+              </w:rPr>
+              <w:t>escapeHTML</w:t>
+            </w:r>
+            <w:proofErr w:type="spellEnd"/>
+          </w:p>
+        </w:tc>
+      </w:tr>
+      <w:tr>
+        <w:trPr>
+          <w:cnfStyle w:val="000000100000" w:firstRow="0" w:lastRow="0" w:firstColumn="0" w:lastColumn="0" w:oddVBand="0" w:evenVBand="0" w:oddHBand="1" w:evenHBand="0" w:firstRowFirstColumn="0" w:firstRowLastColumn="0" w:lastRowFirstColumn="0" w:lastRowLastColumn="0"/>
+          <w:jc w:val="center"/>
+        </w:trPr>
+        <w:tc>
+          <w:tcPr>
+            <w:cnfStyle w:val="001000000000" w:firstRow="0" w:lastRow="0" w:firstColumn="1" w:lastColumn="0" w:oddVBand="0" w:evenVBand="0" w:oddHBand="0" w:evenHBand="0" w:firstRowFirstColumn="0" w:firstRowLastColumn="0" w:lastRowFirstColumn="0" w:lastRowLastColumn="0"/>
+            <w:tcW w:w="0" w:type="auto"/>
+            <w:vAlign w:val="center"/>
+            <w:hideMark/>
+          </w:tcPr>
+          <w:p>
+            <w:pPr>
+              <w:spacing w:after="160" w:line="278" w:lineRule="auto"/>
+              <w:jc w:val="both"/>
+              <w:rPr>
+                <w:sz w:val="20"/>
+                <w:szCs w:val="20"/>
+              </w:rPr>
+            </w:pPr>
+            <w:r>
+              <w:rPr>
+                <w:sz w:val="20"/>
+                <w:szCs w:val="20"/>
+              </w:rPr>
+              <w:t>XSS almacenado</w:t>
+            </w:r>
+          </w:p>
+        </w:tc>
+        <w:tc>
+          <w:tcPr>
+            <w:tcW w:w="0" w:type="auto"/>
+            <w:vAlign w:val="center"/>
+            <w:hideMark/>
+          </w:tcPr>
+          <w:p>
+            <w:pPr>
+              <w:spacing w:after="160" w:line="278" w:lineRule="auto"/>
+              <w:jc w:val="both"/>
+              <w:cnfStyle w:val="000000100000" w:firstRow="0" w:lastRow="0" w:firstColumn="0" w:lastColumn="0" w:oddVBand="0" w:evenVBand="0" w:oddHBand="1" w:evenHBand="0" w:firstRowFirstColumn="0" w:firstRowLastColumn="0" w:lastRowFirstColumn="0" w:lastRowLastColumn="0"/>
+              <w:rPr>
+                <w:sz w:val="20"/>
+                <w:szCs w:val="20"/>
+              </w:rPr>
+            </w:pPr>
+            <w:r>
+              <w:rPr>
+                <w:sz w:val="20"/>
+                <w:szCs w:val="20"/>
+              </w:rPr>
+              <w:t>Datos guardados sin filtrar</w:t>
+            </w:r>
+          </w:p>
+        </w:tc>
+        <w:tc>
+          <w:tcPr>
+            <w:tcW w:w="0" w:type="auto"/>
+            <w:vAlign w:val="center"/>
+            <w:hideMark/>
+          </w:tcPr>
+          <w:p>
+            <w:pPr>
+              <w:spacing w:after="160" w:line="278" w:lineRule="auto"/>
+              <w:jc w:val="both"/>
+              <w:cnfStyle w:val="000000100000" w:firstRow="0" w:lastRow="0" w:firstColumn="0" w:lastColumn="0" w:oddVBand="0" w:evenVBand="0" w:oddHBand="1" w:evenHBand="0" w:firstRowFirstColumn="0" w:firstRowLastColumn="0" w:lastRowFirstColumn="0" w:lastRowLastColumn="0"/>
+              <w:rPr>
+                <w:sz w:val="20"/>
+                <w:szCs w:val="20"/>
+              </w:rPr>
+            </w:pPr>
+            <w:r>
+              <w:rPr>
+                <w:sz w:val="20"/>
+                <w:szCs w:val="20"/>
+              </w:rPr>
+              <w:t>Sanitización antes de guardar</w:t>
+            </w:r>
+          </w:p>
+        </w:tc>
+      </w:tr>
+      <w:tr>
+        <w:trPr>
+          <w:jc w:val="center"/>
+        </w:trPr>
+        <w:tc>
+          <w:tcPr>
+            <w:cnfStyle w:val="001000000000" w:firstRow="0" w:lastRow="0" w:firstColumn="1" w:lastColumn="0" w:oddVBand="0" w:evenVBand="0" w:oddHBand="0" w:evenHBand="0" w:firstRowFirstColumn="0" w:firstRowLastColumn="0" w:lastRowFirstColumn="0" w:lastRowLastColumn="0"/>
+            <w:tcW w:w="0" w:type="auto"/>
+            <w:vAlign w:val="center"/>
+            <w:hideMark/>
+          </w:tcPr>
+          <w:p>
+            <w:pPr>
+              <w:spacing w:after="160" w:line="278" w:lineRule="auto"/>
+              <w:jc w:val="both"/>
+              <w:rPr>
+                <w:sz w:val="20"/>
+                <w:szCs w:val="20"/>
+              </w:rPr>
+            </w:pPr>
+            <w:proofErr w:type="spellStart"/>
+            <w:r>
+              <w:rPr>
+                <w:sz w:val="20"/>
+                <w:szCs w:val="20"/>
+              </w:rPr>
+              <w:t>Command</w:t>
+            </w:r>
+            <w:proofErr w:type="spellEnd"/>
+            <w:r>
+              <w:rPr>
+                <w:sz w:val="20"/>
+                <w:szCs w:val="20"/>
+              </w:rPr>
+              <w:t xml:space="preserve"> </w:t>
+            </w:r>
+            <w:proofErr w:type="spellStart"/>
+            <w:r>
+              <w:rPr>
+                <w:sz w:val="20"/>
+                <w:szCs w:val="20"/>
+              </w:rPr>
+              <w:t>Injection</w:t>
+            </w:r>
+            <w:proofErr w:type="spellEnd"/>
+          </w:p>
+        </w:tc>
+        <w:tc>
+          <w:tcPr>
+            <w:tcW w:w="0" w:type="auto"/>
+            <w:vAlign w:val="center"/>
+            <w:hideMark/>
+          </w:tcPr>
+          <w:p>
+            <w:pPr>
+              <w:spacing w:after="160" w:line="278" w:lineRule="auto"/>
+              <w:jc w:val="both"/>
+              <w:cnfStyle w:val="000000000000" w:firstRow="0" w:lastRow="0" w:firstColumn="0" w:lastColumn="0" w:oddVBand="0" w:evenVBand="0" w:oddHBand="0" w:evenHBand="0" w:firstRowFirstColumn="0" w:firstRowLastColumn="0" w:lastRowFirstColumn="0" w:lastRowLastColumn="0"/>
+              <w:rPr>
+                <w:sz w:val="20"/>
+                <w:szCs w:val="20"/>
+              </w:rPr>
+            </w:pPr>
+            <w:proofErr w:type="spellStart"/>
+            <w:r>
+              <w:rPr>
+                <w:sz w:val="20"/>
+                <w:szCs w:val="20"/>
+              </w:rPr>
+              <w:t>exec</w:t>
+            </w:r>
+            <w:proofErr w:type="spellEnd"/>
+            <w:r>
+              <w:rPr>
+                <w:sz w:val="20"/>
+                <w:szCs w:val="20"/>
+              </w:rPr>
+              <w:t xml:space="preserve"> con input directo</w:t>
+            </w:r>
+          </w:p>
+        </w:tc>
+        <w:tc>
+          <w:tcPr>
+            <w:tcW w:w="0" w:type="auto"/>
+            <w:vAlign w:val="center"/>
+            <w:hideMark/>
+          </w:tcPr>
+          <w:p>
+            <w:pPr>
+              <w:spacing w:after="160" w:line="278" w:lineRule="auto"/>
+              <w:jc w:val="both"/>
+              <w:cnfStyle w:val="000000000000" w:firstRow="0" w:lastRow="0" w:firstColumn="0" w:lastColumn="0" w:oddVBand="0" w:evenVBand="0" w:oddHBand="0" w:evenHBand="0" w:firstRowFirstColumn="0" w:firstRowLastColumn="0" w:lastRowFirstColumn="0" w:lastRowLastColumn="0"/>
+              <w:rPr>
+                <w:sz w:val="20"/>
+                <w:szCs w:val="20"/>
+              </w:rPr>
+            </w:pPr>
+            <w:r>
+              <w:rPr>
+                <w:sz w:val="20"/>
+                <w:szCs w:val="20"/>
+              </w:rPr>
+              <w:t xml:space="preserve">Validación con </w:t>
+            </w:r>
+            <w:proofErr w:type="spellStart"/>
+            <w:r>
+              <w:rPr>
+                <w:sz w:val="20"/>
+                <w:szCs w:val="20"/>
+              </w:rPr>
+              <w:t>regex</w:t>
+            </w:r>
+            <w:proofErr w:type="spellEnd"/>
+          </w:p>
+        </w:tc>
+      </w:tr>
+      <w:tr>
+        <w:trPr>
+          <w:cnfStyle w:val="000000100000" w:firstRow="0" w:lastRow="0" w:firstColumn="0" w:lastColumn="0" w:oddVBand="0" w:evenVBand="0" w:oddHBand="1" w:evenHBand="0" w:firstRowFirstColumn="0" w:firstRowLastColumn="0" w:lastRowFirstColumn="0" w:lastRowLastColumn="0"/>
+          <w:jc w:val="center"/>
+        </w:trPr>
+        <w:tc>
+          <w:tcPr>
+            <w:cnfStyle w:val="001000000000" w:firstRow="0" w:lastRow="0" w:firstColumn="1" w:lastColumn="0" w:oddVBand="0" w:evenVBand="0" w:oddHBand="0" w:evenHBand="0" w:firstRowFirstColumn="0" w:firstRowLastColumn="0" w:lastRowFirstColumn="0" w:lastRowLastColumn="0"/>
+            <w:tcW w:w="0" w:type="auto"/>
+            <w:vAlign w:val="center"/>
+            <w:hideMark/>
+          </w:tcPr>
+          <w:p>
+            <w:pPr>
+              <w:spacing w:after="160" w:line="278" w:lineRule="auto"/>
+              <w:jc w:val="both"/>
+              <w:rPr>
+                <w:sz w:val="20"/>
+                <w:szCs w:val="20"/>
+              </w:rPr>
+            </w:pPr>
+            <w:r>
+              <w:rPr>
+                <w:sz w:val="20"/>
+                <w:szCs w:val="20"/>
+              </w:rPr>
+              <w:t xml:space="preserve">File </w:t>
+            </w:r>
+            <w:proofErr w:type="spellStart"/>
+            <w:r>
+              <w:rPr>
+                <w:sz w:val="20"/>
+                <w:szCs w:val="20"/>
+              </w:rPr>
+              <w:t>Upload</w:t>
+            </w:r>
+            <w:proofErr w:type="spellEnd"/>
+          </w:p>
+        </w:tc>
+        <w:tc>
+          <w:tcPr>
+            <w:tcW w:w="0" w:type="auto"/>
+            <w:vAlign w:val="center"/>
+            <w:hideMark/>
+          </w:tcPr>
+          <w:p>
+            <w:pPr>
+              <w:spacing w:after="160" w:line="278" w:lineRule="auto"/>
+              <w:jc w:val="both"/>
+              <w:cnfStyle w:val="000000100000" w:firstRow="0" w:lastRow="0" w:firstColumn="0" w:lastColumn="0" w:oddVBand="0" w:evenVBand="0" w:oddHBand="1" w:evenHBand="0" w:firstRowFirstColumn="0" w:firstRowLastColumn="0" w:lastRowFirstColumn="0" w:lastRowLastColumn="0"/>
+              <w:rPr>
+                <w:sz w:val="20"/>
+                <w:szCs w:val="20"/>
+              </w:rPr>
+            </w:pPr>
+            <w:r>
+              <w:rPr>
+                <w:sz w:val="20"/>
+                <w:szCs w:val="20"/>
+              </w:rPr>
+              <w:t>Sin control de tipo</w:t>
+            </w:r>
+          </w:p>
+        </w:tc>
+        <w:tc>
+          <w:tcPr>
+            <w:tcW w:w="0" w:type="auto"/>
+            <w:vAlign w:val="center"/>
+            <w:hideMark/>
+          </w:tcPr>
+          <w:p>
+            <w:pPr>
+              <w:spacing w:after="160" w:line="278" w:lineRule="auto"/>
+              <w:jc w:val="both"/>
+              <w:cnfStyle w:val="000000100000" w:firstRow="0" w:lastRow="0" w:firstColumn="0" w:lastColumn="0" w:oddVBand="0" w:evenVBand="0" w:oddHBand="1" w:evenHBand="0" w:firstRowFirstColumn="0" w:firstRowLastColumn="0" w:lastRowFirstColumn="0" w:lastRowLastColumn="0"/>
+              <w:rPr>
+                <w:sz w:val="20"/>
+                <w:szCs w:val="20"/>
+              </w:rPr>
+            </w:pPr>
+            <w:r>
+              <w:rPr>
+                <w:sz w:val="20"/>
+                <w:szCs w:val="20"/>
+              </w:rPr>
+              <w:t>Filtro MIME y tamaño</w:t>
+            </w:r>
+          </w:p>
+        </w:tc>
+      </w:tr>
+      <w:tr>
+        <w:trPr>
+          <w:jc w:val="center"/>
+        </w:trPr>
+        <w:tc>
+          <w:tcPr>
+            <w:cnfStyle w:val="001000000000" w:firstRow="0" w:lastRow="0" w:firstColumn="1" w:lastColumn="0" w:oddVBand="0" w:evenVBand="0" w:oddHBand="0" w:evenHBand="0" w:firstRowFirstColumn="0" w:firstRowLastColumn="0" w:lastRowFirstColumn="0" w:lastRowLastColumn="0"/>
+            <w:tcW w:w="0" w:type="auto"/>
+            <w:vAlign w:val="center"/>
+            <w:hideMark/>
+          </w:tcPr>
+          <w:p>
+            <w:pPr>
+              <w:spacing w:after="160" w:line="278" w:lineRule="auto"/>
+              <w:jc w:val="both"/>
+              <w:rPr>
+                <w:sz w:val="20"/>
+                <w:szCs w:val="20"/>
+              </w:rPr>
+            </w:pPr>
+            <w:proofErr w:type="spellStart"/>
+            <w:r>
+              <w:rPr>
+                <w:sz w:val="20"/>
+                <w:szCs w:val="20"/>
+              </w:rPr>
+              <w:t>Broken</w:t>
+            </w:r>
+            <w:proofErr w:type="spellEnd"/>
+            <w:r>
+              <w:rPr>
+                <w:sz w:val="20"/>
+                <w:szCs w:val="20"/>
+              </w:rPr>
+              <w:t xml:space="preserve"> </w:t>
+            </w:r>
+            <w:proofErr w:type="spellStart"/>
+            <w:r>
+              <w:rPr>
+                <w:sz w:val="20"/>
+                <w:szCs w:val="20"/>
+              </w:rPr>
+              <w:t>Authentication</w:t>
+            </w:r>
+            <w:proofErr w:type="spellEnd"/>
+          </w:p>
+        </w:tc>
+        <w:tc>
+          <w:tcPr>
+            <w:tcW w:w="0" w:type="auto"/>
+            <w:vAlign w:val="center"/>
+            <w:hideMark/>
+          </w:tcPr>
+          <w:p>
+            <w:pPr>
+              <w:spacing w:after="160" w:line="278" w:lineRule="auto"/>
+              <w:jc w:val="both"/>
+              <w:cnfStyle w:val="000000000000" w:firstRow="0" w:lastRow="0" w:firstColumn="0" w:lastColumn="0" w:oddVBand="0" w:evenVBand="0" w:oddHBand="0" w:evenHBand="0" w:firstRowFirstColumn="0" w:firstRowLastColumn="0" w:lastRowFirstColumn="0" w:lastRowLastColumn="0"/>
+              <w:rPr>
+                <w:sz w:val="20"/>
+                <w:szCs w:val="20"/>
+              </w:rPr>
+            </w:pPr>
+            <w:r>
+              <w:rPr>
+                <w:sz w:val="20"/>
+                <w:szCs w:val="20"/>
+              </w:rPr>
+              <w:t>Cookie predecible</w:t>
+            </w:r>
+          </w:p>
+        </w:tc>
+        <w:tc>
+          <w:tcPr>
+            <w:tcW w:w="0" w:type="auto"/>
+            <w:vAlign w:val="center"/>
+            <w:hideMark/>
+          </w:tcPr>
+          <w:p>
+            <w:pPr>
+              <w:spacing w:after="160" w:line="278" w:lineRule="auto"/>
+              <w:jc w:val="both"/>
+              <w:cnfStyle w:val="000000000000" w:firstRow="0" w:lastRow="0" w:firstColumn="0" w:lastColumn="0" w:oddVBand="0" w:evenVBand="0" w:oddHBand="0" w:evenHBand="0" w:firstRowFirstColumn="0" w:firstRowLastColumn="0" w:lastRowFirstColumn="0" w:lastRowLastColumn="0"/>
+              <w:rPr>
+                <w:sz w:val="20"/>
+                <w:szCs w:val="20"/>
+              </w:rPr>
+            </w:pPr>
+            <w:r>
+              <w:rPr>
+                <w:sz w:val="20"/>
+                <w:szCs w:val="20"/>
+              </w:rPr>
+              <w:t>Token aleatorio seguro</w:t>
+            </w:r>
+          </w:p>
+        </w:tc>
+      </w:tr>
+      <w:tr>
+        <w:trPr>
+          <w:cnfStyle w:val="000000100000" w:firstRow="0" w:lastRow="0" w:firstColumn="0" w:lastColumn="0" w:oddVBand="0" w:evenVBand="0" w:oddHBand="1" w:evenHBand="0" w:firstRowFirstColumn="0" w:firstRowLastColumn="0" w:lastRowFirstColumn="0" w:lastRowLastColumn="0"/>
+          <w:jc w:val="center"/>
+        </w:trPr>
+        <w:tc>
+          <w:tcPr>
+            <w:cnfStyle w:val="001000000000" w:firstRow="0" w:lastRow="0" w:firstColumn="1" w:lastColumn="0" w:oddVBand="0" w:evenVBand="0" w:oddHBand="0" w:evenHBand="0" w:firstRowFirstColumn="0" w:firstRowLastColumn="0" w:lastRowFirstColumn="0" w:lastRowLastColumn="0"/>
+            <w:tcW w:w="0" w:type="auto"/>
+            <w:vAlign w:val="center"/>
+            <w:hideMark/>
+          </w:tcPr>
+          <w:p>
+            <w:pPr>
+              <w:spacing w:after="160" w:line="278" w:lineRule="auto"/>
+              <w:jc w:val="both"/>
+              <w:rPr>
+                <w:sz w:val="20"/>
+                <w:szCs w:val="20"/>
+              </w:rPr>
+            </w:pPr>
+            <w:r>
+              <w:rPr>
+                <w:sz w:val="20"/>
+                <w:szCs w:val="20"/>
+              </w:rPr>
+              <w:t xml:space="preserve">Security </w:t>
+            </w:r>
+            <w:proofErr w:type="spellStart"/>
+            <w:r>
+              <w:rPr>
+                <w:sz w:val="20"/>
+                <w:szCs w:val="20"/>
+              </w:rPr>
+              <w:t>Misconfiguration</w:t>
+            </w:r>
+            <w:proofErr w:type="spellEnd"/>
+          </w:p>
+        </w:tc>
+        <w:tc>
+          <w:tcPr>
+            <w:tcW w:w="0" w:type="auto"/>
+            <w:vAlign w:val="center"/>
+            <w:hideMark/>
+          </w:tcPr>
+          <w:p>
+            <w:pPr>
+              <w:spacing w:after="160" w:line="278" w:lineRule="auto"/>
+              <w:jc w:val="both"/>
+              <w:cnfStyle w:val="000000100000" w:firstRow="0" w:lastRow="0" w:firstColumn="0" w:lastColumn="0" w:oddVBand="0" w:evenVBand="0" w:oddHBand="1" w:evenHBand="0" w:firstRowFirstColumn="0" w:firstRowLastColumn="0" w:lastRowFirstColumn="0" w:lastRowLastColumn="0"/>
+              <w:rPr>
+                <w:sz w:val="20"/>
+                <w:szCs w:val="20"/>
+              </w:rPr>
+            </w:pPr>
+            <w:r>
+              <w:rPr>
+                <w:sz w:val="20"/>
+                <w:szCs w:val="20"/>
+              </w:rPr>
+              <w:t>Muestra errores internos</w:t>
+            </w:r>
+          </w:p>
+        </w:tc>
+        <w:tc>
+          <w:tcPr>
+            <w:tcW w:w="0" w:type="auto"/>
+            <w:vAlign w:val="center"/>
+            <w:hideMark/>
+          </w:tcPr>
+          <w:p>
+            <w:pPr>
+              <w:spacing w:after="160" w:line="278" w:lineRule="auto"/>
+              <w:jc w:val="both"/>
+              <w:cnfStyle w:val="000000100000" w:firstRow="0" w:lastRow="0" w:firstColumn="0" w:lastColumn="0" w:oddVBand="0" w:evenVBand="0" w:oddHBand="1" w:evenHBand="0" w:firstRowFirstColumn="0" w:firstRowLastColumn="0" w:lastRowFirstColumn="0" w:lastRowLastColumn="0"/>
+              <w:rPr>
+                <w:sz w:val="20"/>
+                <w:szCs w:val="20"/>
+              </w:rPr>
+            </w:pPr>
+            <w:r>
+              <w:rPr>
+                <w:sz w:val="20"/>
+                <w:szCs w:val="20"/>
+              </w:rPr>
+              <w:t>Mensaje genérico</w:t>
+            </w:r>
+          </w:p>
+        </w:tc>
+      </w:tr>
+      <w:tr>
+        <w:trPr>
+          <w:jc w:val="center"/>
+        </w:trPr>
+        <w:tc>
+          <w:tcPr>
+            <w:cnfStyle w:val="001000000000" w:firstRow="0" w:lastRow="0" w:firstColumn="1" w:lastColumn="0" w:oddVBand="0" w:evenVBand="0" w:oddHBand="0" w:evenHBand="0" w:firstRowFirstColumn="0" w:firstRowLastColumn="0" w:lastRowFirstColumn="0" w:lastRowLastColumn="0"/>
+            <w:tcW w:w="0" w:type="auto"/>
+            <w:vAlign w:val="center"/>
+            <w:hideMark/>
+          </w:tcPr>
+          <w:p>
+            <w:pPr>
+              <w:spacing w:after="160" w:line="278" w:lineRule="auto"/>
+              <w:jc w:val="both"/>
+              <w:rPr>
+                <w:sz w:val="20"/>
+                <w:szCs w:val="20"/>
+              </w:rPr>
+            </w:pPr>
+            <w:r>
+              <w:rPr>
+                <w:sz w:val="20"/>
+                <w:szCs w:val="20"/>
+              </w:rPr>
+              <w:t xml:space="preserve">Sensitive Data </w:t>
+            </w:r>
+            <w:proofErr w:type="spellStart"/>
+            <w:r>
+              <w:rPr>
+                <w:sz w:val="20"/>
+                <w:szCs w:val="20"/>
+              </w:rPr>
+              <w:t>Exposure</w:t>
+            </w:r>
+            <w:proofErr w:type="spellEnd"/>
+          </w:p>
+        </w:tc>
+        <w:tc>
+          <w:tcPr>
+            <w:tcW w:w="0" w:type="auto"/>
+            <w:vAlign w:val="center"/>
+            <w:hideMark/>
+          </w:tcPr>
+          <w:p>
+            <w:pPr>
+              <w:spacing w:after="160" w:line="278" w:lineRule="auto"/>
+              <w:jc w:val="both"/>
+              <w:cnfStyle w:val="000000000000" w:firstRow="0" w:lastRow="0" w:firstColumn="0" w:lastColumn="0" w:oddVBand="0" w:evenVBand="0" w:oddHBand="0" w:evenHBand="0" w:firstRowFirstColumn="0" w:firstRowLastColumn="0" w:lastRowFirstColumn="0" w:lastRowLastColumn="0"/>
+              <w:rPr>
+                <w:sz w:val="20"/>
+                <w:szCs w:val="20"/>
+              </w:rPr>
+            </w:pPr>
+            <w:r>
+              <w:rPr>
+                <w:sz w:val="20"/>
+                <w:szCs w:val="20"/>
+              </w:rPr>
+              <w:t>Devuelve datos completos</w:t>
+            </w:r>
+          </w:p>
+        </w:tc>
+        <w:tc>
+          <w:tcPr>
+            <w:tcW w:w="0" w:type="auto"/>
+            <w:vAlign w:val="center"/>
+            <w:hideMark/>
+          </w:tcPr>
+          <w:p>
+            <w:pPr>
+              <w:spacing w:after="160" w:line="278" w:lineRule="auto"/>
+              <w:jc w:val="both"/>
+              <w:cnfStyle w:val="000000000000" w:firstRow="0" w:lastRow="0" w:firstColumn="0" w:lastColumn="0" w:oddVBand="0" w:evenVBand="0" w:oddHBand="0" w:evenHBand="0" w:firstRowFirstColumn="0" w:firstRowLastColumn="0" w:lastRowFirstColumn="0" w:lastRowLastColumn="0"/>
+              <w:rPr>
+                <w:sz w:val="20"/>
+                <w:szCs w:val="20"/>
+              </w:rPr>
+            </w:pPr>
+            <w:r>
+              <w:rPr>
+                <w:sz w:val="20"/>
+                <w:szCs w:val="20"/>
+              </w:rPr>
+              <w:t>Filtrado de salida</w:t>
+            </w:r>
+          </w:p>
+        </w:tc>
+      </w:tr>
+    </w:tbl>
+    <w:p>
+      <w:pPr>
+        <w:jc w:val="both"/>
+      </w:pPr>
+    </w:p>
+    <w:p>
+      <w:pPr>
+        <w:pStyle w:val="Ttulo1"/>
+        <w:jc w:val="both"/>
+      </w:pPr>
+      <w:bookmarkStart w:id="0" w:name="_Toc228902231"/>
+      <w:r>
         <w:t>Prepar</w:t>
       </w:r>
       <w:r>
@@ -559,8 +2848,12 @@
       <w:r>
         <w:t>arpetas y Git</w:t>
       </w:r>
-    </w:p>
-    <w:p>
+      <w:bookmarkEnd w:id="0"/>
+    </w:p>
+    <w:p>
+      <w:pPr>
+        <w:jc w:val="both"/>
+      </w:pPr>
       <w:r>
         <w:t xml:space="preserve">Para comenzar el desarrollo de la aplicación </w:t>
       </w:r>
@@ -598,6 +2891,38 @@
     </w:p>
     <w:p>
       <w:r>
+        <w:t>Se ha organizado el proyecto en dos versiones diferenciadas:</w:t>
+      </w:r>
+    </w:p>
+    <w:p>
+      <w:pPr>
+        <w:pStyle w:val="Prrafodelista"/>
+        <w:numPr>
+          <w:ilvl w:val="0"/>
+          <w:numId w:val="6"/>
+        </w:numPr>
+      </w:pPr>
+      <w:r>
+        <w:t xml:space="preserve">Versión vulnerable: contiene todas las vulnerabilidades intencionadas. </w:t>
+      </w:r>
+    </w:p>
+    <w:p>
+      <w:pPr>
+        <w:pStyle w:val="Prrafodelista"/>
+        <w:numPr>
+          <w:ilvl w:val="0"/>
+          <w:numId w:val="6"/>
+        </w:numPr>
+      </w:pPr>
+      <w:r>
+        <w:t>Versión segura: incluye las mismas funcionalidades, pero aplicando técnicas de desarrollo seguro.</w:t>
+      </w:r>
+    </w:p>
+    <w:p>
+      <w:pPr>
+        <w:jc w:val="both"/>
+      </w:pPr>
+      <w:r>
         <w:t xml:space="preserve">Visual Studio </w:t>
       </w:r>
       <w:proofErr w:type="spellStart"/>
@@ -626,12 +2951,16 @@
       </w:r>
     </w:p>
     <w:p>
+      <w:pPr>
+        <w:jc w:val="both"/>
+      </w:pPr>
       <w:r>
         <w:rPr>
           <w:noProof/>
         </w:rPr>
+        <w:lastRenderedPageBreak/>
         <w:drawing>
-          <wp:inline distT="0" distB="0" distL="0" distR="0" wp14:anchorId="36289EEA" wp14:editId="310941ED">
+          <wp:inline distT="0" distB="0" distL="0" distR="0" wp14:anchorId="36289EEA" wp14:editId="5CA66CDA">
             <wp:extent cx="5400040" cy="3143250"/>
             <wp:effectExtent l="0" t="0" r="0" b="0"/>
             <wp:docPr id="1" name="Imagen 1"/>
@@ -646,7 +2975,7 @@
                     <pic:cNvPicPr/>
                   </pic:nvPicPr>
                   <pic:blipFill>
-                    <a:blip r:embed="rId7" cstate="print">
+                    <a:blip r:embed="rId9" cstate="print">
                       <a:extLst>
                         <a:ext uri="{28A0092B-C50C-407E-A947-70E740481C1C}">
                           <a14:useLocalDpi xmlns:a14="http://schemas.microsoft.com/office/drawing/2010/main" val="0"/>
@@ -674,6 +3003,9 @@
       </w:r>
     </w:p>
     <w:p>
+      <w:pPr>
+        <w:jc w:val="both"/>
+      </w:pPr>
       <w:r>
         <w:t xml:space="preserve">Esto </w:t>
       </w:r>
@@ -681,12 +3013,10 @@
         <w:t xml:space="preserve">permitió generar automáticamente el archivo </w:t>
       </w:r>
       <w:proofErr w:type="spellStart"/>
-      <w:proofErr w:type="gramStart"/>
       <w:r>
         <w:t>package.json</w:t>
       </w:r>
       <w:proofErr w:type="spellEnd"/>
-      <w:proofErr w:type="gramEnd"/>
       <w:r>
         <w:t xml:space="preserve"> con la configuración básica.</w:t>
       </w:r>
@@ -721,8 +3051,21 @@
       </w:r>
       <w:proofErr w:type="spellEnd"/>
       <w:r>
-        <w:t xml:space="preserve"> install express</w:t>
-      </w:r>
+        <w:t xml:space="preserve"> </w:t>
+      </w:r>
+      <w:proofErr w:type="spellStart"/>
+      <w:r>
+        <w:t>install</w:t>
+      </w:r>
+      <w:proofErr w:type="spellEnd"/>
+      <w:r>
+        <w:t xml:space="preserve"> </w:t>
+      </w:r>
+      <w:proofErr w:type="spellStart"/>
+      <w:r>
+        <w:t>express</w:t>
+      </w:r>
+      <w:proofErr w:type="spellEnd"/>
     </w:p>
     <w:p>
       <w:pPr>
@@ -733,7 +3076,7 @@
           <w:noProof/>
         </w:rPr>
         <w:drawing>
-          <wp:inline distT="0" distB="0" distL="0" distR="0" wp14:anchorId="2792BE6C" wp14:editId="53F2C188">
+          <wp:inline distT="0" distB="0" distL="0" distR="0" wp14:anchorId="2792BE6C" wp14:editId="6192ED4C">
             <wp:extent cx="3366654" cy="886460"/>
             <wp:effectExtent l="0" t="0" r="5715" b="8890"/>
             <wp:docPr id="5" name="Imagen 5"/>
@@ -748,7 +3091,7 @@
                     <pic:cNvPicPr/>
                   </pic:nvPicPr>
                   <pic:blipFill rotWithShape="1">
-                    <a:blip r:embed="rId8" cstate="print">
+                    <a:blip r:embed="rId10" cstate="print">
                       <a:extLst>
                         <a:ext uri="{28A0092B-C50C-407E-A947-70E740481C1C}">
                           <a14:useLocalDpi xmlns:a14="http://schemas.microsoft.com/office/drawing/2010/main" val="0"/>
@@ -782,13 +3125,17 @@
         </w:drawing>
       </w:r>
     </w:p>
-    <w:p/>
-    <w:p>
-      <w:r>
-        <w:t xml:space="preserve">Añadimos también </w:t>
-      </w:r>
-      <w:r>
-        <w:t xml:space="preserve">EJS </w:t>
+    <w:p>
+      <w:pPr>
+        <w:jc w:val="both"/>
+      </w:pPr>
+    </w:p>
+    <w:p>
+      <w:pPr>
+        <w:jc w:val="both"/>
+      </w:pPr>
+      <w:r>
+        <w:t xml:space="preserve">Añadimos también EJS </w:t>
       </w:r>
       <w:r>
         <w:t>que va</w:t>
@@ -835,8 +3182,21 @@
       </w:r>
       <w:proofErr w:type="spellEnd"/>
       <w:r>
-        <w:t xml:space="preserve"> install ejs</w:t>
-      </w:r>
+        <w:t xml:space="preserve"> </w:t>
+      </w:r>
+      <w:proofErr w:type="spellStart"/>
+      <w:r>
+        <w:t>install</w:t>
+      </w:r>
+      <w:proofErr w:type="spellEnd"/>
+      <w:r>
+        <w:t xml:space="preserve"> </w:t>
+      </w:r>
+      <w:proofErr w:type="spellStart"/>
+      <w:r>
+        <w:t>ejs</w:t>
+      </w:r>
+      <w:proofErr w:type="spellEnd"/>
     </w:p>
     <w:p>
       <w:pPr>
@@ -846,9 +3206,8 @@
         <w:rPr>
           <w:noProof/>
         </w:rPr>
-        <w:lastRenderedPageBreak/>
         <w:drawing>
-          <wp:inline distT="0" distB="0" distL="0" distR="0" wp14:anchorId="232739F1" wp14:editId="657EFE68">
+          <wp:inline distT="0" distB="0" distL="0" distR="0" wp14:anchorId="232739F1" wp14:editId="50C99CD8">
             <wp:extent cx="3461657" cy="868680"/>
             <wp:effectExtent l="0" t="0" r="5715" b="7620"/>
             <wp:docPr id="6" name="Imagen 6"/>
@@ -863,7 +3222,7 @@
                     <pic:cNvPicPr/>
                   </pic:nvPicPr>
                   <pic:blipFill rotWithShape="1">
-                    <a:blip r:embed="rId9" cstate="print">
+                    <a:blip r:embed="rId11" cstate="print">
                       <a:extLst>
                         <a:ext uri="{28A0092B-C50C-407E-A947-70E740481C1C}">
                           <a14:useLocalDpi xmlns:a14="http://schemas.microsoft.com/office/drawing/2010/main" val="0"/>
@@ -898,6 +3257,9 @@
       </w:r>
     </w:p>
     <w:p>
+      <w:pPr>
+        <w:jc w:val="both"/>
+      </w:pPr>
       <w:r>
         <w:t>Comprobamos que tenemos lo ficheros correctos en la carpeta</w:t>
       </w:r>
@@ -911,7 +3273,7 @@
           <w:noProof/>
         </w:rPr>
         <w:drawing>
-          <wp:inline distT="0" distB="0" distL="0" distR="0" wp14:anchorId="334954F0" wp14:editId="3F2765F3">
+          <wp:inline distT="0" distB="0" distL="0" distR="0" wp14:anchorId="334954F0" wp14:editId="0D6402BC">
             <wp:extent cx="2398078" cy="1103943"/>
             <wp:effectExtent l="0" t="0" r="2540" b="1270"/>
             <wp:docPr id="7" name="Imagen 7"/>
@@ -926,7 +3288,7 @@
                     <pic:cNvPicPr/>
                   </pic:nvPicPr>
                   <pic:blipFill rotWithShape="1">
-                    <a:blip r:embed="rId10" cstate="print">
+                    <a:blip r:embed="rId12" cstate="print">
                       <a:extLst>
                         <a:ext uri="{28A0092B-C50C-407E-A947-70E740481C1C}">
                           <a14:useLocalDpi xmlns:a14="http://schemas.microsoft.com/office/drawing/2010/main" val="0"/>
@@ -961,7 +3323,11 @@
       </w:r>
     </w:p>
     <w:p>
-      <w:r>
+      <w:pPr>
+        <w:jc w:val="both"/>
+      </w:pPr>
+      <w:r>
+        <w:lastRenderedPageBreak/>
         <w:t>Genero el</w:t>
       </w:r>
       <w:r>
@@ -975,12 +3341,15 @@
       </w:r>
     </w:p>
     <w:p>
+      <w:pPr>
+        <w:jc w:val="both"/>
+      </w:pPr>
       <w:r>
         <w:rPr>
           <w:noProof/>
         </w:rPr>
         <w:drawing>
-          <wp:inline distT="0" distB="0" distL="0" distR="0" wp14:anchorId="0F7BA6C7" wp14:editId="4C3CAF8B">
+          <wp:inline distT="0" distB="0" distL="0" distR="0" wp14:anchorId="0F7BA6C7" wp14:editId="22AE223B">
             <wp:extent cx="5400040" cy="3143250"/>
             <wp:effectExtent l="0" t="0" r="0" b="0"/>
             <wp:docPr id="8" name="Imagen 8"/>
@@ -992,95 +3361,6 @@
                 <pic:pic xmlns:pic="http://schemas.openxmlformats.org/drawingml/2006/picture">
                   <pic:nvPicPr>
                     <pic:cNvPr id="8" name=""/>
-                    <pic:cNvPicPr/>
-                  </pic:nvPicPr>
-                  <pic:blipFill>
-                    <a:blip r:embed="rId11" cstate="print">
-                      <a:extLst>
-                        <a:ext uri="{28A0092B-C50C-407E-A947-70E740481C1C}">
-                          <a14:useLocalDpi xmlns:a14="http://schemas.microsoft.com/office/drawing/2010/main" val="0"/>
-                        </a:ext>
-                      </a:extLst>
-                    </a:blip>
-                    <a:stretch>
-                      <a:fillRect/>
-                    </a:stretch>
-                  </pic:blipFill>
-                  <pic:spPr>
-                    <a:xfrm>
-                      <a:off x="0" y="0"/>
-                      <a:ext cx="5400040" cy="3143250"/>
-                    </a:xfrm>
-                    <a:prstGeom prst="rect">
-                      <a:avLst/>
-                    </a:prstGeom>
-                  </pic:spPr>
-                </pic:pic>
-              </a:graphicData>
-            </a:graphic>
-          </wp:inline>
-        </w:drawing>
-      </w:r>
-    </w:p>
-    <w:p>
-      <w:r>
-        <w:t>C</w:t>
-      </w:r>
-      <w:r>
-        <w:t xml:space="preserve">omprobamos que funciona </w:t>
-      </w:r>
-      <w:r>
-        <w:t xml:space="preserve">ejecutando </w:t>
-      </w:r>
-      <w:r>
-        <w:t xml:space="preserve">el servidor desde el terminal de Visual Studio Code mediante el comando </w:t>
-      </w:r>
-      <w:proofErr w:type="spellStart"/>
-      <w:r>
-        <w:t>node</w:t>
-      </w:r>
-      <w:proofErr w:type="spellEnd"/>
-      <w:r>
-        <w:t xml:space="preserve"> app.js</w:t>
-      </w:r>
-      <w:r>
-        <w:t xml:space="preserve"> y también </w:t>
-      </w:r>
-      <w:r>
-        <w:t xml:space="preserve">accediendo al </w:t>
-      </w:r>
-      <w:hyperlink r:id="rId12" w:history="1">
-        <w:r>
-          <w:rPr>
-            <w:rStyle w:val="Hipervnculo"/>
-          </w:rPr>
-          <w:t>localhost:3000</w:t>
-        </w:r>
-      </w:hyperlink>
-      <w:r>
-        <w:t xml:space="preserve"> desde un navegador</w:t>
-      </w:r>
-    </w:p>
-    <w:p/>
-    <w:p>
-      <w:r>
-        <w:rPr>
-          <w:noProof/>
-        </w:rPr>
-        <w:lastRenderedPageBreak/>
-        <w:drawing>
-          <wp:inline distT="0" distB="0" distL="0" distR="0" wp14:anchorId="1FEE4033" wp14:editId="37919F59">
-            <wp:extent cx="5400040" cy="3143250"/>
-            <wp:effectExtent l="0" t="0" r="0" b="0"/>
-            <wp:docPr id="10" name="Imagen 10"/>
-            <wp:cNvGraphicFramePr>
-              <a:graphicFrameLocks xmlns:a="http://schemas.openxmlformats.org/drawingml/2006/main" noChangeAspect="1"/>
-            </wp:cNvGraphicFramePr>
-            <a:graphic xmlns:a="http://schemas.openxmlformats.org/drawingml/2006/main">
-              <a:graphicData uri="http://schemas.openxmlformats.org/drawingml/2006/picture">
-                <pic:pic xmlns:pic="http://schemas.openxmlformats.org/drawingml/2006/picture">
-                  <pic:nvPicPr>
-                    <pic:cNvPr id="10" name=""/>
                     <pic:cNvPicPr/>
                   </pic:nvPicPr>
                   <pic:blipFill>
@@ -1112,84 +3392,198 @@
       </w:r>
     </w:p>
     <w:p>
-      <w:r>
-        <w:t>Ahora el</w:t>
-      </w:r>
-      <w:r>
-        <w:t xml:space="preserve"> entorno está correctamente configurado antes de comenzar con la implementación de las vulnerabilidades.</w:t>
-      </w:r>
-    </w:p>
-    <w:p>
-      <w:pPr>
-        <w:pStyle w:val="Ttulo1"/>
-      </w:pPr>
-      <w:r>
-        <w:t>Implementado vulnerabilidades</w:t>
-      </w:r>
-    </w:p>
-    <w:p>
-      <w:pPr>
-        <w:pStyle w:val="Ttulo2"/>
-      </w:pPr>
-      <w:r>
-        <w:t xml:space="preserve">OWASP (SQL </w:t>
+      <w:pPr>
+        <w:jc w:val="both"/>
+      </w:pPr>
+      <w:r>
+        <w:t>C</w:t>
+      </w:r>
+      <w:r>
+        <w:t xml:space="preserve">omprobamos que funciona </w:t>
+      </w:r>
+      <w:r>
+        <w:t xml:space="preserve">ejecutando </w:t>
+      </w:r>
+      <w:r>
+        <w:t xml:space="preserve">el servidor desde el terminal de Visual Studio Code mediante el comando </w:t>
       </w:r>
       <w:proofErr w:type="spellStart"/>
       <w:r>
-        <w:t>Injection</w:t>
+        <w:t>node</w:t>
       </w:r>
       <w:proofErr w:type="spellEnd"/>
       <w:r>
-        <w:t>)</w:t>
-      </w:r>
-    </w:p>
-    <w:p>
-      <w:r>
-        <w:t xml:space="preserve">Vamos </w:t>
-      </w:r>
-      <w:r>
-        <w:t xml:space="preserve">a </w:t>
-      </w:r>
-      <w:r>
-        <w:t>impleme</w:t>
-      </w:r>
-      <w:r>
-        <w:t>ntar</w:t>
-      </w:r>
-      <w:r>
-        <w:t xml:space="preserve"> un formulario de autenticación vulnerable a SQL </w:t>
-      </w:r>
-      <w:proofErr w:type="spellStart"/>
-      <w:r>
-        <w:t>Injection</w:t>
-      </w:r>
-      <w:proofErr w:type="spellEnd"/>
-      <w:r>
-        <w:t>. Esta vulnerabilidad se encuentra dentro del OWASP Top 10 y se considera crítica, ya que puede comprometer directamente el sistema de autenticación.</w:t>
-      </w:r>
-    </w:p>
-    <w:p>
-      <w:r>
-        <w:t xml:space="preserve">La implementación se ha realizado en el archivo app.js, donde se ha añadido una ruta de </w:t>
-      </w:r>
-      <w:proofErr w:type="spellStart"/>
-      <w:r>
-        <w:t>login</w:t>
-      </w:r>
-      <w:proofErr w:type="spellEnd"/>
-      <w:r>
-        <w:t xml:space="preserve"> junto con una lógica de autenticación vulnerable.</w:t>
-      </w:r>
-    </w:p>
-    <w:p/>
-    <w:p>
+        <w:t xml:space="preserve"> app.js</w:t>
+      </w:r>
+      <w:r>
+        <w:t xml:space="preserve"> y también accediendo al </w:t>
+      </w:r>
+      <w:hyperlink r:id="rId14" w:history="1">
+        <w:r>
+          <w:rPr>
+            <w:rStyle w:val="Hipervnculo"/>
+          </w:rPr>
+          <w:t>localhost:3000</w:t>
+        </w:r>
+      </w:hyperlink>
+      <w:r>
+        <w:t xml:space="preserve"> desde un navegador</w:t>
+      </w:r>
+    </w:p>
+    <w:p>
+      <w:pPr>
+        <w:jc w:val="both"/>
+      </w:pPr>
+    </w:p>
+    <w:p>
+      <w:pPr>
+        <w:jc w:val="both"/>
+      </w:pPr>
       <w:r>
         <w:rPr>
           <w:noProof/>
         </w:rPr>
+        <w:drawing>
+          <wp:inline distT="0" distB="0" distL="0" distR="0" wp14:anchorId="1FEE4033" wp14:editId="64EAE709">
+            <wp:extent cx="5400040" cy="3143250"/>
+            <wp:effectExtent l="0" t="0" r="0" b="0"/>
+            <wp:docPr id="10" name="Imagen 10"/>
+            <wp:cNvGraphicFramePr>
+              <a:graphicFrameLocks xmlns:a="http://schemas.openxmlformats.org/drawingml/2006/main" noChangeAspect="1"/>
+            </wp:cNvGraphicFramePr>
+            <a:graphic xmlns:a="http://schemas.openxmlformats.org/drawingml/2006/main">
+              <a:graphicData uri="http://schemas.openxmlformats.org/drawingml/2006/picture">
+                <pic:pic xmlns:pic="http://schemas.openxmlformats.org/drawingml/2006/picture">
+                  <pic:nvPicPr>
+                    <pic:cNvPr id="10" name=""/>
+                    <pic:cNvPicPr/>
+                  </pic:nvPicPr>
+                  <pic:blipFill>
+                    <a:blip r:embed="rId15" cstate="print">
+                      <a:extLst>
+                        <a:ext uri="{28A0092B-C50C-407E-A947-70E740481C1C}">
+                          <a14:useLocalDpi xmlns:a14="http://schemas.microsoft.com/office/drawing/2010/main" val="0"/>
+                        </a:ext>
+                      </a:extLst>
+                    </a:blip>
+                    <a:stretch>
+                      <a:fillRect/>
+                    </a:stretch>
+                  </pic:blipFill>
+                  <pic:spPr>
+                    <a:xfrm>
+                      <a:off x="0" y="0"/>
+                      <a:ext cx="5400040" cy="3143250"/>
+                    </a:xfrm>
+                    <a:prstGeom prst="rect">
+                      <a:avLst/>
+                    </a:prstGeom>
+                  </pic:spPr>
+                </pic:pic>
+              </a:graphicData>
+            </a:graphic>
+          </wp:inline>
+        </w:drawing>
+      </w:r>
+    </w:p>
+    <w:p>
+      <w:pPr>
+        <w:jc w:val="both"/>
+      </w:pPr>
+      <w:r>
+        <w:t>Ahora el</w:t>
+      </w:r>
+      <w:r>
+        <w:t xml:space="preserve"> entorno está correctamente configurado antes de comenzar con la implementación de las vulnerabilidades.</w:t>
+      </w:r>
+    </w:p>
+    <w:p>
+      <w:pPr>
+        <w:pStyle w:val="Ttulo1"/>
+        <w:jc w:val="both"/>
+      </w:pPr>
+      <w:bookmarkStart w:id="1" w:name="_Toc228902232"/>
+      <w:r>
         <w:lastRenderedPageBreak/>
+        <w:t>Implementado vulnerabilidades</w:t>
+      </w:r>
+      <w:bookmarkEnd w:id="1"/>
+    </w:p>
+    <w:p>
+      <w:pPr>
+        <w:pStyle w:val="Ttulo2"/>
+        <w:jc w:val="both"/>
+      </w:pPr>
+      <w:bookmarkStart w:id="2" w:name="_Toc228902233"/>
+      <w:r>
+        <w:t xml:space="preserve">OWASP (SQL </w:t>
+      </w:r>
+      <w:proofErr w:type="spellStart"/>
+      <w:r>
+        <w:t>Injection</w:t>
+      </w:r>
+      <w:proofErr w:type="spellEnd"/>
+      <w:r>
+        <w:t>)</w:t>
+      </w:r>
+      <w:bookmarkEnd w:id="2"/>
+    </w:p>
+    <w:p>
+      <w:pPr>
+        <w:jc w:val="both"/>
+      </w:pPr>
+      <w:r>
+        <w:t xml:space="preserve">Vamos </w:t>
+      </w:r>
+      <w:r>
+        <w:t>a impleme</w:t>
+      </w:r>
+      <w:r>
+        <w:t>ntar</w:t>
+      </w:r>
+      <w:r>
+        <w:t xml:space="preserve"> un formulario de autenticación vulnerable a SQL </w:t>
+      </w:r>
+      <w:proofErr w:type="spellStart"/>
+      <w:r>
+        <w:t>Injection</w:t>
+      </w:r>
+      <w:proofErr w:type="spellEnd"/>
+      <w:r>
+        <w:t>. Esta vulnerabilidad se encuentra dentro del OWASP Top 10 y se considera crítica, ya que puede comprometer directamente el sistema de autenticación.</w:t>
+      </w:r>
+    </w:p>
+    <w:p>
+      <w:pPr>
+        <w:jc w:val="both"/>
+      </w:pPr>
+      <w:r>
+        <w:t xml:space="preserve">La implementación se ha realizado en el archivo app.js, donde se ha añadido una ruta de </w:t>
+      </w:r>
+      <w:proofErr w:type="spellStart"/>
+      <w:r>
+        <w:t>login</w:t>
+      </w:r>
+      <w:proofErr w:type="spellEnd"/>
+      <w:r>
+        <w:t xml:space="preserve"> junto con una lógica de autenticación vulnerable.</w:t>
+      </w:r>
+    </w:p>
+    <w:p>
+      <w:pPr>
+        <w:jc w:val="both"/>
+      </w:pPr>
+    </w:p>
+    <w:p>
+      <w:pPr>
+        <w:jc w:val="both"/>
+      </w:pPr>
+      <w:r>
+        <w:rPr>
+          <w:noProof/>
+        </w:rPr>
         <w:drawing>
-          <wp:inline distT="0" distB="0" distL="0" distR="0" wp14:anchorId="2A260A95" wp14:editId="49380F2E">
+          <wp:inline distT="0" distB="0" distL="0" distR="0" wp14:anchorId="2A260A95" wp14:editId="38B723F3">
             <wp:extent cx="5400040" cy="3709670"/>
             <wp:effectExtent l="0" t="0" r="0" b="5080"/>
             <wp:docPr id="11" name="Imagen 11"/>
@@ -1204,7 +3598,7 @@
                     <pic:cNvPicPr/>
                   </pic:nvPicPr>
                   <pic:blipFill>
-                    <a:blip r:embed="rId14" cstate="print">
+                    <a:blip r:embed="rId16" cstate="print">
                       <a:extLst>
                         <a:ext uri="{28A0092B-C50C-407E-A947-70E740481C1C}">
                           <a14:useLocalDpi xmlns:a14="http://schemas.microsoft.com/office/drawing/2010/main" val="0"/>
@@ -1232,6 +3626,9 @@
       </w:r>
     </w:p>
     <w:p>
+      <w:pPr>
+        <w:jc w:val="both"/>
+      </w:pPr>
       <w:r>
         <w:t>L</w:t>
       </w:r>
@@ -1251,25 +3648,20 @@
         <w:t>sin ningún tipo de validación ni parametrización.</w:t>
       </w:r>
       <w:r>
-        <w:t xml:space="preserve"> </w:t>
-      </w:r>
-      <w:proofErr w:type="gramStart"/>
-      <w:r>
-        <w:t>lo</w:t>
-      </w:r>
-      <w:proofErr w:type="gramEnd"/>
-      <w:r>
-        <w:t xml:space="preserve"> que permite alterar la lógica de la consulta</w:t>
+        <w:t xml:space="preserve"> lo que permite alterar la lógica de la consulta</w:t>
       </w:r>
       <w:r>
         <w:t>.</w:t>
       </w:r>
     </w:p>
     <w:p>
+      <w:pPr>
+        <w:jc w:val="both"/>
+      </w:pPr>
       <w:r>
         <w:t xml:space="preserve">Lo probamos haciendo entrado en </w:t>
       </w:r>
-      <w:hyperlink r:id="rId15" w:history="1">
+      <w:hyperlink r:id="rId17" w:history="1">
         <w:r>
           <w:rPr>
             <w:rStyle w:val="Hipervnculo"/>
@@ -1279,6 +3671,9 @@
       </w:hyperlink>
     </w:p>
     <w:p>
+      <w:pPr>
+        <w:jc w:val="both"/>
+      </w:pPr>
       <w:r>
         <w:t xml:space="preserve">Y ponemos </w:t>
       </w:r>
@@ -1295,31 +3690,35 @@
       </w:r>
     </w:p>
     <w:p>
-      <w:r>
-        <w:t xml:space="preserve">usuario: ' OR 1=1 </w:t>
-      </w:r>
-      <w:r>
-        <w:t xml:space="preserve">– </w:t>
-      </w:r>
-    </w:p>
-    <w:p>
+      <w:pPr>
+        <w:jc w:val="both"/>
+      </w:pPr>
+      <w:r>
+        <w:t xml:space="preserve">usuario: ' OR 1=1 – </w:t>
+      </w:r>
+    </w:p>
+    <w:p>
+      <w:pPr>
+        <w:jc w:val="both"/>
+      </w:pPr>
       <w:proofErr w:type="spellStart"/>
       <w:r>
         <w:t>password</w:t>
       </w:r>
       <w:proofErr w:type="spellEnd"/>
       <w:r>
-        <w:t xml:space="preserve">: </w:t>
-      </w:r>
-      <w:r>
-        <w:t xml:space="preserve">ponemos cualquier palaba </w:t>
-      </w:r>
-    </w:p>
-    <w:p>
+        <w:t xml:space="preserve">: ponemos cualquier palaba </w:t>
+      </w:r>
+    </w:p>
+    <w:p>
+      <w:pPr>
+        <w:jc w:val="both"/>
+      </w:pPr>
       <w:r>
         <w:rPr>
           <w:noProof/>
         </w:rPr>
+        <w:lastRenderedPageBreak/>
         <w:drawing>
           <wp:inline distT="0" distB="0" distL="0" distR="0" wp14:anchorId="6A3FF209" wp14:editId="0E4D4DDB">
             <wp:extent cx="5400040" cy="1252847"/>
@@ -1336,7 +3735,7 @@
                     <pic:cNvPicPr/>
                   </pic:nvPicPr>
                   <pic:blipFill rotWithShape="1">
-                    <a:blip r:embed="rId16">
+                    <a:blip r:embed="rId18">
                       <a:extLst>
                         <a:ext uri="{28A0092B-C50C-407E-A947-70E740481C1C}">
                           <a14:useLocalDpi xmlns:a14="http://schemas.microsoft.com/office/drawing/2010/main" val="0"/>
@@ -1371,6 +3770,9 @@
       </w:r>
     </w:p>
     <w:p>
+      <w:pPr>
+        <w:jc w:val="both"/>
+      </w:pPr>
       <w:r>
         <w:t xml:space="preserve">Esto permite modificar la lógica de la consulta, pudiendo omitir la comprobación de credenciales mediante el uso de </w:t>
       </w:r>
@@ -1380,13 +3782,13 @@
       </w:r>
       <w:proofErr w:type="spellEnd"/>
       <w:r>
-        <w:t xml:space="preserve"> como ' OR 1=1 --, lo que provoca un acceso no autorizado al sistema.</w:t>
-      </w:r>
-      <w:r>
-        <w:t xml:space="preserve"> </w:t>
-      </w:r>
-    </w:p>
-    <w:p>
+        <w:t xml:space="preserve"> como ' OR 1=1 --, lo que provoca un acceso no autorizado al sistema. </w:t>
+      </w:r>
+    </w:p>
+    <w:p>
+      <w:pPr>
+        <w:jc w:val="both"/>
+      </w:pPr>
       <w:r>
         <w:t xml:space="preserve">Al pulsar Entrar vemos que el </w:t>
       </w:r>
@@ -1403,11 +3805,13 @@
       </w:r>
     </w:p>
     <w:p>
+      <w:pPr>
+        <w:jc w:val="both"/>
+      </w:pPr>
       <w:r>
         <w:rPr>
           <w:noProof/>
         </w:rPr>
-        <w:lastRenderedPageBreak/>
         <w:drawing>
           <wp:inline distT="0" distB="0" distL="0" distR="0" wp14:anchorId="25E07C68" wp14:editId="4DF5BC41">
             <wp:extent cx="5400040" cy="884712"/>
@@ -1424,7 +3828,7 @@
                     <pic:cNvPicPr/>
                   </pic:nvPicPr>
                   <pic:blipFill rotWithShape="1">
-                    <a:blip r:embed="rId17">
+                    <a:blip r:embed="rId19">
                       <a:extLst>
                         <a:ext uri="{28A0092B-C50C-407E-A947-70E740481C1C}">
                           <a14:useLocalDpi xmlns:a14="http://schemas.microsoft.com/office/drawing/2010/main" val="0"/>
@@ -1459,6 +3863,9 @@
       </w:r>
     </w:p>
     <w:p>
+      <w:pPr>
+        <w:jc w:val="both"/>
+      </w:pPr>
       <w:r>
         <w:t>E</w:t>
       </w:r>
@@ -1480,32 +3887,4925 @@
         <w:t>.</w:t>
       </w:r>
     </w:p>
-    <w:p/>
-    <w:p/>
-    <w:p/>
-    <w:p/>
-    <w:p/>
-    <w:p/>
-    <w:p/>
-    <w:p/>
-    <w:p/>
-    <w:p/>
-    <w:p/>
-    <w:p/>
-    <w:p/>
-    <w:p/>
-    <w:p/>
-    <w:p/>
-    <w:p/>
-    <w:p/>
-    <w:p/>
-    <w:p/>
-    <w:p/>
-    <w:p/>
-    <w:p/>
-    <w:p/>
+    <w:p>
+      <w:pPr>
+        <w:pStyle w:val="Ttulo1"/>
+        <w:jc w:val="both"/>
+      </w:pPr>
+      <w:bookmarkStart w:id="3" w:name="_Toc228902234"/>
+      <w:r>
+        <w:t>Configuración inicial del repositorio</w:t>
+      </w:r>
+      <w:bookmarkEnd w:id="3"/>
+    </w:p>
+    <w:p>
+      <w:pPr>
+        <w:jc w:val="both"/>
+      </w:pPr>
+      <w:r>
+        <w:t xml:space="preserve">Para comenzar, se inicializa el repositorio Git mediante el comando </w:t>
+      </w:r>
+      <w:proofErr w:type="spellStart"/>
+      <w:r>
+        <w:t>git</w:t>
+      </w:r>
+      <w:proofErr w:type="spellEnd"/>
+      <w:r>
+        <w:t xml:space="preserve"> </w:t>
+      </w:r>
+      <w:proofErr w:type="spellStart"/>
+      <w:r>
+        <w:t>init</w:t>
+      </w:r>
+      <w:proofErr w:type="spellEnd"/>
+      <w:r>
+        <w:t>, lo que crea la carpeta .</w:t>
+      </w:r>
+      <w:proofErr w:type="spellStart"/>
+      <w:r>
+        <w:t>git</w:t>
+      </w:r>
+      <w:proofErr w:type="spellEnd"/>
+      <w:r>
+        <w:t xml:space="preserve"> donde se almacena el control de versiones del proyecto.</w:t>
+      </w:r>
+    </w:p>
+    <w:p>
+      <w:pPr>
+        <w:jc w:val="both"/>
+      </w:pPr>
+      <w:r>
+        <w:t>El proyecto se ha gestionado mediante Git, utilizando un control de versiones estructurado.</w:t>
+      </w:r>
+    </w:p>
+    <w:p>
+      <w:pPr>
+        <w:jc w:val="both"/>
+      </w:pPr>
+      <w:r>
+        <w:t>Se han creado dos ramas principales para separar claramente las versiones de la aplicación:</w:t>
+      </w:r>
+    </w:p>
+    <w:p>
+      <w:pPr>
+        <w:numPr>
+          <w:ilvl w:val="0"/>
+          <w:numId w:val="8"/>
+        </w:numPr>
+        <w:jc w:val="both"/>
+      </w:pPr>
+      <w:proofErr w:type="spellStart"/>
+      <w:r>
+        <w:t>main</w:t>
+      </w:r>
+      <w:proofErr w:type="spellEnd"/>
+      <w:r>
+        <w:t xml:space="preserve">-vulnerable: contiene la implementación con vulnerabilidades activas </w:t>
+      </w:r>
+    </w:p>
+    <w:p>
+      <w:pPr>
+        <w:numPr>
+          <w:ilvl w:val="0"/>
+          <w:numId w:val="8"/>
+        </w:numPr>
+        <w:jc w:val="both"/>
+      </w:pPr>
+      <w:proofErr w:type="spellStart"/>
+      <w:r>
+        <w:t>main-secure</w:t>
+      </w:r>
+      <w:proofErr w:type="spellEnd"/>
+      <w:r>
+        <w:t xml:space="preserve">: contiene la misma aplicación corregida aplicando medidas de seguridad </w:t>
+      </w:r>
+    </w:p>
+    <w:p>
+      <w:pPr>
+        <w:jc w:val="both"/>
+      </w:pPr>
+      <w:r>
+        <w:t xml:space="preserve">Además, se han realizado </w:t>
+      </w:r>
+      <w:proofErr w:type="spellStart"/>
+      <w:r>
+        <w:t>commits</w:t>
+      </w:r>
+      <w:proofErr w:type="spellEnd"/>
+      <w:r>
+        <w:t xml:space="preserve"> progresivos documentando cada funcionalidad y vulnerabilidad implementada, facilitando el seguimiento del desarrollo del pro</w:t>
+      </w:r>
+    </w:p>
+    <w:p>
+      <w:pPr>
+        <w:jc w:val="both"/>
+      </w:pPr>
+    </w:p>
+    <w:p>
+      <w:pPr>
+        <w:pStyle w:val="Ttulo2"/>
+        <w:jc w:val="both"/>
+      </w:pPr>
+      <w:bookmarkStart w:id="4" w:name="_Toc228902235"/>
+      <w:r>
+        <w:t xml:space="preserve">XSS (Cross-Site Scripting) </w:t>
+      </w:r>
+      <w:r>
+        <w:t>r</w:t>
+      </w:r>
+      <w:r>
+        <w:t>eflejado</w:t>
+      </w:r>
+      <w:bookmarkEnd w:id="4"/>
+    </w:p>
+    <w:p>
+      <w:pPr>
+        <w:jc w:val="both"/>
+      </w:pPr>
+      <w:r>
+        <w:t xml:space="preserve">Vamos a </w:t>
+      </w:r>
+      <w:r>
+        <w:t>implementa</w:t>
+      </w:r>
+      <w:r>
+        <w:t>r</w:t>
+      </w:r>
+      <w:r>
+        <w:t xml:space="preserve"> una vulnerabilidad de tipo XSS reflejado en un buscador. </w:t>
+      </w:r>
+    </w:p>
+    <w:p>
+      <w:pPr>
+        <w:jc w:val="both"/>
+      </w:pPr>
+      <w:r>
+        <w:t xml:space="preserve">Para el primer </w:t>
+      </w:r>
+      <w:proofErr w:type="spellStart"/>
+      <w:r>
+        <w:t>commit</w:t>
+      </w:r>
+      <w:proofErr w:type="spellEnd"/>
+      <w:r>
+        <w:t xml:space="preserve"> escribimos</w:t>
+      </w:r>
+    </w:p>
+    <w:p>
+      <w:pPr>
+        <w:jc w:val="both"/>
+      </w:pPr>
+      <w:proofErr w:type="spellStart"/>
+      <w:r>
+        <w:lastRenderedPageBreak/>
+        <w:t>git</w:t>
+      </w:r>
+      <w:proofErr w:type="spellEnd"/>
+      <w:r>
+        <w:t xml:space="preserve"> </w:t>
+      </w:r>
+      <w:proofErr w:type="spellStart"/>
+      <w:r>
+        <w:t>commit</w:t>
+      </w:r>
+      <w:proofErr w:type="spellEnd"/>
+      <w:r>
+        <w:t xml:space="preserve"> -m "inicio del proyecto con SQL </w:t>
+      </w:r>
+      <w:proofErr w:type="spellStart"/>
+      <w:r>
+        <w:t>Injection</w:t>
+      </w:r>
+      <w:proofErr w:type="spellEnd"/>
+      <w:r>
+        <w:t xml:space="preserve"> y XSS"</w:t>
+      </w:r>
+    </w:p>
+    <w:p>
+      <w:pPr>
+        <w:jc w:val="both"/>
+      </w:pPr>
+      <w:r>
+        <w:t>Creamos una rama vulnerable escribiendo</w:t>
+      </w:r>
+    </w:p>
+    <w:p>
+      <w:pPr>
+        <w:jc w:val="both"/>
+      </w:pPr>
+      <w:proofErr w:type="spellStart"/>
+      <w:r>
+        <w:t>git</w:t>
+      </w:r>
+      <w:proofErr w:type="spellEnd"/>
+      <w:r>
+        <w:t xml:space="preserve"> </w:t>
+      </w:r>
+      <w:proofErr w:type="spellStart"/>
+      <w:r>
+        <w:t>checkout</w:t>
+      </w:r>
+      <w:proofErr w:type="spellEnd"/>
+      <w:r>
+        <w:t xml:space="preserve"> -b </w:t>
+      </w:r>
+      <w:proofErr w:type="spellStart"/>
+      <w:r>
+        <w:t>main</w:t>
+      </w:r>
+      <w:proofErr w:type="spellEnd"/>
+      <w:r>
+        <w:t>-vulnerable</w:t>
+      </w:r>
+    </w:p>
+    <w:p>
+      <w:pPr>
+        <w:jc w:val="both"/>
+      </w:pPr>
+      <w:r>
+        <w:t>Para comprobar que esta rama esta correcta, escribimos</w:t>
+      </w:r>
+    </w:p>
+    <w:p>
+      <w:pPr>
+        <w:jc w:val="both"/>
+      </w:pPr>
+      <w:proofErr w:type="spellStart"/>
+      <w:r>
+        <w:t>git</w:t>
+      </w:r>
+      <w:proofErr w:type="spellEnd"/>
+      <w:r>
+        <w:t xml:space="preserve"> </w:t>
+      </w:r>
+      <w:proofErr w:type="spellStart"/>
+      <w:r>
+        <w:t>branch</w:t>
+      </w:r>
+      <w:proofErr w:type="spellEnd"/>
+    </w:p>
+    <w:p>
+      <w:pPr>
+        <w:jc w:val="both"/>
+      </w:pPr>
+      <w:r>
+        <w:rPr>
+          <w:noProof/>
+        </w:rPr>
+        <w:drawing>
+          <wp:inline distT="0" distB="0" distL="0" distR="0" wp14:anchorId="2729686A" wp14:editId="7F2E9280">
+            <wp:extent cx="5400040" cy="699276"/>
+            <wp:effectExtent l="0" t="0" r="0" b="5715"/>
+            <wp:docPr id="17" name="Imagen 17"/>
+            <wp:cNvGraphicFramePr>
+              <a:graphicFrameLocks xmlns:a="http://schemas.openxmlformats.org/drawingml/2006/main" noChangeAspect="1"/>
+            </wp:cNvGraphicFramePr>
+            <a:graphic xmlns:a="http://schemas.openxmlformats.org/drawingml/2006/main">
+              <a:graphicData uri="http://schemas.openxmlformats.org/drawingml/2006/picture">
+                <pic:pic xmlns:pic="http://schemas.openxmlformats.org/drawingml/2006/picture">
+                  <pic:nvPicPr>
+                    <pic:cNvPr id="17" name=""/>
+                    <pic:cNvPicPr/>
+                  </pic:nvPicPr>
+                  <pic:blipFill rotWithShape="1">
+                    <a:blip r:embed="rId20" cstate="print">
+                      <a:extLst>
+                        <a:ext uri="{28A0092B-C50C-407E-A947-70E740481C1C}">
+                          <a14:useLocalDpi xmlns:a14="http://schemas.microsoft.com/office/drawing/2010/main" val="0"/>
+                        </a:ext>
+                      </a:extLst>
+                    </a:blip>
+                    <a:srcRect t="81150"/>
+                    <a:stretch/>
+                  </pic:blipFill>
+                  <pic:spPr bwMode="auto">
+                    <a:xfrm>
+                      <a:off x="0" y="0"/>
+                      <a:ext cx="5400040" cy="699276"/>
+                    </a:xfrm>
+                    <a:prstGeom prst="rect">
+                      <a:avLst/>
+                    </a:prstGeom>
+                    <a:ln>
+                      <a:noFill/>
+                    </a:ln>
+                    <a:extLst>
+                      <a:ext uri="{53640926-AAD7-44D8-BBD7-CCE9431645EC}">
+                        <a14:shadowObscured xmlns:a14="http://schemas.microsoft.com/office/drawing/2010/main"/>
+                      </a:ext>
+                    </a:extLst>
+                  </pic:spPr>
+                </pic:pic>
+              </a:graphicData>
+            </a:graphic>
+          </wp:inline>
+        </w:drawing>
+      </w:r>
+    </w:p>
+    <w:p>
+      <w:pPr>
+        <w:jc w:val="both"/>
+      </w:pPr>
+      <w:r>
+        <w:t xml:space="preserve">se muestra un listado de ramas, donde el símbolo * indica la rama activa. En este caso, aparece * </w:t>
+      </w:r>
+      <w:proofErr w:type="spellStart"/>
+      <w:r>
+        <w:t>main</w:t>
+      </w:r>
+      <w:proofErr w:type="spellEnd"/>
+      <w:r>
+        <w:t>-vulnerable, lo que confirma que se está trabajando sobre la rama vulnerable.</w:t>
+      </w:r>
+    </w:p>
+    <w:p>
+      <w:pPr>
+        <w:jc w:val="both"/>
+      </w:pPr>
+      <w:r>
+        <w:t xml:space="preserve">Comprobamos los </w:t>
+      </w:r>
+      <w:proofErr w:type="spellStart"/>
+      <w:r>
+        <w:t>commits</w:t>
+      </w:r>
+      <w:proofErr w:type="spellEnd"/>
+      <w:r>
+        <w:t xml:space="preserve"> con </w:t>
+      </w:r>
+    </w:p>
+    <w:p>
+      <w:pPr>
+        <w:jc w:val="both"/>
+      </w:pPr>
+      <w:proofErr w:type="spellStart"/>
+      <w:r>
+        <w:t>git</w:t>
+      </w:r>
+      <w:proofErr w:type="spellEnd"/>
+      <w:r>
+        <w:t xml:space="preserve"> log --</w:t>
+      </w:r>
+      <w:proofErr w:type="spellStart"/>
+      <w:r>
+        <w:t>oneline</w:t>
+      </w:r>
+      <w:proofErr w:type="spellEnd"/>
+    </w:p>
+    <w:p>
+      <w:pPr>
+        <w:jc w:val="both"/>
+      </w:pPr>
+      <w:r>
+        <w:rPr>
+          <w:noProof/>
+        </w:rPr>
+        <w:drawing>
+          <wp:inline distT="0" distB="0" distL="0" distR="0" wp14:anchorId="35D08E5E" wp14:editId="48945FDE">
+            <wp:extent cx="5400040" cy="586460"/>
+            <wp:effectExtent l="0" t="0" r="0" b="4445"/>
+            <wp:docPr id="18" name="Imagen 18"/>
+            <wp:cNvGraphicFramePr>
+              <a:graphicFrameLocks xmlns:a="http://schemas.openxmlformats.org/drawingml/2006/main" noChangeAspect="1"/>
+            </wp:cNvGraphicFramePr>
+            <a:graphic xmlns:a="http://schemas.openxmlformats.org/drawingml/2006/main">
+              <a:graphicData uri="http://schemas.openxmlformats.org/drawingml/2006/picture">
+                <pic:pic xmlns:pic="http://schemas.openxmlformats.org/drawingml/2006/picture">
+                  <pic:nvPicPr>
+                    <pic:cNvPr id="18" name=""/>
+                    <pic:cNvPicPr/>
+                  </pic:nvPicPr>
+                  <pic:blipFill rotWithShape="1">
+                    <a:blip r:embed="rId21" cstate="print">
+                      <a:extLst>
+                        <a:ext uri="{28A0092B-C50C-407E-A947-70E740481C1C}">
+                          <a14:useLocalDpi xmlns:a14="http://schemas.microsoft.com/office/drawing/2010/main" val="0"/>
+                        </a:ext>
+                      </a:extLst>
+                    </a:blip>
+                    <a:srcRect t="84191"/>
+                    <a:stretch/>
+                  </pic:blipFill>
+                  <pic:spPr bwMode="auto">
+                    <a:xfrm>
+                      <a:off x="0" y="0"/>
+                      <a:ext cx="5400040" cy="586460"/>
+                    </a:xfrm>
+                    <a:prstGeom prst="rect">
+                      <a:avLst/>
+                    </a:prstGeom>
+                    <a:ln>
+                      <a:noFill/>
+                    </a:ln>
+                    <a:extLst>
+                      <a:ext uri="{53640926-AAD7-44D8-BBD7-CCE9431645EC}">
+                        <a14:shadowObscured xmlns:a14="http://schemas.microsoft.com/office/drawing/2010/main"/>
+                      </a:ext>
+                    </a:extLst>
+                  </pic:spPr>
+                </pic:pic>
+              </a:graphicData>
+            </a:graphic>
+          </wp:inline>
+        </w:drawing>
+      </w:r>
+    </w:p>
+    <w:p>
+      <w:pPr>
+        <w:jc w:val="both"/>
+      </w:pPr>
+      <w:r>
+        <w:t xml:space="preserve">Y vemos el </w:t>
+      </w:r>
+      <w:proofErr w:type="spellStart"/>
+      <w:r>
+        <w:t>commit</w:t>
+      </w:r>
+      <w:proofErr w:type="spellEnd"/>
+    </w:p>
+    <w:p>
+      <w:pPr>
+        <w:pStyle w:val="Ttulo2"/>
+        <w:jc w:val="both"/>
+      </w:pPr>
+      <w:bookmarkStart w:id="5" w:name="_Toc228902236"/>
+      <w:r>
+        <w:t>Vulnerabilidad: XSS (Cross-Site Scripting) reflejado</w:t>
+      </w:r>
+      <w:bookmarkEnd w:id="5"/>
+    </w:p>
+    <w:p>
+      <w:pPr>
+        <w:jc w:val="both"/>
+      </w:pPr>
+      <w:r>
+        <w:t>Se ha implementado una vulnerabilidad de tipo XSS reflejado en un buscador. Esta vulnerabilidad se produce al insertar directamente en el HTML el contenido introducido por el usuario sin aplicar ningún tipo de sanitización o escape.</w:t>
+      </w:r>
+    </w:p>
+    <w:p>
+      <w:pPr>
+        <w:jc w:val="both"/>
+      </w:pPr>
+      <w:r>
+        <w:rPr>
+          <w:noProof/>
+        </w:rPr>
+        <w:lastRenderedPageBreak/>
+        <w:drawing>
+          <wp:inline distT="0" distB="0" distL="0" distR="0" wp14:anchorId="03BBAD16" wp14:editId="7F7BB9D0">
+            <wp:extent cx="5400040" cy="3709670"/>
+            <wp:effectExtent l="0" t="0" r="0" b="5080"/>
+            <wp:docPr id="16" name="Imagen 16"/>
+            <wp:cNvGraphicFramePr>
+              <a:graphicFrameLocks xmlns:a="http://schemas.openxmlformats.org/drawingml/2006/main" noChangeAspect="1"/>
+            </wp:cNvGraphicFramePr>
+            <a:graphic xmlns:a="http://schemas.openxmlformats.org/drawingml/2006/main">
+              <a:graphicData uri="http://schemas.openxmlformats.org/drawingml/2006/picture">
+                <pic:pic xmlns:pic="http://schemas.openxmlformats.org/drawingml/2006/picture">
+                  <pic:nvPicPr>
+                    <pic:cNvPr id="16" name=""/>
+                    <pic:cNvPicPr/>
+                  </pic:nvPicPr>
+                  <pic:blipFill>
+                    <a:blip r:embed="rId22" cstate="print">
+                      <a:extLst>
+                        <a:ext uri="{28A0092B-C50C-407E-A947-70E740481C1C}">
+                          <a14:useLocalDpi xmlns:a14="http://schemas.microsoft.com/office/drawing/2010/main" val="0"/>
+                        </a:ext>
+                      </a:extLst>
+                    </a:blip>
+                    <a:stretch>
+                      <a:fillRect/>
+                    </a:stretch>
+                  </pic:blipFill>
+                  <pic:spPr>
+                    <a:xfrm>
+                      <a:off x="0" y="0"/>
+                      <a:ext cx="5400040" cy="3709670"/>
+                    </a:xfrm>
+                    <a:prstGeom prst="rect">
+                      <a:avLst/>
+                    </a:prstGeom>
+                  </pic:spPr>
+                </pic:pic>
+              </a:graphicData>
+            </a:graphic>
+          </wp:inline>
+        </w:drawing>
+      </w:r>
+    </w:p>
+    <w:p>
+      <w:pPr>
+        <w:jc w:val="both"/>
+      </w:pPr>
+      <w:r>
+        <w:t xml:space="preserve">Esto permite que un atacante inyecte código JavaScript que será ejecutado en el navegador de la víctima. Por ejemplo, mediante el uso de un </w:t>
+      </w:r>
+      <w:proofErr w:type="spellStart"/>
+      <w:r>
+        <w:t>payload</w:t>
+      </w:r>
+      <w:proofErr w:type="spellEnd"/>
+      <w:r>
+        <w:t xml:space="preserve"> como &lt;script&gt;</w:t>
+      </w:r>
+      <w:proofErr w:type="spellStart"/>
+      <w:r>
+        <w:t>alert</w:t>
+      </w:r>
+      <w:proofErr w:type="spellEnd"/>
+      <w:r>
+        <w:t>('XSS')&lt;/script&gt;, se puede comprobar la ejecución de código no autorizado.</w:t>
+      </w:r>
+    </w:p>
+    <w:p>
+      <w:pPr>
+        <w:jc w:val="both"/>
+      </w:pPr>
+      <w:r>
+        <w:t xml:space="preserve">Arrancamos el servidor </w:t>
+      </w:r>
+      <w:proofErr w:type="spellStart"/>
+      <w:r>
+        <w:t>node</w:t>
+      </w:r>
+      <w:proofErr w:type="spellEnd"/>
+      <w:r>
+        <w:t xml:space="preserve"> app.js</w:t>
+      </w:r>
+      <w:r>
+        <w:t xml:space="preserve"> y vamos a la web </w:t>
+      </w:r>
+      <w:hyperlink r:id="rId23" w:history="1">
+        <w:r>
+          <w:rPr>
+            <w:rStyle w:val="Hipervnculo"/>
+          </w:rPr>
+          <w:t>localhost:3000/buscador</w:t>
+        </w:r>
+      </w:hyperlink>
+    </w:p>
+    <w:p>
+      <w:pPr>
+        <w:jc w:val="both"/>
+      </w:pPr>
+      <w:r>
+        <w:rPr>
+          <w:noProof/>
+        </w:rPr>
+        <w:drawing>
+          <wp:inline distT="0" distB="0" distL="0" distR="0" wp14:anchorId="5DE0CFD2" wp14:editId="62178CB8">
+            <wp:extent cx="5400040" cy="1892935"/>
+            <wp:effectExtent l="0" t="0" r="0" b="0"/>
+            <wp:docPr id="19" name="Imagen 19"/>
+            <wp:cNvGraphicFramePr>
+              <a:graphicFrameLocks xmlns:a="http://schemas.openxmlformats.org/drawingml/2006/main" noChangeAspect="1"/>
+            </wp:cNvGraphicFramePr>
+            <a:graphic xmlns:a="http://schemas.openxmlformats.org/drawingml/2006/main">
+              <a:graphicData uri="http://schemas.openxmlformats.org/drawingml/2006/picture">
+                <pic:pic xmlns:pic="http://schemas.openxmlformats.org/drawingml/2006/picture">
+                  <pic:nvPicPr>
+                    <pic:cNvPr id="19" name=""/>
+                    <pic:cNvPicPr/>
+                  </pic:nvPicPr>
+                  <pic:blipFill>
+                    <a:blip r:embed="rId24">
+                      <a:extLst>
+                        <a:ext uri="{28A0092B-C50C-407E-A947-70E740481C1C}">
+                          <a14:useLocalDpi xmlns:a14="http://schemas.microsoft.com/office/drawing/2010/main" val="0"/>
+                        </a:ext>
+                      </a:extLst>
+                    </a:blip>
+                    <a:stretch>
+                      <a:fillRect/>
+                    </a:stretch>
+                  </pic:blipFill>
+                  <pic:spPr>
+                    <a:xfrm>
+                      <a:off x="0" y="0"/>
+                      <a:ext cx="5400040" cy="1892935"/>
+                    </a:xfrm>
+                    <a:prstGeom prst="rect">
+                      <a:avLst/>
+                    </a:prstGeom>
+                  </pic:spPr>
+                </pic:pic>
+              </a:graphicData>
+            </a:graphic>
+          </wp:inline>
+        </w:drawing>
+      </w:r>
+    </w:p>
+    <w:p>
+      <w:r>
+        <w:t xml:space="preserve">En la </w:t>
+      </w:r>
+      <w:proofErr w:type="spellStart"/>
+      <w:r>
+        <w:t>url</w:t>
+      </w:r>
+      <w:proofErr w:type="spellEnd"/>
+      <w:r>
+        <w:t xml:space="preserve"> escribimos directamente </w:t>
+      </w:r>
+      <w:hyperlink r:id="rId25" w:history="1">
+        <w:r>
+          <w:rPr>
+            <w:rStyle w:val="Hipervnculo"/>
+          </w:rPr>
+          <w:t>http://localhost:3000/buscador?q=&lt;script&gt;alert('XSS')&lt;/script</w:t>
+        </w:r>
+      </w:hyperlink>
+      <w:r>
+        <w:t>&gt;</w:t>
+      </w:r>
+    </w:p>
+    <w:p>
+      <w:pPr>
+        <w:jc w:val="both"/>
+      </w:pPr>
+      <w:r>
+        <w:t>Se abre una alerta en el Edge, esto quiere decir que</w:t>
+      </w:r>
+      <w:r>
+        <w:t xml:space="preserve"> el script se ha ejecutado </w:t>
+      </w:r>
+      <w:r>
+        <w:t xml:space="preserve">y </w:t>
+      </w:r>
+      <w:r>
+        <w:t>la web es vulnerable</w:t>
+      </w:r>
+    </w:p>
+    <w:p>
+      <w:pPr>
+        <w:jc w:val="both"/>
+      </w:pPr>
+      <w:r>
+        <w:rPr>
+          <w:noProof/>
+        </w:rPr>
+        <w:lastRenderedPageBreak/>
+        <w:drawing>
+          <wp:inline distT="0" distB="0" distL="0" distR="0" wp14:anchorId="7DFFD0B9" wp14:editId="17F596C1">
+            <wp:extent cx="5400040" cy="1892935"/>
+            <wp:effectExtent l="0" t="0" r="0" b="0"/>
+            <wp:docPr id="20" name="Imagen 20"/>
+            <wp:cNvGraphicFramePr>
+              <a:graphicFrameLocks xmlns:a="http://schemas.openxmlformats.org/drawingml/2006/main" noChangeAspect="1"/>
+            </wp:cNvGraphicFramePr>
+            <a:graphic xmlns:a="http://schemas.openxmlformats.org/drawingml/2006/main">
+              <a:graphicData uri="http://schemas.openxmlformats.org/drawingml/2006/picture">
+                <pic:pic xmlns:pic="http://schemas.openxmlformats.org/drawingml/2006/picture">
+                  <pic:nvPicPr>
+                    <pic:cNvPr id="20" name=""/>
+                    <pic:cNvPicPr/>
+                  </pic:nvPicPr>
+                  <pic:blipFill>
+                    <a:blip r:embed="rId26">
+                      <a:extLst>
+                        <a:ext uri="{28A0092B-C50C-407E-A947-70E740481C1C}">
+                          <a14:useLocalDpi xmlns:a14="http://schemas.microsoft.com/office/drawing/2010/main" val="0"/>
+                        </a:ext>
+                      </a:extLst>
+                    </a:blip>
+                    <a:stretch>
+                      <a:fillRect/>
+                    </a:stretch>
+                  </pic:blipFill>
+                  <pic:spPr>
+                    <a:xfrm>
+                      <a:off x="0" y="0"/>
+                      <a:ext cx="5400040" cy="1892935"/>
+                    </a:xfrm>
+                    <a:prstGeom prst="rect">
+                      <a:avLst/>
+                    </a:prstGeom>
+                  </pic:spPr>
+                </pic:pic>
+              </a:graphicData>
+            </a:graphic>
+          </wp:inline>
+        </w:drawing>
+      </w:r>
+    </w:p>
+    <w:p>
+      <w:pPr>
+        <w:jc w:val="both"/>
+      </w:pPr>
+      <w:r>
+        <w:t>Con esto hemos comprobado que</w:t>
+      </w:r>
+      <w:r>
+        <w:t xml:space="preserve"> accediendo a la ruta correspondiente e introduciendo un </w:t>
+      </w:r>
+      <w:proofErr w:type="spellStart"/>
+      <w:r>
+        <w:t>payload</w:t>
+      </w:r>
+      <w:proofErr w:type="spellEnd"/>
+      <w:r>
+        <w:t xml:space="preserve"> malicioso en el parámetro de búsqueda, logrando la ejecución de código JavaScript en el navegador.</w:t>
+      </w:r>
+    </w:p>
+    <w:p>
+      <w:pPr>
+        <w:pStyle w:val="Ttulo2"/>
+        <w:jc w:val="both"/>
+      </w:pPr>
+      <w:bookmarkStart w:id="6" w:name="_Toc228902237"/>
+      <w:r>
+        <w:t>Vulnerabilidad: XSS almacenado</w:t>
+      </w:r>
+      <w:bookmarkEnd w:id="6"/>
+    </w:p>
+    <w:p>
+      <w:pPr>
+        <w:jc w:val="both"/>
+      </w:pPr>
+      <w:r>
+        <w:t>Aquí hemos creado</w:t>
+      </w:r>
+      <w:r>
+        <w:t xml:space="preserve"> una vulnerabilidad de tipo XSS almacenado en un formulario de comentarios. </w:t>
+      </w:r>
+      <w:r>
+        <w:t>L</w:t>
+      </w:r>
+      <w:r>
+        <w:t xml:space="preserve">os datos introducidos por el usuario se almacenan directamente en memoria sin aplicar ningún tipo de validación </w:t>
+      </w:r>
+      <w:r>
+        <w:t xml:space="preserve">/ </w:t>
+      </w:r>
+      <w:r>
+        <w:t>filtrado.</w:t>
+      </w:r>
+    </w:p>
+    <w:p>
+      <w:pPr>
+        <w:jc w:val="both"/>
+      </w:pPr>
+      <w:r>
+        <w:rPr>
+          <w:noProof/>
+        </w:rPr>
+        <w:drawing>
+          <wp:inline distT="0" distB="0" distL="0" distR="0" wp14:anchorId="7F29E429" wp14:editId="111576D0">
+            <wp:extent cx="5400040" cy="3709670"/>
+            <wp:effectExtent l="0" t="0" r="0" b="5080"/>
+            <wp:docPr id="23" name="Imagen 23"/>
+            <wp:cNvGraphicFramePr>
+              <a:graphicFrameLocks xmlns:a="http://schemas.openxmlformats.org/drawingml/2006/main" noChangeAspect="1"/>
+            </wp:cNvGraphicFramePr>
+            <a:graphic xmlns:a="http://schemas.openxmlformats.org/drawingml/2006/main">
+              <a:graphicData uri="http://schemas.openxmlformats.org/drawingml/2006/picture">
+                <pic:pic xmlns:pic="http://schemas.openxmlformats.org/drawingml/2006/picture">
+                  <pic:nvPicPr>
+                    <pic:cNvPr id="23" name=""/>
+                    <pic:cNvPicPr/>
+                  </pic:nvPicPr>
+                  <pic:blipFill>
+                    <a:blip r:embed="rId27" cstate="print">
+                      <a:extLst>
+                        <a:ext uri="{28A0092B-C50C-407E-A947-70E740481C1C}">
+                          <a14:useLocalDpi xmlns:a14="http://schemas.microsoft.com/office/drawing/2010/main" val="0"/>
+                        </a:ext>
+                      </a:extLst>
+                    </a:blip>
+                    <a:stretch>
+                      <a:fillRect/>
+                    </a:stretch>
+                  </pic:blipFill>
+                  <pic:spPr>
+                    <a:xfrm>
+                      <a:off x="0" y="0"/>
+                      <a:ext cx="5400040" cy="3709670"/>
+                    </a:xfrm>
+                    <a:prstGeom prst="rect">
+                      <a:avLst/>
+                    </a:prstGeom>
+                  </pic:spPr>
+                </pic:pic>
+              </a:graphicData>
+            </a:graphic>
+          </wp:inline>
+        </w:drawing>
+      </w:r>
+    </w:p>
+    <w:p>
+      <w:pPr>
+        <w:jc w:val="both"/>
+      </w:pPr>
+      <w:r>
+        <w:t>Después,</w:t>
+      </w:r>
+      <w:r>
+        <w:t xml:space="preserve"> estos comentarios se muestran en la página web insertándolos directamente en el HTML. Esto permite que, si un usuario introduce código JavaScript, este se ejecute automáticamente cada vez que se carga la página.</w:t>
+      </w:r>
+    </w:p>
+    <w:p>
+      <w:pPr>
+        <w:jc w:val="both"/>
+      </w:pPr>
+      <w:r>
+        <w:t xml:space="preserve">Vamos a </w:t>
+      </w:r>
+      <w:hyperlink r:id="rId28" w:history="1">
+        <w:r>
+          <w:rPr>
+            <w:rStyle w:val="Hipervnculo"/>
+          </w:rPr>
+          <w:t>http://localhost:3000/comentarios</w:t>
+        </w:r>
+      </w:hyperlink>
+    </w:p>
+    <w:p>
+      <w:pPr>
+        <w:jc w:val="both"/>
+      </w:pPr>
+      <w:r>
+        <w:lastRenderedPageBreak/>
+        <w:t xml:space="preserve">En el cuadro de texto para escribir el comentario, ponemos el </w:t>
+      </w:r>
+      <w:proofErr w:type="spellStart"/>
+      <w:r>
+        <w:t>payload</w:t>
+      </w:r>
+      <w:proofErr w:type="spellEnd"/>
+    </w:p>
+    <w:p>
+      <w:pPr>
+        <w:jc w:val="both"/>
+        <w:rPr>
+          <w:lang w:val="en-US"/>
+        </w:rPr>
+      </w:pPr>
+      <w:r>
+        <w:rPr>
+          <w:lang w:val="en-US"/>
+        </w:rPr>
+        <w:t xml:space="preserve">&lt;script&gt;alert('XSS </w:t>
+      </w:r>
+      <w:proofErr w:type="spellStart"/>
+      <w:r>
+        <w:rPr>
+          <w:lang w:val="en-US"/>
+        </w:rPr>
+        <w:t>almacenado</w:t>
+      </w:r>
+      <w:proofErr w:type="spellEnd"/>
+      <w:r>
+        <w:rPr>
+          <w:lang w:val="en-US"/>
+        </w:rPr>
+        <w:t>')&lt;/script&gt;</w:t>
+      </w:r>
+    </w:p>
+    <w:p>
+      <w:pPr>
+        <w:jc w:val="both"/>
+      </w:pPr>
+      <w:r>
+        <w:t>Y pulsamos en e</w:t>
+      </w:r>
+      <w:r>
+        <w:t>nviar comentario</w:t>
+      </w:r>
+    </w:p>
+    <w:p>
+      <w:pPr>
+        <w:jc w:val="both"/>
+      </w:pPr>
+      <w:r>
+        <w:rPr>
+          <w:noProof/>
+        </w:rPr>
+        <w:drawing>
+          <wp:inline distT="0" distB="0" distL="0" distR="0" wp14:anchorId="0FFF0496" wp14:editId="2BAAD657">
+            <wp:extent cx="5400040" cy="1892935"/>
+            <wp:effectExtent l="0" t="0" r="0" b="0"/>
+            <wp:docPr id="25" name="Imagen 25"/>
+            <wp:cNvGraphicFramePr>
+              <a:graphicFrameLocks xmlns:a="http://schemas.openxmlformats.org/drawingml/2006/main" noChangeAspect="1"/>
+            </wp:cNvGraphicFramePr>
+            <a:graphic xmlns:a="http://schemas.openxmlformats.org/drawingml/2006/main">
+              <a:graphicData uri="http://schemas.openxmlformats.org/drawingml/2006/picture">
+                <pic:pic xmlns:pic="http://schemas.openxmlformats.org/drawingml/2006/picture">
+                  <pic:nvPicPr>
+                    <pic:cNvPr id="25" name=""/>
+                    <pic:cNvPicPr/>
+                  </pic:nvPicPr>
+                  <pic:blipFill>
+                    <a:blip r:embed="rId29">
+                      <a:extLst>
+                        <a:ext uri="{28A0092B-C50C-407E-A947-70E740481C1C}">
+                          <a14:useLocalDpi xmlns:a14="http://schemas.microsoft.com/office/drawing/2010/main" val="0"/>
+                        </a:ext>
+                      </a:extLst>
+                    </a:blip>
+                    <a:stretch>
+                      <a:fillRect/>
+                    </a:stretch>
+                  </pic:blipFill>
+                  <pic:spPr>
+                    <a:xfrm>
+                      <a:off x="0" y="0"/>
+                      <a:ext cx="5400040" cy="1892935"/>
+                    </a:xfrm>
+                    <a:prstGeom prst="rect">
+                      <a:avLst/>
+                    </a:prstGeom>
+                  </pic:spPr>
+                </pic:pic>
+              </a:graphicData>
+            </a:graphic>
+          </wp:inline>
+        </w:drawing>
+      </w:r>
+    </w:p>
+    <w:p>
+      <w:pPr>
+        <w:jc w:val="both"/>
+      </w:pPr>
+      <w:r>
+        <w:t>Comprobamos que</w:t>
+      </w:r>
+      <w:r>
+        <w:t xml:space="preserve"> el código queda almacenado y se ejecuta cada vez que se accede a la página de comentarios, lo que demuestra la existencia de la vulnerabilidad.</w:t>
+      </w:r>
+    </w:p>
+    <w:p>
+      <w:pPr>
+        <w:jc w:val="both"/>
+      </w:pPr>
+      <w:r>
+        <w:t>El script se guarda</w:t>
+      </w:r>
+      <w:r>
+        <w:t xml:space="preserve"> y c</w:t>
+      </w:r>
+      <w:r>
+        <w:t>ada vez que carg</w:t>
+      </w:r>
+      <w:r>
+        <w:t>o</w:t>
+      </w:r>
+      <w:r>
+        <w:t>s la página</w:t>
+      </w:r>
+      <w:r>
+        <w:t xml:space="preserve"> </w:t>
+      </w:r>
+      <w:r>
+        <w:t>se ejecuta</w:t>
+      </w:r>
+    </w:p>
+    <w:p>
+      <w:pPr>
+        <w:jc w:val="both"/>
+      </w:pPr>
+      <w:r>
+        <w:rPr>
+          <w:noProof/>
+        </w:rPr>
+        <w:drawing>
+          <wp:inline distT="0" distB="0" distL="0" distR="0" wp14:anchorId="70D312E8" wp14:editId="10825C1F">
+            <wp:extent cx="5400040" cy="1892935"/>
+            <wp:effectExtent l="0" t="0" r="0" b="0"/>
+            <wp:docPr id="24" name="Imagen 24"/>
+            <wp:cNvGraphicFramePr>
+              <a:graphicFrameLocks xmlns:a="http://schemas.openxmlformats.org/drawingml/2006/main" noChangeAspect="1"/>
+            </wp:cNvGraphicFramePr>
+            <a:graphic xmlns:a="http://schemas.openxmlformats.org/drawingml/2006/main">
+              <a:graphicData uri="http://schemas.openxmlformats.org/drawingml/2006/picture">
+                <pic:pic xmlns:pic="http://schemas.openxmlformats.org/drawingml/2006/picture">
+                  <pic:nvPicPr>
+                    <pic:cNvPr id="24" name=""/>
+                    <pic:cNvPicPr/>
+                  </pic:nvPicPr>
+                  <pic:blipFill>
+                    <a:blip r:embed="rId30">
+                      <a:extLst>
+                        <a:ext uri="{28A0092B-C50C-407E-A947-70E740481C1C}">
+                          <a14:useLocalDpi xmlns:a14="http://schemas.microsoft.com/office/drawing/2010/main" val="0"/>
+                        </a:ext>
+                      </a:extLst>
+                    </a:blip>
+                    <a:stretch>
+                      <a:fillRect/>
+                    </a:stretch>
+                  </pic:blipFill>
+                  <pic:spPr>
+                    <a:xfrm>
+                      <a:off x="0" y="0"/>
+                      <a:ext cx="5400040" cy="1892935"/>
+                    </a:xfrm>
+                    <a:prstGeom prst="rect">
+                      <a:avLst/>
+                    </a:prstGeom>
+                  </pic:spPr>
+                </pic:pic>
+              </a:graphicData>
+            </a:graphic>
+          </wp:inline>
+        </w:drawing>
+      </w:r>
+    </w:p>
+    <w:p>
+      <w:pPr>
+        <w:pStyle w:val="Ttulo2"/>
+        <w:jc w:val="both"/>
+      </w:pPr>
+      <w:bookmarkStart w:id="7" w:name="_Toc228902238"/>
+      <w:r>
+        <w:t>Vulnerabilidad: Command Injection</w:t>
+      </w:r>
+      <w:bookmarkEnd w:id="7"/>
+    </w:p>
+    <w:p>
+      <w:pPr>
+        <w:jc w:val="both"/>
+      </w:pPr>
+      <w:r>
+        <w:t>Pasa</w:t>
+      </w:r>
+      <w:r>
+        <w:t xml:space="preserve"> cuando una aplicación web ejecuta comandos directamente en el sistema operativo utilizando datos introducidos por el usuario sin validarlos previamente.</w:t>
+      </w:r>
+    </w:p>
+    <w:p>
+      <w:pPr>
+        <w:jc w:val="both"/>
+      </w:pPr>
+      <w:r>
+        <w:t xml:space="preserve">Aquí, </w:t>
+      </w:r>
+      <w:r>
+        <w:t>se ha implementado una funcionalidad que permite realizar un ping a una dirección IP introducida por el usuario. El problema aparece al construir el comando del sistema concatenando directamente el valor introducido, lo que permite añadir instrucciones adicionales.</w:t>
+      </w:r>
+    </w:p>
+    <w:p>
+      <w:pPr>
+        <w:jc w:val="both"/>
+      </w:pPr>
+      <w:r>
+        <w:rPr>
+          <w:noProof/>
+        </w:rPr>
+        <w:lastRenderedPageBreak/>
+        <w:drawing>
+          <wp:inline distT="0" distB="0" distL="0" distR="0" wp14:anchorId="537CE156" wp14:editId="54886EF4">
+            <wp:extent cx="5400040" cy="3709670"/>
+            <wp:effectExtent l="0" t="0" r="0" b="5080"/>
+            <wp:docPr id="26" name="Imagen 26"/>
+            <wp:cNvGraphicFramePr>
+              <a:graphicFrameLocks xmlns:a="http://schemas.openxmlformats.org/drawingml/2006/main" noChangeAspect="1"/>
+            </wp:cNvGraphicFramePr>
+            <a:graphic xmlns:a="http://schemas.openxmlformats.org/drawingml/2006/main">
+              <a:graphicData uri="http://schemas.openxmlformats.org/drawingml/2006/picture">
+                <pic:pic xmlns:pic="http://schemas.openxmlformats.org/drawingml/2006/picture">
+                  <pic:nvPicPr>
+                    <pic:cNvPr id="26" name=""/>
+                    <pic:cNvPicPr/>
+                  </pic:nvPicPr>
+                  <pic:blipFill>
+                    <a:blip r:embed="rId31" cstate="print">
+                      <a:extLst>
+                        <a:ext uri="{28A0092B-C50C-407E-A947-70E740481C1C}">
+                          <a14:useLocalDpi xmlns:a14="http://schemas.microsoft.com/office/drawing/2010/main" val="0"/>
+                        </a:ext>
+                      </a:extLst>
+                    </a:blip>
+                    <a:stretch>
+                      <a:fillRect/>
+                    </a:stretch>
+                  </pic:blipFill>
+                  <pic:spPr>
+                    <a:xfrm>
+                      <a:off x="0" y="0"/>
+                      <a:ext cx="5400040" cy="3709670"/>
+                    </a:xfrm>
+                    <a:prstGeom prst="rect">
+                      <a:avLst/>
+                    </a:prstGeom>
+                  </pic:spPr>
+                </pic:pic>
+              </a:graphicData>
+            </a:graphic>
+          </wp:inline>
+        </w:drawing>
+      </w:r>
+    </w:p>
+    <w:p>
+      <w:pPr>
+        <w:jc w:val="both"/>
+      </w:pPr>
+      <w:r>
+        <w:t xml:space="preserve">Para implementar esta funcionalidad en Node.js, se utiliza el módulo </w:t>
+      </w:r>
+      <w:proofErr w:type="spellStart"/>
+      <w:r>
+        <w:t>child_process</w:t>
+      </w:r>
+      <w:proofErr w:type="spellEnd"/>
+      <w:r>
+        <w:t xml:space="preserve">, que permite ejecutar comandos del sistema mediante la función </w:t>
+      </w:r>
+      <w:proofErr w:type="spellStart"/>
+      <w:r>
+        <w:t>exec</w:t>
+      </w:r>
+      <w:proofErr w:type="spellEnd"/>
+      <w:r>
+        <w:t>.</w:t>
+      </w:r>
+    </w:p>
+    <w:p>
+      <w:pPr>
+        <w:jc w:val="both"/>
+      </w:pPr>
+      <w:r>
+        <w:t xml:space="preserve">Si hacemos ping a la </w:t>
+      </w:r>
+      <w:r>
+        <w:t>127.0.0.1</w:t>
+      </w:r>
+    </w:p>
+    <w:p>
+      <w:pPr>
+        <w:jc w:val="both"/>
+      </w:pPr>
+      <w:r>
+        <w:rPr>
+          <w:noProof/>
+        </w:rPr>
+        <w:drawing>
+          <wp:inline distT="0" distB="0" distL="0" distR="0" wp14:anchorId="22644BB4" wp14:editId="097B7DC9">
+            <wp:extent cx="5400040" cy="1892935"/>
+            <wp:effectExtent l="0" t="0" r="0" b="0"/>
+            <wp:docPr id="27" name="Imagen 27"/>
+            <wp:cNvGraphicFramePr>
+              <a:graphicFrameLocks xmlns:a="http://schemas.openxmlformats.org/drawingml/2006/main" noChangeAspect="1"/>
+            </wp:cNvGraphicFramePr>
+            <a:graphic xmlns:a="http://schemas.openxmlformats.org/drawingml/2006/main">
+              <a:graphicData uri="http://schemas.openxmlformats.org/drawingml/2006/picture">
+                <pic:pic xmlns:pic="http://schemas.openxmlformats.org/drawingml/2006/picture">
+                  <pic:nvPicPr>
+                    <pic:cNvPr id="27" name=""/>
+                    <pic:cNvPicPr/>
+                  </pic:nvPicPr>
+                  <pic:blipFill>
+                    <a:blip r:embed="rId32">
+                      <a:extLst>
+                        <a:ext uri="{28A0092B-C50C-407E-A947-70E740481C1C}">
+                          <a14:useLocalDpi xmlns:a14="http://schemas.microsoft.com/office/drawing/2010/main" val="0"/>
+                        </a:ext>
+                      </a:extLst>
+                    </a:blip>
+                    <a:stretch>
+                      <a:fillRect/>
+                    </a:stretch>
+                  </pic:blipFill>
+                  <pic:spPr>
+                    <a:xfrm>
+                      <a:off x="0" y="0"/>
+                      <a:ext cx="5400040" cy="1892935"/>
+                    </a:xfrm>
+                    <a:prstGeom prst="rect">
+                      <a:avLst/>
+                    </a:prstGeom>
+                  </pic:spPr>
+                </pic:pic>
+              </a:graphicData>
+            </a:graphic>
+          </wp:inline>
+        </w:drawing>
+      </w:r>
+    </w:p>
+    <w:p>
+      <w:pPr>
+        <w:jc w:val="both"/>
+      </w:pPr>
+      <w:r>
+        <w:t>Aparecen los resultado de un ping normal</w:t>
+      </w:r>
+    </w:p>
+    <w:p>
+      <w:pPr>
+        <w:jc w:val="both"/>
+      </w:pPr>
+      <w:r>
+        <w:rPr>
+          <w:noProof/>
+        </w:rPr>
+        <w:lastRenderedPageBreak/>
+        <w:drawing>
+          <wp:inline distT="0" distB="0" distL="0" distR="0" wp14:anchorId="1BEA8F95" wp14:editId="7A26CB2B">
+            <wp:extent cx="5400040" cy="1892935"/>
+            <wp:effectExtent l="0" t="0" r="0" b="0"/>
+            <wp:docPr id="28" name="Imagen 28"/>
+            <wp:cNvGraphicFramePr>
+              <a:graphicFrameLocks xmlns:a="http://schemas.openxmlformats.org/drawingml/2006/main" noChangeAspect="1"/>
+            </wp:cNvGraphicFramePr>
+            <a:graphic xmlns:a="http://schemas.openxmlformats.org/drawingml/2006/main">
+              <a:graphicData uri="http://schemas.openxmlformats.org/drawingml/2006/picture">
+                <pic:pic xmlns:pic="http://schemas.openxmlformats.org/drawingml/2006/picture">
+                  <pic:nvPicPr>
+                    <pic:cNvPr id="28" name=""/>
+                    <pic:cNvPicPr/>
+                  </pic:nvPicPr>
+                  <pic:blipFill>
+                    <a:blip r:embed="rId33">
+                      <a:extLst>
+                        <a:ext uri="{28A0092B-C50C-407E-A947-70E740481C1C}">
+                          <a14:useLocalDpi xmlns:a14="http://schemas.microsoft.com/office/drawing/2010/main" val="0"/>
+                        </a:ext>
+                      </a:extLst>
+                    </a:blip>
+                    <a:stretch>
+                      <a:fillRect/>
+                    </a:stretch>
+                  </pic:blipFill>
+                  <pic:spPr>
+                    <a:xfrm>
+                      <a:off x="0" y="0"/>
+                      <a:ext cx="5400040" cy="1892935"/>
+                    </a:xfrm>
+                    <a:prstGeom prst="rect">
+                      <a:avLst/>
+                    </a:prstGeom>
+                  </pic:spPr>
+                </pic:pic>
+              </a:graphicData>
+            </a:graphic>
+          </wp:inline>
+        </w:drawing>
+      </w:r>
+    </w:p>
+    <w:p>
+      <w:pPr>
+        <w:jc w:val="both"/>
+      </w:pPr>
+      <w:r>
+        <w:t>S</w:t>
+      </w:r>
+      <w:r>
+        <w:t xml:space="preserve">i el usuario introduce 127.0.0.1 &amp;&amp; </w:t>
+      </w:r>
+      <w:proofErr w:type="spellStart"/>
+      <w:r>
+        <w:t>dir</w:t>
+      </w:r>
+      <w:proofErr w:type="spellEnd"/>
+      <w:r>
+        <w:t xml:space="preserve">, el sistema no solo ejecuta el ping, sino también el comando </w:t>
+      </w:r>
+      <w:proofErr w:type="spellStart"/>
+      <w:r>
+        <w:t>dir</w:t>
+      </w:r>
+      <w:proofErr w:type="spellEnd"/>
+      <w:r>
+        <w:t xml:space="preserve">, mostrando el contenido del directorio. </w:t>
+      </w:r>
+    </w:p>
+    <w:p>
+      <w:pPr>
+        <w:jc w:val="both"/>
+      </w:pPr>
+      <w:r>
+        <w:rPr>
+          <w:noProof/>
+        </w:rPr>
+        <w:drawing>
+          <wp:inline distT="0" distB="0" distL="0" distR="0" wp14:anchorId="36F10B29" wp14:editId="040FC96A">
+            <wp:extent cx="5400040" cy="1892935"/>
+            <wp:effectExtent l="0" t="0" r="0" b="0"/>
+            <wp:docPr id="29" name="Imagen 29"/>
+            <wp:cNvGraphicFramePr>
+              <a:graphicFrameLocks xmlns:a="http://schemas.openxmlformats.org/drawingml/2006/main" noChangeAspect="1"/>
+            </wp:cNvGraphicFramePr>
+            <a:graphic xmlns:a="http://schemas.openxmlformats.org/drawingml/2006/main">
+              <a:graphicData uri="http://schemas.openxmlformats.org/drawingml/2006/picture">
+                <pic:pic xmlns:pic="http://schemas.openxmlformats.org/drawingml/2006/picture">
+                  <pic:nvPicPr>
+                    <pic:cNvPr id="29" name=""/>
+                    <pic:cNvPicPr/>
+                  </pic:nvPicPr>
+                  <pic:blipFill>
+                    <a:blip r:embed="rId34">
+                      <a:extLst>
+                        <a:ext uri="{28A0092B-C50C-407E-A947-70E740481C1C}">
+                          <a14:useLocalDpi xmlns:a14="http://schemas.microsoft.com/office/drawing/2010/main" val="0"/>
+                        </a:ext>
+                      </a:extLst>
+                    </a:blip>
+                    <a:stretch>
+                      <a:fillRect/>
+                    </a:stretch>
+                  </pic:blipFill>
+                  <pic:spPr>
+                    <a:xfrm>
+                      <a:off x="0" y="0"/>
+                      <a:ext cx="5400040" cy="1892935"/>
+                    </a:xfrm>
+                    <a:prstGeom prst="rect">
+                      <a:avLst/>
+                    </a:prstGeom>
+                  </pic:spPr>
+                </pic:pic>
+              </a:graphicData>
+            </a:graphic>
+          </wp:inline>
+        </w:drawing>
+      </w:r>
+      <w:r>
+        <w:t>Además de ver el r</w:t>
+      </w:r>
+      <w:r>
+        <w:t>esultado del ping</w:t>
+      </w:r>
+      <w:r>
+        <w:t xml:space="preserve">, muestra un </w:t>
+      </w:r>
+      <w:r>
+        <w:t xml:space="preserve">listado de archivos (app.js, </w:t>
+      </w:r>
+      <w:proofErr w:type="spellStart"/>
+      <w:r>
+        <w:t>package.json</w:t>
+      </w:r>
+      <w:proofErr w:type="spellEnd"/>
+      <w:r>
+        <w:t>, etc.)</w:t>
+      </w:r>
+      <w:r>
+        <w:t xml:space="preserve"> </w:t>
+      </w:r>
+    </w:p>
+    <w:p>
+      <w:pPr>
+        <w:jc w:val="both"/>
+      </w:pPr>
+      <w:r>
+        <w:t>Esto demuestra que es posible ejecutar comandos arbitrarios en el sistema.</w:t>
+      </w:r>
+    </w:p>
+    <w:p>
+      <w:pPr>
+        <w:jc w:val="both"/>
+      </w:pPr>
+      <w:r>
+        <w:rPr>
+          <w:noProof/>
+        </w:rPr>
+        <w:drawing>
+          <wp:inline distT="0" distB="0" distL="0" distR="0" wp14:anchorId="7B6039AC" wp14:editId="100BDA22">
+            <wp:extent cx="5400040" cy="3322320"/>
+            <wp:effectExtent l="0" t="0" r="0" b="0"/>
+            <wp:docPr id="30" name="Imagen 30"/>
+            <wp:cNvGraphicFramePr>
+              <a:graphicFrameLocks xmlns:a="http://schemas.openxmlformats.org/drawingml/2006/main" noChangeAspect="1"/>
+            </wp:cNvGraphicFramePr>
+            <a:graphic xmlns:a="http://schemas.openxmlformats.org/drawingml/2006/main">
+              <a:graphicData uri="http://schemas.openxmlformats.org/drawingml/2006/picture">
+                <pic:pic xmlns:pic="http://schemas.openxmlformats.org/drawingml/2006/picture">
+                  <pic:nvPicPr>
+                    <pic:cNvPr id="30" name=""/>
+                    <pic:cNvPicPr/>
+                  </pic:nvPicPr>
+                  <pic:blipFill>
+                    <a:blip r:embed="rId35">
+                      <a:extLst>
+                        <a:ext uri="{28A0092B-C50C-407E-A947-70E740481C1C}">
+                          <a14:useLocalDpi xmlns:a14="http://schemas.microsoft.com/office/drawing/2010/main" val="0"/>
+                        </a:ext>
+                      </a:extLst>
+                    </a:blip>
+                    <a:stretch>
+                      <a:fillRect/>
+                    </a:stretch>
+                  </pic:blipFill>
+                  <pic:spPr>
+                    <a:xfrm>
+                      <a:off x="0" y="0"/>
+                      <a:ext cx="5400040" cy="3322320"/>
+                    </a:xfrm>
+                    <a:prstGeom prst="rect">
+                      <a:avLst/>
+                    </a:prstGeom>
+                  </pic:spPr>
+                </pic:pic>
+              </a:graphicData>
+            </a:graphic>
+          </wp:inline>
+        </w:drawing>
+      </w:r>
+    </w:p>
+    <w:p>
+      <w:pPr>
+        <w:jc w:val="both"/>
+      </w:pPr>
+      <w:r>
+        <w:lastRenderedPageBreak/>
+        <w:t xml:space="preserve">127.0.0.1 &amp; </w:t>
+      </w:r>
+      <w:proofErr w:type="spellStart"/>
+      <w:r>
+        <w:t>whoami</w:t>
+      </w:r>
+      <w:proofErr w:type="spellEnd"/>
+      <w:r>
+        <w:t xml:space="preserve"> (</w:t>
+      </w:r>
+      <w:r>
+        <w:t>mostrando el usuario con el que se está ejecutando la aplicación</w:t>
+      </w:r>
+      <w:r>
+        <w:t>)</w:t>
+      </w:r>
+      <w:r>
+        <w:t>.</w:t>
+      </w:r>
+    </w:p>
+    <w:p>
+      <w:pPr>
+        <w:jc w:val="both"/>
+      </w:pPr>
+      <w:r>
+        <w:rPr>
+          <w:noProof/>
+        </w:rPr>
+        <w:drawing>
+          <wp:inline distT="0" distB="0" distL="0" distR="0" wp14:anchorId="4E9CCF8B" wp14:editId="43B66DF0">
+            <wp:extent cx="5400040" cy="1864426"/>
+            <wp:effectExtent l="0" t="0" r="0" b="2540"/>
+            <wp:docPr id="32" name="Imagen 32"/>
+            <wp:cNvGraphicFramePr>
+              <a:graphicFrameLocks xmlns:a="http://schemas.openxmlformats.org/drawingml/2006/main" noChangeAspect="1"/>
+            </wp:cNvGraphicFramePr>
+            <a:graphic xmlns:a="http://schemas.openxmlformats.org/drawingml/2006/main">
+              <a:graphicData uri="http://schemas.openxmlformats.org/drawingml/2006/picture">
+                <pic:pic xmlns:pic="http://schemas.openxmlformats.org/drawingml/2006/picture">
+                  <pic:nvPicPr>
+                    <pic:cNvPr id="32" name=""/>
+                    <pic:cNvPicPr/>
+                  </pic:nvPicPr>
+                  <pic:blipFill rotWithShape="1">
+                    <a:blip r:embed="rId36">
+                      <a:extLst>
+                        <a:ext uri="{28A0092B-C50C-407E-A947-70E740481C1C}">
+                          <a14:useLocalDpi xmlns:a14="http://schemas.microsoft.com/office/drawing/2010/main" val="0"/>
+                        </a:ext>
+                      </a:extLst>
+                    </a:blip>
+                    <a:srcRect b="43882"/>
+                    <a:stretch/>
+                  </pic:blipFill>
+                  <pic:spPr bwMode="auto">
+                    <a:xfrm>
+                      <a:off x="0" y="0"/>
+                      <a:ext cx="5400040" cy="1864426"/>
+                    </a:xfrm>
+                    <a:prstGeom prst="rect">
+                      <a:avLst/>
+                    </a:prstGeom>
+                    <a:ln>
+                      <a:noFill/>
+                    </a:ln>
+                    <a:extLst>
+                      <a:ext uri="{53640926-AAD7-44D8-BBD7-CCE9431645EC}">
+                        <a14:shadowObscured xmlns:a14="http://schemas.microsoft.com/office/drawing/2010/main"/>
+                      </a:ext>
+                    </a:extLst>
+                  </pic:spPr>
+                </pic:pic>
+              </a:graphicData>
+            </a:graphic>
+          </wp:inline>
+        </w:drawing>
+      </w:r>
+    </w:p>
+    <w:p>
+      <w:pPr>
+        <w:jc w:val="both"/>
+      </w:pPr>
+      <w:r>
+        <w:t xml:space="preserve">127.0.0.1 &amp; </w:t>
+      </w:r>
+      <w:proofErr w:type="spellStart"/>
+      <w:r>
+        <w:t>ipconfig</w:t>
+      </w:r>
+      <w:proofErr w:type="spellEnd"/>
+      <w:r>
+        <w:t xml:space="preserve"> (mostrando la configuración de red.</w:t>
+      </w:r>
+    </w:p>
+    <w:p>
+      <w:pPr>
+        <w:jc w:val="both"/>
+      </w:pPr>
+      <w:r>
+        <w:rPr>
+          <w:noProof/>
+        </w:rPr>
+        <w:drawing>
+          <wp:inline distT="0" distB="0" distL="0" distR="0" wp14:anchorId="1BBEAB52" wp14:editId="6598DFBC">
+            <wp:extent cx="5400040" cy="3322320"/>
+            <wp:effectExtent l="0" t="0" r="0" b="0"/>
+            <wp:docPr id="31" name="Imagen 31"/>
+            <wp:cNvGraphicFramePr>
+              <a:graphicFrameLocks xmlns:a="http://schemas.openxmlformats.org/drawingml/2006/main" noChangeAspect="1"/>
+            </wp:cNvGraphicFramePr>
+            <a:graphic xmlns:a="http://schemas.openxmlformats.org/drawingml/2006/main">
+              <a:graphicData uri="http://schemas.openxmlformats.org/drawingml/2006/picture">
+                <pic:pic xmlns:pic="http://schemas.openxmlformats.org/drawingml/2006/picture">
+                  <pic:nvPicPr>
+                    <pic:cNvPr id="31" name=""/>
+                    <pic:cNvPicPr/>
+                  </pic:nvPicPr>
+                  <pic:blipFill>
+                    <a:blip r:embed="rId37">
+                      <a:extLst>
+                        <a:ext uri="{28A0092B-C50C-407E-A947-70E740481C1C}">
+                          <a14:useLocalDpi xmlns:a14="http://schemas.microsoft.com/office/drawing/2010/main" val="0"/>
+                        </a:ext>
+                      </a:extLst>
+                    </a:blip>
+                    <a:stretch>
+                      <a:fillRect/>
+                    </a:stretch>
+                  </pic:blipFill>
+                  <pic:spPr>
+                    <a:xfrm>
+                      <a:off x="0" y="0"/>
+                      <a:ext cx="5400040" cy="3322320"/>
+                    </a:xfrm>
+                    <a:prstGeom prst="rect">
+                      <a:avLst/>
+                    </a:prstGeom>
+                  </pic:spPr>
+                </pic:pic>
+              </a:graphicData>
+            </a:graphic>
+          </wp:inline>
+        </w:drawing>
+      </w:r>
+    </w:p>
+    <w:p>
+      <w:pPr>
+        <w:jc w:val="both"/>
+      </w:pPr>
+      <w:r>
+        <w:t xml:space="preserve">Esta vulnerabilidad está </w:t>
+      </w:r>
+      <w:r>
+        <w:t xml:space="preserve">en </w:t>
+      </w:r>
+      <w:r>
+        <w:t>OWASP Top 10 como una inyección y representa un riesgo crítico, ya que permite la ejecución de comandos en el servidor.</w:t>
+      </w:r>
+    </w:p>
+    <w:p>
+      <w:pPr>
+        <w:pStyle w:val="Ttulo2"/>
+        <w:jc w:val="both"/>
+      </w:pPr>
+      <w:bookmarkStart w:id="8" w:name="_Toc228902239"/>
+      <w:r>
+        <w:t xml:space="preserve">Vulnerabilidad: </w:t>
+      </w:r>
+      <w:proofErr w:type="spellStart"/>
+      <w:r>
+        <w:t>Insecure</w:t>
+      </w:r>
+      <w:proofErr w:type="spellEnd"/>
+      <w:r>
+        <w:t xml:space="preserve"> File </w:t>
+      </w:r>
+      <w:proofErr w:type="spellStart"/>
+      <w:r>
+        <w:t>Upload</w:t>
+      </w:r>
+      <w:bookmarkEnd w:id="8"/>
+      <w:proofErr w:type="spellEnd"/>
+    </w:p>
+    <w:p>
+      <w:pPr>
+        <w:jc w:val="both"/>
+      </w:pPr>
+      <w:r>
+        <w:t>Hemos implementado</w:t>
+      </w:r>
+      <w:r>
+        <w:t xml:space="preserve"> una funcionalidad de subida de archivos sin aplicar ningún tipo de validación sobre el contenido, tipo o extensión del archivo.</w:t>
+      </w:r>
+    </w:p>
+    <w:p>
+      <w:pPr>
+        <w:jc w:val="both"/>
+      </w:pPr>
+      <w:r>
+        <w:t>Pasa</w:t>
+      </w:r>
+      <w:r>
+        <w:t xml:space="preserve"> cuando la aplicación permite subir archivos directamente al servidor sin comprobar si son seguros. Por ejemplo, un usuario podría subir un archivo ejecutable o un script malicioso en lugar de una imagen, lo que supone un riesgo importante para el sistema.</w:t>
+      </w:r>
+    </w:p>
+    <w:p>
+      <w:pPr>
+        <w:jc w:val="both"/>
+      </w:pPr>
+      <w:r>
+        <w:t xml:space="preserve">Para implementar esta funcionalidad en Node.js, se ha utilizado la librería </w:t>
+      </w:r>
+      <w:proofErr w:type="spellStart"/>
+      <w:r>
+        <w:t>multer</w:t>
+      </w:r>
+      <w:proofErr w:type="spellEnd"/>
+      <w:r>
+        <w:t>, que permite gestionar la subida de archivos desde formularios. En este caso, los archivos se almacenan directamente en una carpeta del servidor sin realizar ninguna comprobación.</w:t>
+      </w:r>
+    </w:p>
+    <w:p>
+      <w:pPr>
+        <w:jc w:val="both"/>
+      </w:pPr>
+      <w:r>
+        <w:lastRenderedPageBreak/>
+        <w:t xml:space="preserve">Para instalar la libre </w:t>
+      </w:r>
+      <w:proofErr w:type="spellStart"/>
+      <w:r>
+        <w:t>multer</w:t>
+      </w:r>
+      <w:proofErr w:type="spellEnd"/>
+      <w:r>
+        <w:t xml:space="preserve"> con el comando </w:t>
+      </w:r>
+    </w:p>
+    <w:p>
+      <w:pPr>
+        <w:jc w:val="both"/>
+      </w:pPr>
+      <w:proofErr w:type="spellStart"/>
+      <w:r>
+        <w:t>npm</w:t>
+      </w:r>
+      <w:proofErr w:type="spellEnd"/>
+      <w:r>
+        <w:t xml:space="preserve"> </w:t>
+      </w:r>
+      <w:proofErr w:type="spellStart"/>
+      <w:r>
+        <w:t>install</w:t>
+      </w:r>
+      <w:proofErr w:type="spellEnd"/>
+      <w:r>
+        <w:t xml:space="preserve"> </w:t>
+      </w:r>
+      <w:proofErr w:type="spellStart"/>
+      <w:r>
+        <w:t>multer</w:t>
+      </w:r>
+      <w:proofErr w:type="spellEnd"/>
+    </w:p>
+    <w:p>
+      <w:pPr>
+        <w:jc w:val="both"/>
+      </w:pPr>
+      <w:r>
+        <w:rPr>
+          <w:noProof/>
+        </w:rPr>
+        <w:drawing>
+          <wp:inline distT="0" distB="0" distL="0" distR="0" wp14:anchorId="62BBD7E9" wp14:editId="102AC9B2">
+            <wp:extent cx="5400040" cy="3709670"/>
+            <wp:effectExtent l="0" t="0" r="0" b="5080"/>
+            <wp:docPr id="33" name="Imagen 33"/>
+            <wp:cNvGraphicFramePr>
+              <a:graphicFrameLocks xmlns:a="http://schemas.openxmlformats.org/drawingml/2006/main" noChangeAspect="1"/>
+            </wp:cNvGraphicFramePr>
+            <a:graphic xmlns:a="http://schemas.openxmlformats.org/drawingml/2006/main">
+              <a:graphicData uri="http://schemas.openxmlformats.org/drawingml/2006/picture">
+                <pic:pic xmlns:pic="http://schemas.openxmlformats.org/drawingml/2006/picture">
+                  <pic:nvPicPr>
+                    <pic:cNvPr id="33" name=""/>
+                    <pic:cNvPicPr/>
+                  </pic:nvPicPr>
+                  <pic:blipFill>
+                    <a:blip r:embed="rId38" cstate="print">
+                      <a:extLst>
+                        <a:ext uri="{28A0092B-C50C-407E-A947-70E740481C1C}">
+                          <a14:useLocalDpi xmlns:a14="http://schemas.microsoft.com/office/drawing/2010/main" val="0"/>
+                        </a:ext>
+                      </a:extLst>
+                    </a:blip>
+                    <a:stretch>
+                      <a:fillRect/>
+                    </a:stretch>
+                  </pic:blipFill>
+                  <pic:spPr>
+                    <a:xfrm>
+                      <a:off x="0" y="0"/>
+                      <a:ext cx="5400040" cy="3709670"/>
+                    </a:xfrm>
+                    <a:prstGeom prst="rect">
+                      <a:avLst/>
+                    </a:prstGeom>
+                  </pic:spPr>
+                </pic:pic>
+              </a:graphicData>
+            </a:graphic>
+          </wp:inline>
+        </w:drawing>
+      </w:r>
+    </w:p>
+    <w:p>
+      <w:pPr>
+        <w:jc w:val="both"/>
+      </w:pPr>
+      <w:r>
+        <w:t>Para comprobar la vulnerabilidad</w:t>
+      </w:r>
+      <w:r>
+        <w:t xml:space="preserve"> acecemos a </w:t>
+      </w:r>
+      <w:hyperlink r:id="rId39" w:history="1">
+        <w:r>
+          <w:rPr>
+            <w:rStyle w:val="Hipervnculo"/>
+          </w:rPr>
+          <w:t>localhost:3000/subir</w:t>
+        </w:r>
+      </w:hyperlink>
+    </w:p>
+    <w:p>
+      <w:pPr>
+        <w:jc w:val="both"/>
+      </w:pPr>
+      <w:r>
+        <w:rPr>
+          <w:noProof/>
+        </w:rPr>
+        <w:drawing>
+          <wp:inline distT="0" distB="0" distL="0" distR="0" wp14:anchorId="517BBD0E" wp14:editId="1D644B9F">
+            <wp:extent cx="5400040" cy="1479550"/>
+            <wp:effectExtent l="0" t="0" r="0" b="6350"/>
+            <wp:docPr id="34" name="Imagen 34"/>
+            <wp:cNvGraphicFramePr>
+              <a:graphicFrameLocks xmlns:a="http://schemas.openxmlformats.org/drawingml/2006/main" noChangeAspect="1"/>
+            </wp:cNvGraphicFramePr>
+            <a:graphic xmlns:a="http://schemas.openxmlformats.org/drawingml/2006/main">
+              <a:graphicData uri="http://schemas.openxmlformats.org/drawingml/2006/picture">
+                <pic:pic xmlns:pic="http://schemas.openxmlformats.org/drawingml/2006/picture">
+                  <pic:nvPicPr>
+                    <pic:cNvPr id="34" name=""/>
+                    <pic:cNvPicPr/>
+                  </pic:nvPicPr>
+                  <pic:blipFill>
+                    <a:blip r:embed="rId40">
+                      <a:extLst>
+                        <a:ext uri="{28A0092B-C50C-407E-A947-70E740481C1C}">
+                          <a14:useLocalDpi xmlns:a14="http://schemas.microsoft.com/office/drawing/2010/main" val="0"/>
+                        </a:ext>
+                      </a:extLst>
+                    </a:blip>
+                    <a:stretch>
+                      <a:fillRect/>
+                    </a:stretch>
+                  </pic:blipFill>
+                  <pic:spPr>
+                    <a:xfrm>
+                      <a:off x="0" y="0"/>
+                      <a:ext cx="5400040" cy="1479550"/>
+                    </a:xfrm>
+                    <a:prstGeom prst="rect">
+                      <a:avLst/>
+                    </a:prstGeom>
+                  </pic:spPr>
+                </pic:pic>
+              </a:graphicData>
+            </a:graphic>
+          </wp:inline>
+        </w:drawing>
+      </w:r>
+    </w:p>
+    <w:p>
+      <w:pPr>
+        <w:jc w:val="both"/>
+      </w:pPr>
+      <w:r>
+        <w:t>se ha subido un archivo con extensión .</w:t>
+      </w:r>
+      <w:proofErr w:type="spellStart"/>
+      <w:r>
+        <w:t>js</w:t>
+      </w:r>
+      <w:proofErr w:type="spellEnd"/>
+      <w:r>
+        <w:t xml:space="preserve"> o .exe, </w:t>
+      </w:r>
+    </w:p>
+    <w:p>
+      <w:pPr>
+        <w:jc w:val="both"/>
+      </w:pPr>
+      <w:r>
+        <w:rPr>
+          <w:noProof/>
+        </w:rPr>
+        <w:drawing>
+          <wp:inline distT="0" distB="0" distL="0" distR="0" wp14:anchorId="2A818D3E" wp14:editId="28869AE1">
+            <wp:extent cx="5400040" cy="1479550"/>
+            <wp:effectExtent l="0" t="0" r="0" b="6350"/>
+            <wp:docPr id="36" name="Imagen 36"/>
+            <wp:cNvGraphicFramePr>
+              <a:graphicFrameLocks xmlns:a="http://schemas.openxmlformats.org/drawingml/2006/main" noChangeAspect="1"/>
+            </wp:cNvGraphicFramePr>
+            <a:graphic xmlns:a="http://schemas.openxmlformats.org/drawingml/2006/main">
+              <a:graphicData uri="http://schemas.openxmlformats.org/drawingml/2006/picture">
+                <pic:pic xmlns:pic="http://schemas.openxmlformats.org/drawingml/2006/picture">
+                  <pic:nvPicPr>
+                    <pic:cNvPr id="36" name=""/>
+                    <pic:cNvPicPr/>
+                  </pic:nvPicPr>
+                  <pic:blipFill>
+                    <a:blip r:embed="rId41">
+                      <a:extLst>
+                        <a:ext uri="{28A0092B-C50C-407E-A947-70E740481C1C}">
+                          <a14:useLocalDpi xmlns:a14="http://schemas.microsoft.com/office/drawing/2010/main" val="0"/>
+                        </a:ext>
+                      </a:extLst>
+                    </a:blip>
+                    <a:stretch>
+                      <a:fillRect/>
+                    </a:stretch>
+                  </pic:blipFill>
+                  <pic:spPr>
+                    <a:xfrm>
+                      <a:off x="0" y="0"/>
+                      <a:ext cx="5400040" cy="1479550"/>
+                    </a:xfrm>
+                    <a:prstGeom prst="rect">
+                      <a:avLst/>
+                    </a:prstGeom>
+                  </pic:spPr>
+                </pic:pic>
+              </a:graphicData>
+            </a:graphic>
+          </wp:inline>
+        </w:drawing>
+      </w:r>
+    </w:p>
+    <w:p>
+      <w:pPr>
+        <w:jc w:val="both"/>
+        <w:rPr>
+          <w:sz w:val="22"/>
+          <w:szCs w:val="22"/>
+        </w:rPr>
+      </w:pPr>
+      <w:r>
+        <w:rPr>
+          <w:noProof/>
+          <w:sz w:val="22"/>
+          <w:szCs w:val="22"/>
+        </w:rPr>
+        <w:lastRenderedPageBreak/>
+        <w:drawing>
+          <wp:inline distT="0" distB="0" distL="0" distR="0" wp14:anchorId="10E6024E" wp14:editId="71468E4D">
+            <wp:extent cx="5400040" cy="1479550"/>
+            <wp:effectExtent l="0" t="0" r="0" b="6350"/>
+            <wp:docPr id="37" name="Imagen 37"/>
+            <wp:cNvGraphicFramePr>
+              <a:graphicFrameLocks xmlns:a="http://schemas.openxmlformats.org/drawingml/2006/main" noChangeAspect="1"/>
+            </wp:cNvGraphicFramePr>
+            <a:graphic xmlns:a="http://schemas.openxmlformats.org/drawingml/2006/main">
+              <a:graphicData uri="http://schemas.openxmlformats.org/drawingml/2006/picture">
+                <pic:pic xmlns:pic="http://schemas.openxmlformats.org/drawingml/2006/picture">
+                  <pic:nvPicPr>
+                    <pic:cNvPr id="37" name=""/>
+                    <pic:cNvPicPr/>
+                  </pic:nvPicPr>
+                  <pic:blipFill>
+                    <a:blip r:embed="rId42">
+                      <a:extLst>
+                        <a:ext uri="{28A0092B-C50C-407E-A947-70E740481C1C}">
+                          <a14:useLocalDpi xmlns:a14="http://schemas.microsoft.com/office/drawing/2010/main" val="0"/>
+                        </a:ext>
+                      </a:extLst>
+                    </a:blip>
+                    <a:stretch>
+                      <a:fillRect/>
+                    </a:stretch>
+                  </pic:blipFill>
+                  <pic:spPr>
+                    <a:xfrm>
+                      <a:off x="0" y="0"/>
+                      <a:ext cx="5400040" cy="1479550"/>
+                    </a:xfrm>
+                    <a:prstGeom prst="rect">
+                      <a:avLst/>
+                    </a:prstGeom>
+                  </pic:spPr>
+                </pic:pic>
+              </a:graphicData>
+            </a:graphic>
+          </wp:inline>
+        </w:drawing>
+      </w:r>
+    </w:p>
+    <w:p>
+      <w:pPr>
+        <w:jc w:val="both"/>
+      </w:pPr>
+      <w:r>
+        <w:t>observando que la aplicación lo acepta sin restricciones y lo almacena en el servidor. Esto demuestra que no existe ningún control sobre el tipo de archivo, lo que podría permitir la ejecución de código malicioso.</w:t>
+      </w:r>
+    </w:p>
+    <w:p>
+      <w:pPr>
+        <w:jc w:val="both"/>
+      </w:pPr>
+    </w:p>
+    <w:p>
+      <w:pPr>
+        <w:pStyle w:val="Ttulo2"/>
+        <w:jc w:val="both"/>
+      </w:pPr>
+      <w:bookmarkStart w:id="9" w:name="_Toc228902240"/>
+      <w:r>
+        <w:t xml:space="preserve">Vulnerabilidad: </w:t>
+      </w:r>
+      <w:proofErr w:type="spellStart"/>
+      <w:r>
+        <w:t>Broken</w:t>
+      </w:r>
+      <w:proofErr w:type="spellEnd"/>
+      <w:r>
+        <w:t xml:space="preserve"> </w:t>
+      </w:r>
+      <w:proofErr w:type="spellStart"/>
+      <w:r>
+        <w:t>Authentication</w:t>
+      </w:r>
+      <w:bookmarkEnd w:id="9"/>
+      <w:proofErr w:type="spellEnd"/>
+    </w:p>
+    <w:p>
+      <w:pPr>
+        <w:jc w:val="both"/>
+      </w:pPr>
+      <w:r>
+        <w:t>S</w:t>
+      </w:r>
+      <w:r>
+        <w:t>e produce cuando los mecanismos de autenticación y gestión de sesiones no están correctamente implementados. Esto puede permitir a un atacante acceder a cuentas de otros usuarios sin necesidad de conocer sus credenciales reales.</w:t>
+      </w:r>
+    </w:p>
+    <w:p>
+      <w:pPr>
+        <w:jc w:val="both"/>
+      </w:pPr>
+      <w:r>
+        <w:rPr>
+          <w:noProof/>
+        </w:rPr>
+        <w:drawing>
+          <wp:inline distT="0" distB="0" distL="0" distR="0" wp14:anchorId="547D80CE" wp14:editId="61A19DAC">
+            <wp:extent cx="5400040" cy="3841750"/>
+            <wp:effectExtent l="0" t="0" r="0" b="6350"/>
+            <wp:docPr id="46" name="Imagen 46"/>
+            <wp:cNvGraphicFramePr>
+              <a:graphicFrameLocks xmlns:a="http://schemas.openxmlformats.org/drawingml/2006/main" noChangeAspect="1"/>
+            </wp:cNvGraphicFramePr>
+            <a:graphic xmlns:a="http://schemas.openxmlformats.org/drawingml/2006/main">
+              <a:graphicData uri="http://schemas.openxmlformats.org/drawingml/2006/picture">
+                <pic:pic xmlns:pic="http://schemas.openxmlformats.org/drawingml/2006/picture">
+                  <pic:nvPicPr>
+                    <pic:cNvPr id="46" name=""/>
+                    <pic:cNvPicPr/>
+                  </pic:nvPicPr>
+                  <pic:blipFill>
+                    <a:blip r:embed="rId43" cstate="print">
+                      <a:extLst>
+                        <a:ext uri="{28A0092B-C50C-407E-A947-70E740481C1C}">
+                          <a14:useLocalDpi xmlns:a14="http://schemas.microsoft.com/office/drawing/2010/main" val="0"/>
+                        </a:ext>
+                      </a:extLst>
+                    </a:blip>
+                    <a:stretch>
+                      <a:fillRect/>
+                    </a:stretch>
+                  </pic:blipFill>
+                  <pic:spPr>
+                    <a:xfrm>
+                      <a:off x="0" y="0"/>
+                      <a:ext cx="5400040" cy="3841750"/>
+                    </a:xfrm>
+                    <a:prstGeom prst="rect">
+                      <a:avLst/>
+                    </a:prstGeom>
+                  </pic:spPr>
+                </pic:pic>
+              </a:graphicData>
+            </a:graphic>
+          </wp:inline>
+        </w:drawing>
+      </w:r>
+    </w:p>
+    <w:p>
+      <w:pPr>
+        <w:jc w:val="both"/>
+      </w:pPr>
+      <w:r>
+        <w:t xml:space="preserve">Si vamos al panel </w:t>
+      </w:r>
+      <w:hyperlink r:id="rId44" w:history="1">
+        <w:r>
+          <w:rPr>
+            <w:rStyle w:val="Hipervnculo"/>
+          </w:rPr>
+          <w:t>http://localhost:3000/panel</w:t>
+        </w:r>
+      </w:hyperlink>
+      <w:r>
+        <w:t xml:space="preserve"> sin cookie no tenemos acceso</w:t>
+      </w:r>
+    </w:p>
+    <w:p>
+      <w:pPr>
+        <w:jc w:val="both"/>
+      </w:pPr>
+      <w:r>
+        <w:rPr>
+          <w:noProof/>
+        </w:rPr>
+        <w:drawing>
+          <wp:inline distT="0" distB="0" distL="0" distR="0" wp14:anchorId="0CDBE887" wp14:editId="34F41373">
+            <wp:extent cx="5400040" cy="690245"/>
+            <wp:effectExtent l="0" t="0" r="0" b="0"/>
+            <wp:docPr id="43" name="Imagen 43"/>
+            <wp:cNvGraphicFramePr>
+              <a:graphicFrameLocks xmlns:a="http://schemas.openxmlformats.org/drawingml/2006/main" noChangeAspect="1"/>
+            </wp:cNvGraphicFramePr>
+            <a:graphic xmlns:a="http://schemas.openxmlformats.org/drawingml/2006/main">
+              <a:graphicData uri="http://schemas.openxmlformats.org/drawingml/2006/picture">
+                <pic:pic xmlns:pic="http://schemas.openxmlformats.org/drawingml/2006/picture">
+                  <pic:nvPicPr>
+                    <pic:cNvPr id="43" name=""/>
+                    <pic:cNvPicPr/>
+                  </pic:nvPicPr>
+                  <pic:blipFill>
+                    <a:blip r:embed="rId45">
+                      <a:extLst>
+                        <a:ext uri="{28A0092B-C50C-407E-A947-70E740481C1C}">
+                          <a14:useLocalDpi xmlns:a14="http://schemas.microsoft.com/office/drawing/2010/main" val="0"/>
+                        </a:ext>
+                      </a:extLst>
+                    </a:blip>
+                    <a:stretch>
+                      <a:fillRect/>
+                    </a:stretch>
+                  </pic:blipFill>
+                  <pic:spPr>
+                    <a:xfrm>
+                      <a:off x="0" y="0"/>
+                      <a:ext cx="5400040" cy="690245"/>
+                    </a:xfrm>
+                    <a:prstGeom prst="rect">
+                      <a:avLst/>
+                    </a:prstGeom>
+                  </pic:spPr>
+                </pic:pic>
+              </a:graphicData>
+            </a:graphic>
+          </wp:inline>
+        </w:drawing>
+      </w:r>
+    </w:p>
+    <w:p>
+      <w:pPr>
+        <w:jc w:val="both"/>
+      </w:pPr>
+    </w:p>
+    <w:p>
+      <w:pPr>
+        <w:jc w:val="both"/>
+      </w:pPr>
+      <w:r>
+        <w:t xml:space="preserve">Vamos a </w:t>
+      </w:r>
+      <w:hyperlink r:id="rId46" w:history="1">
+        <w:r>
+          <w:rPr>
+            <w:rStyle w:val="Hipervnculo"/>
+          </w:rPr>
+          <w:t>http://localhost:3000/login2</w:t>
+        </w:r>
+      </w:hyperlink>
+    </w:p>
+    <w:p>
+      <w:pPr>
+        <w:jc w:val="both"/>
+      </w:pPr>
+      <w:r>
+        <w:rPr>
+          <w:noProof/>
+        </w:rPr>
+        <w:drawing>
+          <wp:inline distT="0" distB="0" distL="0" distR="0" wp14:anchorId="27491670" wp14:editId="4AA652F5">
+            <wp:extent cx="5400040" cy="1479550"/>
+            <wp:effectExtent l="0" t="0" r="0" b="6350"/>
+            <wp:docPr id="38" name="Imagen 38"/>
+            <wp:cNvGraphicFramePr>
+              <a:graphicFrameLocks xmlns:a="http://schemas.openxmlformats.org/drawingml/2006/main" noChangeAspect="1"/>
+            </wp:cNvGraphicFramePr>
+            <a:graphic xmlns:a="http://schemas.openxmlformats.org/drawingml/2006/main">
+              <a:graphicData uri="http://schemas.openxmlformats.org/drawingml/2006/picture">
+                <pic:pic xmlns:pic="http://schemas.openxmlformats.org/drawingml/2006/picture">
+                  <pic:nvPicPr>
+                    <pic:cNvPr id="38" name=""/>
+                    <pic:cNvPicPr/>
+                  </pic:nvPicPr>
+                  <pic:blipFill>
+                    <a:blip r:embed="rId47">
+                      <a:extLst>
+                        <a:ext uri="{28A0092B-C50C-407E-A947-70E740481C1C}">
+                          <a14:useLocalDpi xmlns:a14="http://schemas.microsoft.com/office/drawing/2010/main" val="0"/>
+                        </a:ext>
+                      </a:extLst>
+                    </a:blip>
+                    <a:stretch>
+                      <a:fillRect/>
+                    </a:stretch>
+                  </pic:blipFill>
+                  <pic:spPr>
+                    <a:xfrm>
+                      <a:off x="0" y="0"/>
+                      <a:ext cx="5400040" cy="1479550"/>
+                    </a:xfrm>
+                    <a:prstGeom prst="rect">
+                      <a:avLst/>
+                    </a:prstGeom>
+                  </pic:spPr>
+                </pic:pic>
+              </a:graphicData>
+            </a:graphic>
+          </wp:inline>
+        </w:drawing>
+      </w:r>
+    </w:p>
+    <w:p>
+      <w:pPr>
+        <w:jc w:val="both"/>
+      </w:pPr>
+      <w:r>
+        <w:t>Algunos ejemplos comunes de este tipo de fallo son el uso de contraseñas débiles, el almacenamiento de contraseñas en texto plano o la utilización de identificadores de sesión predecibles.</w:t>
+      </w:r>
+    </w:p>
+    <w:p>
+      <w:pPr>
+        <w:jc w:val="both"/>
+      </w:pPr>
+      <w:r>
+        <w:rPr>
+          <w:noProof/>
+        </w:rPr>
+        <w:drawing>
+          <wp:inline distT="0" distB="0" distL="0" distR="0" wp14:anchorId="5A9C1F3E" wp14:editId="0ED79EB5">
+            <wp:extent cx="5400040" cy="1479550"/>
+            <wp:effectExtent l="0" t="0" r="0" b="6350"/>
+            <wp:docPr id="39" name="Imagen 39"/>
+            <wp:cNvGraphicFramePr>
+              <a:graphicFrameLocks xmlns:a="http://schemas.openxmlformats.org/drawingml/2006/main" noChangeAspect="1"/>
+            </wp:cNvGraphicFramePr>
+            <a:graphic xmlns:a="http://schemas.openxmlformats.org/drawingml/2006/main">
+              <a:graphicData uri="http://schemas.openxmlformats.org/drawingml/2006/picture">
+                <pic:pic xmlns:pic="http://schemas.openxmlformats.org/drawingml/2006/picture">
+                  <pic:nvPicPr>
+                    <pic:cNvPr id="39" name=""/>
+                    <pic:cNvPicPr/>
+                  </pic:nvPicPr>
+                  <pic:blipFill>
+                    <a:blip r:embed="rId48">
+                      <a:extLst>
+                        <a:ext uri="{28A0092B-C50C-407E-A947-70E740481C1C}">
+                          <a14:useLocalDpi xmlns:a14="http://schemas.microsoft.com/office/drawing/2010/main" val="0"/>
+                        </a:ext>
+                      </a:extLst>
+                    </a:blip>
+                    <a:stretch>
+                      <a:fillRect/>
+                    </a:stretch>
+                  </pic:blipFill>
+                  <pic:spPr>
+                    <a:xfrm>
+                      <a:off x="0" y="0"/>
+                      <a:ext cx="5400040" cy="1479550"/>
+                    </a:xfrm>
+                    <a:prstGeom prst="rect">
+                      <a:avLst/>
+                    </a:prstGeom>
+                  </pic:spPr>
+                </pic:pic>
+              </a:graphicData>
+            </a:graphic>
+          </wp:inline>
+        </w:drawing>
+      </w:r>
+    </w:p>
+    <w:p>
+      <w:pPr>
+        <w:jc w:val="both"/>
+      </w:pPr>
+      <w:r>
+        <w:t xml:space="preserve">Vamos a la cookie </w:t>
+      </w:r>
+      <w:r>
+        <w:t>pulsado</w:t>
+      </w:r>
+      <w:r>
+        <w:t xml:space="preserve"> f12</w:t>
+      </w:r>
+      <w:r>
+        <w:t xml:space="preserve"> y pestaña </w:t>
+      </w:r>
+      <w:proofErr w:type="spellStart"/>
+      <w:r>
+        <w:t>application</w:t>
+      </w:r>
+      <w:proofErr w:type="spellEnd"/>
+      <w:r>
+        <w:t xml:space="preserve"> y buscamos la cookie</w:t>
+      </w:r>
+    </w:p>
+    <w:p>
+      <w:pPr>
+        <w:jc w:val="both"/>
+      </w:pPr>
+      <w:r>
+        <w:rPr>
+          <w:noProof/>
+        </w:rPr>
+        <w:drawing>
+          <wp:inline distT="0" distB="0" distL="0" distR="0" wp14:anchorId="3286C2D6" wp14:editId="3646AD0A">
+            <wp:extent cx="5400040" cy="2809875"/>
+            <wp:effectExtent l="0" t="0" r="0" b="9525"/>
+            <wp:docPr id="40" name="Imagen 40"/>
+            <wp:cNvGraphicFramePr>
+              <a:graphicFrameLocks xmlns:a="http://schemas.openxmlformats.org/drawingml/2006/main" noChangeAspect="1"/>
+            </wp:cNvGraphicFramePr>
+            <a:graphic xmlns:a="http://schemas.openxmlformats.org/drawingml/2006/main">
+              <a:graphicData uri="http://schemas.openxmlformats.org/drawingml/2006/picture">
+                <pic:pic xmlns:pic="http://schemas.openxmlformats.org/drawingml/2006/picture">
+                  <pic:nvPicPr>
+                    <pic:cNvPr id="40" name=""/>
+                    <pic:cNvPicPr/>
+                  </pic:nvPicPr>
+                  <pic:blipFill>
+                    <a:blip r:embed="rId49">
+                      <a:extLst>
+                        <a:ext uri="{28A0092B-C50C-407E-A947-70E740481C1C}">
+                          <a14:useLocalDpi xmlns:a14="http://schemas.microsoft.com/office/drawing/2010/main" val="0"/>
+                        </a:ext>
+                      </a:extLst>
+                    </a:blip>
+                    <a:stretch>
+                      <a:fillRect/>
+                    </a:stretch>
+                  </pic:blipFill>
+                  <pic:spPr>
+                    <a:xfrm>
+                      <a:off x="0" y="0"/>
+                      <a:ext cx="5400040" cy="2809875"/>
+                    </a:xfrm>
+                    <a:prstGeom prst="rect">
+                      <a:avLst/>
+                    </a:prstGeom>
+                  </pic:spPr>
+                </pic:pic>
+              </a:graphicData>
+            </a:graphic>
+          </wp:inline>
+        </w:drawing>
+      </w:r>
+    </w:p>
+    <w:p>
+      <w:pPr>
+        <w:jc w:val="both"/>
+      </w:pPr>
+      <w:r>
+        <w:t xml:space="preserve">Ahora vamos al panel </w:t>
+      </w:r>
+      <w:r>
+        <w:t>http://localhost:3000/panel</w:t>
+      </w:r>
+    </w:p>
+    <w:p>
+      <w:pPr>
+        <w:jc w:val="both"/>
+      </w:pPr>
+      <w:r>
+        <w:rPr>
+          <w:noProof/>
+        </w:rPr>
+        <w:lastRenderedPageBreak/>
+        <w:drawing>
+          <wp:inline distT="0" distB="0" distL="0" distR="0" wp14:anchorId="524D4036" wp14:editId="3D8916A6">
+            <wp:extent cx="5400040" cy="888365"/>
+            <wp:effectExtent l="0" t="0" r="0" b="6985"/>
+            <wp:docPr id="42" name="Imagen 42"/>
+            <wp:cNvGraphicFramePr>
+              <a:graphicFrameLocks xmlns:a="http://schemas.openxmlformats.org/drawingml/2006/main" noChangeAspect="1"/>
+            </wp:cNvGraphicFramePr>
+            <a:graphic xmlns:a="http://schemas.openxmlformats.org/drawingml/2006/main">
+              <a:graphicData uri="http://schemas.openxmlformats.org/drawingml/2006/picture">
+                <pic:pic xmlns:pic="http://schemas.openxmlformats.org/drawingml/2006/picture">
+                  <pic:nvPicPr>
+                    <pic:cNvPr id="42" name=""/>
+                    <pic:cNvPicPr/>
+                  </pic:nvPicPr>
+                  <pic:blipFill>
+                    <a:blip r:embed="rId50">
+                      <a:extLst>
+                        <a:ext uri="{28A0092B-C50C-407E-A947-70E740481C1C}">
+                          <a14:useLocalDpi xmlns:a14="http://schemas.microsoft.com/office/drawing/2010/main" val="0"/>
+                        </a:ext>
+                      </a:extLst>
+                    </a:blip>
+                    <a:stretch>
+                      <a:fillRect/>
+                    </a:stretch>
+                  </pic:blipFill>
+                  <pic:spPr>
+                    <a:xfrm>
+                      <a:off x="0" y="0"/>
+                      <a:ext cx="5400040" cy="888365"/>
+                    </a:xfrm>
+                    <a:prstGeom prst="rect">
+                      <a:avLst/>
+                    </a:prstGeom>
+                  </pic:spPr>
+                </pic:pic>
+              </a:graphicData>
+            </a:graphic>
+          </wp:inline>
+        </w:drawing>
+      </w:r>
+    </w:p>
+    <w:p>
+      <w:pPr>
+        <w:jc w:val="both"/>
+      </w:pPr>
+      <w:r>
+        <w:t xml:space="preserve">En este caso, se ha implementado un sistema de </w:t>
+      </w:r>
+      <w:proofErr w:type="spellStart"/>
+      <w:r>
+        <w:t>login</w:t>
+      </w:r>
+      <w:proofErr w:type="spellEnd"/>
+      <w:r>
+        <w:t xml:space="preserve"> inseguro donde las credenciales se comprueban directamente en texto plano y la sesión se gestiona mediante una cookie fácilmente manipulable. Esto permite que un usuario pueda suplantar la identidad de otro sin necesidad de autenticarse correctamente.</w:t>
+      </w:r>
+    </w:p>
+    <w:p>
+      <w:pPr>
+        <w:pStyle w:val="Ttulo2"/>
+        <w:jc w:val="both"/>
+      </w:pPr>
+      <w:bookmarkStart w:id="10" w:name="_Toc228902241"/>
+      <w:r>
+        <w:t xml:space="preserve">Vulnerabilidad: Security </w:t>
+      </w:r>
+      <w:proofErr w:type="spellStart"/>
+      <w:r>
+        <w:t>Misconfiguration</w:t>
+      </w:r>
+      <w:bookmarkEnd w:id="10"/>
+      <w:proofErr w:type="spellEnd"/>
+    </w:p>
+    <w:p>
+      <w:pPr>
+        <w:jc w:val="both"/>
+      </w:pPr>
+      <w:proofErr w:type="spellStart"/>
+      <w:r>
+        <w:t>S</w:t>
+      </w:r>
+      <w:r>
+        <w:t>produce</w:t>
+      </w:r>
+      <w:proofErr w:type="spellEnd"/>
+      <w:r>
+        <w:t xml:space="preserve"> cuando el sistema está configurado de forma incorrecta, exponiendo información interna que no debería ser accesible para los usuarios.</w:t>
+      </w:r>
+    </w:p>
+    <w:p>
+      <w:pPr>
+        <w:jc w:val="both"/>
+      </w:pPr>
+      <w:proofErr w:type="spellStart"/>
+      <w:r>
+        <w:t>Aqui</w:t>
+      </w:r>
+      <w:proofErr w:type="spellEnd"/>
+      <w:r>
+        <w:t xml:space="preserve"> se ha implementado una funcionalidad que simula un error del servidor en modo </w:t>
+      </w:r>
+      <w:proofErr w:type="spellStart"/>
+      <w:r>
+        <w:t>debug</w:t>
+      </w:r>
+      <w:proofErr w:type="spellEnd"/>
+      <w:r>
+        <w:t xml:space="preserve">. Cuando ocurre el fallo, la aplicación devuelve información técnica detallada, como el </w:t>
+      </w:r>
+      <w:proofErr w:type="spellStart"/>
+      <w:r>
+        <w:t>stack</w:t>
+      </w:r>
+      <w:proofErr w:type="spellEnd"/>
+      <w:r>
+        <w:t xml:space="preserve"> trace, rutas internas y mensajes de error.</w:t>
+      </w:r>
+    </w:p>
+    <w:p>
+      <w:pPr>
+        <w:jc w:val="both"/>
+      </w:pPr>
+      <w:r>
+        <w:rPr>
+          <w:noProof/>
+        </w:rPr>
+        <w:drawing>
+          <wp:inline distT="0" distB="0" distL="0" distR="0" wp14:anchorId="1C3FC736" wp14:editId="764574E0">
+            <wp:extent cx="5400040" cy="3709670"/>
+            <wp:effectExtent l="0" t="0" r="0" b="5080"/>
+            <wp:docPr id="45" name="Imagen 45"/>
+            <wp:cNvGraphicFramePr>
+              <a:graphicFrameLocks xmlns:a="http://schemas.openxmlformats.org/drawingml/2006/main" noChangeAspect="1"/>
+            </wp:cNvGraphicFramePr>
+            <a:graphic xmlns:a="http://schemas.openxmlformats.org/drawingml/2006/main">
+              <a:graphicData uri="http://schemas.openxmlformats.org/drawingml/2006/picture">
+                <pic:pic xmlns:pic="http://schemas.openxmlformats.org/drawingml/2006/picture">
+                  <pic:nvPicPr>
+                    <pic:cNvPr id="45" name=""/>
+                    <pic:cNvPicPr/>
+                  </pic:nvPicPr>
+                  <pic:blipFill>
+                    <a:blip r:embed="rId51" cstate="print">
+                      <a:extLst>
+                        <a:ext uri="{28A0092B-C50C-407E-A947-70E740481C1C}">
+                          <a14:useLocalDpi xmlns:a14="http://schemas.microsoft.com/office/drawing/2010/main" val="0"/>
+                        </a:ext>
+                      </a:extLst>
+                    </a:blip>
+                    <a:stretch>
+                      <a:fillRect/>
+                    </a:stretch>
+                  </pic:blipFill>
+                  <pic:spPr>
+                    <a:xfrm>
+                      <a:off x="0" y="0"/>
+                      <a:ext cx="5400040" cy="3709670"/>
+                    </a:xfrm>
+                    <a:prstGeom prst="rect">
+                      <a:avLst/>
+                    </a:prstGeom>
+                  </pic:spPr>
+                </pic:pic>
+              </a:graphicData>
+            </a:graphic>
+          </wp:inline>
+        </w:drawing>
+      </w:r>
+    </w:p>
+    <w:p>
+      <w:pPr>
+        <w:jc w:val="both"/>
+      </w:pPr>
+      <w:r>
+        <w:t xml:space="preserve">Abrimos el navegador con </w:t>
+      </w:r>
+      <w:hyperlink r:id="rId52" w:history="1">
+        <w:r>
+          <w:rPr>
+            <w:rStyle w:val="Hipervnculo"/>
+          </w:rPr>
+          <w:t>http://localhost:3000/config-rota</w:t>
+        </w:r>
+      </w:hyperlink>
+    </w:p>
+    <w:p>
+      <w:pPr>
+        <w:jc w:val="both"/>
+      </w:pPr>
+      <w:r>
+        <w:t xml:space="preserve">Y </w:t>
+      </w:r>
+      <w:r>
+        <w:t>conseguimos;</w:t>
+      </w:r>
+      <w:r>
+        <w:t xml:space="preserve"> provocar un error interno</w:t>
+      </w:r>
+      <w:r>
+        <w:t>,</w:t>
+      </w:r>
+      <w:r>
+        <w:t xml:space="preserve"> mostrar el </w:t>
+      </w:r>
+      <w:proofErr w:type="spellStart"/>
+      <w:r>
+        <w:rPr>
+          <w:i/>
+          <w:iCs/>
+        </w:rPr>
+        <w:t>stack</w:t>
+      </w:r>
+      <w:proofErr w:type="spellEnd"/>
+      <w:r>
+        <w:rPr>
+          <w:i/>
+          <w:iCs/>
+        </w:rPr>
+        <w:t xml:space="preserve"> trace</w:t>
+      </w:r>
+      <w:r>
+        <w:t>,</w:t>
+      </w:r>
+      <w:r>
+        <w:t xml:space="preserve"> exponer rutas del sistema (C:\</w:t>
+      </w:r>
+      <w:proofErr w:type="spellStart"/>
+      <w:r>
+        <w:t>Users</w:t>
+      </w:r>
+      <w:proofErr w:type="spellEnd"/>
+      <w:r>
+        <w:t xml:space="preserve">\raul\...) </w:t>
+      </w:r>
+      <w:r>
+        <w:t xml:space="preserve"> y </w:t>
+      </w:r>
+      <w:r>
+        <w:t>mostrar información sensible (IP interna simulada)</w:t>
+      </w:r>
+    </w:p>
+    <w:p>
+      <w:pPr>
+        <w:jc w:val="both"/>
+      </w:pPr>
+      <w:r>
+        <w:rPr>
+          <w:noProof/>
+        </w:rPr>
+        <w:lastRenderedPageBreak/>
+        <w:drawing>
+          <wp:inline distT="0" distB="0" distL="0" distR="0" wp14:anchorId="73F7AA12" wp14:editId="17134D08">
+            <wp:extent cx="5400040" cy="2053590"/>
+            <wp:effectExtent l="0" t="0" r="0" b="3810"/>
+            <wp:docPr id="44" name="Imagen 44"/>
+            <wp:cNvGraphicFramePr>
+              <a:graphicFrameLocks xmlns:a="http://schemas.openxmlformats.org/drawingml/2006/main" noChangeAspect="1"/>
+            </wp:cNvGraphicFramePr>
+            <a:graphic xmlns:a="http://schemas.openxmlformats.org/drawingml/2006/main">
+              <a:graphicData uri="http://schemas.openxmlformats.org/drawingml/2006/picture">
+                <pic:pic xmlns:pic="http://schemas.openxmlformats.org/drawingml/2006/picture">
+                  <pic:nvPicPr>
+                    <pic:cNvPr id="44" name=""/>
+                    <pic:cNvPicPr/>
+                  </pic:nvPicPr>
+                  <pic:blipFill>
+                    <a:blip r:embed="rId53">
+                      <a:extLst>
+                        <a:ext uri="{28A0092B-C50C-407E-A947-70E740481C1C}">
+                          <a14:useLocalDpi xmlns:a14="http://schemas.microsoft.com/office/drawing/2010/main" val="0"/>
+                        </a:ext>
+                      </a:extLst>
+                    </a:blip>
+                    <a:stretch>
+                      <a:fillRect/>
+                    </a:stretch>
+                  </pic:blipFill>
+                  <pic:spPr>
+                    <a:xfrm>
+                      <a:off x="0" y="0"/>
+                      <a:ext cx="5400040" cy="2053590"/>
+                    </a:xfrm>
+                    <a:prstGeom prst="rect">
+                      <a:avLst/>
+                    </a:prstGeom>
+                  </pic:spPr>
+                </pic:pic>
+              </a:graphicData>
+            </a:graphic>
+          </wp:inline>
+        </w:drawing>
+      </w:r>
+    </w:p>
+    <w:p>
+      <w:pPr>
+        <w:jc w:val="both"/>
+      </w:pPr>
+      <w:r>
+        <w:t>La</w:t>
+      </w:r>
+      <w:r>
+        <w:t xml:space="preserve"> información puede ser utilizada por un atacante para conocer la estructura del sistema y facilitar otros ataques más avanzados. En un entorno real, estos datos deberían ocultarse y mostrarse únicamente mensajes genéricos.</w:t>
+      </w:r>
+    </w:p>
+    <w:p>
+      <w:pPr>
+        <w:jc w:val="both"/>
+      </w:pPr>
+    </w:p>
+    <w:p>
+      <w:pPr>
+        <w:pStyle w:val="Ttulo2"/>
+        <w:jc w:val="both"/>
+      </w:pPr>
+      <w:bookmarkStart w:id="11" w:name="_Toc228902242"/>
+      <w:r>
+        <w:t xml:space="preserve">Vulnerabilidad: Sensitive Data </w:t>
+      </w:r>
+      <w:proofErr w:type="spellStart"/>
+      <w:r>
+        <w:t>Exposure</w:t>
+      </w:r>
+      <w:bookmarkEnd w:id="11"/>
+      <w:proofErr w:type="spellEnd"/>
+    </w:p>
+    <w:p>
+      <w:pPr>
+        <w:jc w:val="both"/>
+      </w:pPr>
+      <w:r>
+        <w:t>Sucede</w:t>
+      </w:r>
+      <w:r>
+        <w:t xml:space="preserve"> cuando la aplicación expone información sensible sin aplicar ningún tipo de protección o filtrado.</w:t>
+      </w:r>
+    </w:p>
+    <w:p>
+      <w:pPr>
+        <w:jc w:val="both"/>
+      </w:pPr>
+      <w:r>
+        <w:t xml:space="preserve">Aquí, </w:t>
+      </w:r>
+      <w:r>
+        <w:t>se ha implementado una API que devuelve directamente los datos de los usuarios sin eliminar campos privados. Como resultado, se exponen credenciales en texto plano y datos sensibles como números de tarjeta.</w:t>
+      </w:r>
+    </w:p>
+    <w:p>
+      <w:pPr>
+        <w:jc w:val="both"/>
+      </w:pPr>
+      <w:r>
+        <w:rPr>
+          <w:noProof/>
+        </w:rPr>
+        <w:drawing>
+          <wp:inline distT="0" distB="0" distL="0" distR="0" wp14:anchorId="6CC3CDA4" wp14:editId="54665E88">
+            <wp:extent cx="5400040" cy="3841750"/>
+            <wp:effectExtent l="0" t="0" r="0" b="6350"/>
+            <wp:docPr id="47" name="Imagen 47"/>
+            <wp:cNvGraphicFramePr>
+              <a:graphicFrameLocks xmlns:a="http://schemas.openxmlformats.org/drawingml/2006/main" noChangeAspect="1"/>
+            </wp:cNvGraphicFramePr>
+            <a:graphic xmlns:a="http://schemas.openxmlformats.org/drawingml/2006/main">
+              <a:graphicData uri="http://schemas.openxmlformats.org/drawingml/2006/picture">
+                <pic:pic xmlns:pic="http://schemas.openxmlformats.org/drawingml/2006/picture">
+                  <pic:nvPicPr>
+                    <pic:cNvPr id="47" name=""/>
+                    <pic:cNvPicPr/>
+                  </pic:nvPicPr>
+                  <pic:blipFill>
+                    <a:blip r:embed="rId54" cstate="print">
+                      <a:extLst>
+                        <a:ext uri="{28A0092B-C50C-407E-A947-70E740481C1C}">
+                          <a14:useLocalDpi xmlns:a14="http://schemas.microsoft.com/office/drawing/2010/main" val="0"/>
+                        </a:ext>
+                      </a:extLst>
+                    </a:blip>
+                    <a:stretch>
+                      <a:fillRect/>
+                    </a:stretch>
+                  </pic:blipFill>
+                  <pic:spPr>
+                    <a:xfrm>
+                      <a:off x="0" y="0"/>
+                      <a:ext cx="5400040" cy="3841750"/>
+                    </a:xfrm>
+                    <a:prstGeom prst="rect">
+                      <a:avLst/>
+                    </a:prstGeom>
+                  </pic:spPr>
+                </pic:pic>
+              </a:graphicData>
+            </a:graphic>
+          </wp:inline>
+        </w:drawing>
+      </w:r>
+    </w:p>
+    <w:p>
+      <w:pPr>
+        <w:jc w:val="both"/>
+      </w:pPr>
+      <w:r>
+        <w:lastRenderedPageBreak/>
+        <w:t xml:space="preserve">En el navegador </w:t>
+      </w:r>
+      <w:hyperlink r:id="rId55" w:history="1">
+        <w:r>
+          <w:rPr>
+            <w:rStyle w:val="Hipervnculo"/>
+          </w:rPr>
+          <w:t>http://localhost:3000/perfiles</w:t>
+        </w:r>
+      </w:hyperlink>
+    </w:p>
+    <w:p>
+      <w:pPr>
+        <w:jc w:val="both"/>
+      </w:pPr>
+      <w:r>
+        <w:rPr>
+          <w:noProof/>
+        </w:rPr>
+        <w:drawing>
+          <wp:inline distT="0" distB="0" distL="0" distR="0" wp14:anchorId="1054A979" wp14:editId="43AAB0A0">
+            <wp:extent cx="5400040" cy="1169719"/>
+            <wp:effectExtent l="0" t="0" r="0" b="0"/>
+            <wp:docPr id="48" name="Imagen 48"/>
+            <wp:cNvGraphicFramePr>
+              <a:graphicFrameLocks xmlns:a="http://schemas.openxmlformats.org/drawingml/2006/main" noChangeAspect="1"/>
+            </wp:cNvGraphicFramePr>
+            <a:graphic xmlns:a="http://schemas.openxmlformats.org/drawingml/2006/main">
+              <a:graphicData uri="http://schemas.openxmlformats.org/drawingml/2006/picture">
+                <pic:pic xmlns:pic="http://schemas.openxmlformats.org/drawingml/2006/picture">
+                  <pic:nvPicPr>
+                    <pic:cNvPr id="48" name=""/>
+                    <pic:cNvPicPr/>
+                  </pic:nvPicPr>
+                  <pic:blipFill rotWithShape="1">
+                    <a:blip r:embed="rId56">
+                      <a:extLst>
+                        <a:ext uri="{28A0092B-C50C-407E-A947-70E740481C1C}">
+                          <a14:useLocalDpi xmlns:a14="http://schemas.microsoft.com/office/drawing/2010/main" val="0"/>
+                        </a:ext>
+                      </a:extLst>
+                    </a:blip>
+                    <a:srcRect b="43040"/>
+                    <a:stretch/>
+                  </pic:blipFill>
+                  <pic:spPr bwMode="auto">
+                    <a:xfrm>
+                      <a:off x="0" y="0"/>
+                      <a:ext cx="5400040" cy="1169719"/>
+                    </a:xfrm>
+                    <a:prstGeom prst="rect">
+                      <a:avLst/>
+                    </a:prstGeom>
+                    <a:ln>
+                      <a:noFill/>
+                    </a:ln>
+                    <a:extLst>
+                      <a:ext uri="{53640926-AAD7-44D8-BBD7-CCE9431645EC}">
+                        <a14:shadowObscured xmlns:a14="http://schemas.microsoft.com/office/drawing/2010/main"/>
+                      </a:ext>
+                    </a:extLst>
+                  </pic:spPr>
+                </pic:pic>
+              </a:graphicData>
+            </a:graphic>
+          </wp:inline>
+        </w:drawing>
+      </w:r>
+    </w:p>
+    <w:p>
+      <w:pPr>
+        <w:jc w:val="both"/>
+      </w:pPr>
+      <w:r>
+        <w:t xml:space="preserve">Pulsamos sobre el link Consultar API y </w:t>
+      </w:r>
+      <w:r>
+        <w:t>acced</w:t>
+      </w:r>
+      <w:r>
+        <w:t>emos</w:t>
+      </w:r>
+      <w:r>
+        <w:t xml:space="preserve"> a la ruta /api/usuarios</w:t>
+      </w:r>
+    </w:p>
+    <w:p>
+      <w:pPr>
+        <w:jc w:val="both"/>
+      </w:pPr>
+      <w:r>
+        <w:rPr>
+          <w:noProof/>
+        </w:rPr>
+        <w:drawing>
+          <wp:inline distT="0" distB="0" distL="0" distR="0" wp14:anchorId="43762EEB" wp14:editId="529380F8">
+            <wp:extent cx="5400040" cy="855023"/>
+            <wp:effectExtent l="0" t="0" r="0" b="2540"/>
+            <wp:docPr id="49" name="Imagen 49"/>
+            <wp:cNvGraphicFramePr>
+              <a:graphicFrameLocks xmlns:a="http://schemas.openxmlformats.org/drawingml/2006/main" noChangeAspect="1"/>
+            </wp:cNvGraphicFramePr>
+            <a:graphic xmlns:a="http://schemas.openxmlformats.org/drawingml/2006/main">
+              <a:graphicData uri="http://schemas.openxmlformats.org/drawingml/2006/picture">
+                <pic:pic xmlns:pic="http://schemas.openxmlformats.org/drawingml/2006/picture">
+                  <pic:nvPicPr>
+                    <pic:cNvPr id="49" name=""/>
+                    <pic:cNvPicPr/>
+                  </pic:nvPicPr>
+                  <pic:blipFill rotWithShape="1">
+                    <a:blip r:embed="rId57">
+                      <a:extLst>
+                        <a:ext uri="{28A0092B-C50C-407E-A947-70E740481C1C}">
+                          <a14:useLocalDpi xmlns:a14="http://schemas.microsoft.com/office/drawing/2010/main" val="0"/>
+                        </a:ext>
+                      </a:extLst>
+                    </a:blip>
+                    <a:srcRect b="58365"/>
+                    <a:stretch/>
+                  </pic:blipFill>
+                  <pic:spPr bwMode="auto">
+                    <a:xfrm>
+                      <a:off x="0" y="0"/>
+                      <a:ext cx="5400040" cy="855023"/>
+                    </a:xfrm>
+                    <a:prstGeom prst="rect">
+                      <a:avLst/>
+                    </a:prstGeom>
+                    <a:ln>
+                      <a:noFill/>
+                    </a:ln>
+                    <a:extLst>
+                      <a:ext uri="{53640926-AAD7-44D8-BBD7-CCE9431645EC}">
+                        <a14:shadowObscured xmlns:a14="http://schemas.microsoft.com/office/drawing/2010/main"/>
+                      </a:ext>
+                    </a:extLst>
+                  </pic:spPr>
+                </pic:pic>
+              </a:graphicData>
+            </a:graphic>
+          </wp:inline>
+        </w:drawing>
+      </w:r>
+    </w:p>
+    <w:p>
+      <w:pPr>
+        <w:numPr>
+          <w:ilvl w:val="0"/>
+          <w:numId w:val="3"/>
+        </w:numPr>
+        <w:jc w:val="both"/>
+      </w:pPr>
+      <w:r>
+        <w:t>cualquier usuario puede visualizar esta información sin autenticación, lo que supone un riesgo crítico para la seguridad del sistema</w:t>
+      </w:r>
+      <w:r>
+        <w:t xml:space="preserve"> </w:t>
+      </w:r>
+      <w:proofErr w:type="spellStart"/>
+      <w:r>
+        <w:t>mostradon</w:t>
+      </w:r>
+      <w:proofErr w:type="spellEnd"/>
+      <w:r>
+        <w:t xml:space="preserve"> </w:t>
+      </w:r>
+      <w:r>
+        <w:t xml:space="preserve">datos sensibles sin protección </w:t>
+      </w:r>
+      <w:r>
+        <w:t xml:space="preserve">, </w:t>
+      </w:r>
+      <w:r>
+        <w:t xml:space="preserve">contraseñas en texto plano </w:t>
+      </w:r>
+      <w:r>
+        <w:t xml:space="preserve">y el </w:t>
+      </w:r>
+      <w:r>
+        <w:t>API sin control de acceso</w:t>
+      </w:r>
+      <w:r>
+        <w:t>.</w:t>
+      </w:r>
+    </w:p>
+    <w:p>
+      <w:pPr>
+        <w:jc w:val="both"/>
+      </w:pPr>
+    </w:p>
+    <w:p>
+      <w:pPr>
+        <w:pStyle w:val="Ttulo1"/>
+      </w:pPr>
+      <w:bookmarkStart w:id="12" w:name="_Toc228902243"/>
+      <w:r>
+        <w:t>Estructura del proyecto y organización de carpetas</w:t>
+      </w:r>
+      <w:bookmarkEnd w:id="12"/>
+    </w:p>
+    <w:p>
+      <w:pPr>
+        <w:jc w:val="both"/>
+      </w:pPr>
+      <w:r>
+        <w:t>E</w:t>
+      </w:r>
+      <w:r>
+        <w:t>l proyecto está organizado separando la versión vulnerable y la versión segura en carpetas distintas, para poder trabajar con ambas de forma clara y compararlas fácilmente.</w:t>
+      </w:r>
+    </w:p>
+    <w:p>
+      <w:pPr>
+        <w:jc w:val="both"/>
+      </w:pPr>
+      <w:r>
+        <w:t>Las dependencias (</w:t>
+      </w:r>
+      <w:proofErr w:type="spellStart"/>
+      <w:r>
+        <w:t>node_modules</w:t>
+      </w:r>
+      <w:proofErr w:type="spellEnd"/>
+      <w:r>
+        <w:t>) y la carpeta de subidas (</w:t>
+      </w:r>
+      <w:proofErr w:type="spellStart"/>
+      <w:r>
+        <w:t>uploads</w:t>
+      </w:r>
+      <w:proofErr w:type="spellEnd"/>
+      <w:r>
+        <w:t>) se han dejado en la raíz, ya que son comunes a las dos versiones y así no hace falta duplicarlas.</w:t>
+      </w:r>
+    </w:p>
+    <w:p>
+      <w:pPr>
+        <w:jc w:val="both"/>
+      </w:pPr>
+      <w:r>
+        <w:t>De esta forma, el proyecto queda más ordenado y se evitan repeticiones innecesarias, siguiendo una estructura típica en aplicaciones Node.js.</w:t>
+      </w:r>
+    </w:p>
+    <w:p>
+      <w:pPr>
+        <w:jc w:val="both"/>
+      </w:pPr>
+      <w:r>
+        <w:rPr>
+          <w:noProof/>
+        </w:rPr>
+        <w:drawing>
+          <wp:inline distT="0" distB="0" distL="0" distR="0" wp14:anchorId="002C527C" wp14:editId="00069237">
+            <wp:extent cx="5400040" cy="2484120"/>
+            <wp:effectExtent l="0" t="0" r="0" b="0"/>
+            <wp:docPr id="2" name="Imagen 2"/>
+            <wp:cNvGraphicFramePr>
+              <a:graphicFrameLocks xmlns:a="http://schemas.openxmlformats.org/drawingml/2006/main" noChangeAspect="1"/>
+            </wp:cNvGraphicFramePr>
+            <a:graphic xmlns:a="http://schemas.openxmlformats.org/drawingml/2006/main">
+              <a:graphicData uri="http://schemas.openxmlformats.org/drawingml/2006/picture">
+                <pic:pic xmlns:pic="http://schemas.openxmlformats.org/drawingml/2006/picture">
+                  <pic:nvPicPr>
+                    <pic:cNvPr id="2" name=""/>
+                    <pic:cNvPicPr/>
+                  </pic:nvPicPr>
+                  <pic:blipFill>
+                    <a:blip r:embed="rId58">
+                      <a:extLst>
+                        <a:ext uri="{28A0092B-C50C-407E-A947-70E740481C1C}">
+                          <a14:useLocalDpi xmlns:a14="http://schemas.microsoft.com/office/drawing/2010/main" val="0"/>
+                        </a:ext>
+                      </a:extLst>
+                    </a:blip>
+                    <a:stretch>
+                      <a:fillRect/>
+                    </a:stretch>
+                  </pic:blipFill>
+                  <pic:spPr>
+                    <a:xfrm>
+                      <a:off x="0" y="0"/>
+                      <a:ext cx="5400040" cy="2484120"/>
+                    </a:xfrm>
+                    <a:prstGeom prst="rect">
+                      <a:avLst/>
+                    </a:prstGeom>
+                  </pic:spPr>
+                </pic:pic>
+              </a:graphicData>
+            </a:graphic>
+          </wp:inline>
+        </w:drawing>
+      </w:r>
+    </w:p>
+    <w:p>
+      <w:pPr>
+        <w:jc w:val="both"/>
+      </w:pPr>
+      <w:r>
+        <w:lastRenderedPageBreak/>
+        <w:t>En la versión segura se han eliminado las referencias a funcionalidades vulnerables, manteniendo únicamente una lógica de autenticación controlada y sin construcción dinámica de consultas.</w:t>
+      </w:r>
+    </w:p>
+    <w:p>
+      <w:pPr>
+        <w:jc w:val="both"/>
+      </w:pPr>
+      <w:r>
+        <w:rPr>
+          <w:noProof/>
+        </w:rPr>
+        <w:drawing>
+          <wp:inline distT="0" distB="0" distL="0" distR="0" wp14:anchorId="57135AFF" wp14:editId="18EC3393">
+            <wp:extent cx="5400040" cy="3077845"/>
+            <wp:effectExtent l="0" t="0" r="0" b="8255"/>
+            <wp:docPr id="12" name="Imagen 12"/>
+            <wp:cNvGraphicFramePr>
+              <a:graphicFrameLocks xmlns:a="http://schemas.openxmlformats.org/drawingml/2006/main" noChangeAspect="1"/>
+            </wp:cNvGraphicFramePr>
+            <a:graphic xmlns:a="http://schemas.openxmlformats.org/drawingml/2006/main">
+              <a:graphicData uri="http://schemas.openxmlformats.org/drawingml/2006/picture">
+                <pic:pic xmlns:pic="http://schemas.openxmlformats.org/drawingml/2006/picture">
+                  <pic:nvPicPr>
+                    <pic:cNvPr id="12" name=""/>
+                    <pic:cNvPicPr/>
+                  </pic:nvPicPr>
+                  <pic:blipFill>
+                    <a:blip r:embed="rId59" cstate="print">
+                      <a:extLst>
+                        <a:ext uri="{28A0092B-C50C-407E-A947-70E740481C1C}">
+                          <a14:useLocalDpi xmlns:a14="http://schemas.microsoft.com/office/drawing/2010/main" val="0"/>
+                        </a:ext>
+                      </a:extLst>
+                    </a:blip>
+                    <a:stretch>
+                      <a:fillRect/>
+                    </a:stretch>
+                  </pic:blipFill>
+                  <pic:spPr>
+                    <a:xfrm>
+                      <a:off x="0" y="0"/>
+                      <a:ext cx="5400040" cy="3077845"/>
+                    </a:xfrm>
+                    <a:prstGeom prst="rect">
+                      <a:avLst/>
+                    </a:prstGeom>
+                  </pic:spPr>
+                </pic:pic>
+              </a:graphicData>
+            </a:graphic>
+          </wp:inline>
+        </w:drawing>
+      </w:r>
+    </w:p>
+    <w:p>
+      <w:pPr>
+        <w:jc w:val="both"/>
+      </w:pPr>
+      <w:r>
+        <w:t xml:space="preserve">Se ha configurado la versión segura para ejecutarse en un puerto distinto (3001), </w:t>
+      </w:r>
+      <w:r>
+        <w:rPr>
+          <w:noProof/>
+        </w:rPr>
+        <w:drawing>
+          <wp:inline distT="0" distB="0" distL="0" distR="0" wp14:anchorId="5D08FA8E" wp14:editId="1027D55C">
+            <wp:extent cx="5400040" cy="1492885"/>
+            <wp:effectExtent l="0" t="0" r="0" b="0"/>
+            <wp:docPr id="15" name="Imagen 15"/>
+            <wp:cNvGraphicFramePr>
+              <a:graphicFrameLocks xmlns:a="http://schemas.openxmlformats.org/drawingml/2006/main" noChangeAspect="1"/>
+            </wp:cNvGraphicFramePr>
+            <a:graphic xmlns:a="http://schemas.openxmlformats.org/drawingml/2006/main">
+              <a:graphicData uri="http://schemas.openxmlformats.org/drawingml/2006/picture">
+                <pic:pic xmlns:pic="http://schemas.openxmlformats.org/drawingml/2006/picture">
+                  <pic:nvPicPr>
+                    <pic:cNvPr id="15" name=""/>
+                    <pic:cNvPicPr/>
+                  </pic:nvPicPr>
+                  <pic:blipFill>
+                    <a:blip r:embed="rId60">
+                      <a:extLst>
+                        <a:ext uri="{28A0092B-C50C-407E-A947-70E740481C1C}">
+                          <a14:useLocalDpi xmlns:a14="http://schemas.microsoft.com/office/drawing/2010/main" val="0"/>
+                        </a:ext>
+                      </a:extLst>
+                    </a:blip>
+                    <a:stretch>
+                      <a:fillRect/>
+                    </a:stretch>
+                  </pic:blipFill>
+                  <pic:spPr>
+                    <a:xfrm>
+                      <a:off x="0" y="0"/>
+                      <a:ext cx="5400040" cy="1492885"/>
+                    </a:xfrm>
+                    <a:prstGeom prst="rect">
+                      <a:avLst/>
+                    </a:prstGeom>
+                  </pic:spPr>
+                </pic:pic>
+              </a:graphicData>
+            </a:graphic>
+          </wp:inline>
+        </w:drawing>
+      </w:r>
+    </w:p>
+    <w:p>
+      <w:pPr>
+        <w:jc w:val="both"/>
+      </w:pPr>
+      <w:r>
+        <w:t>permitiendo así ejecutar simultáneamente la versión vulnerable (puerto 3000) y la versión segura, facilitando su comparación.</w:t>
+      </w:r>
+    </w:p>
+    <w:p>
+      <w:pPr>
+        <w:pStyle w:val="Ttulo2"/>
+      </w:pPr>
+      <w:bookmarkStart w:id="13" w:name="_Toc228902244"/>
+      <w:r>
+        <w:t xml:space="preserve">OWASP (SQL </w:t>
+      </w:r>
+      <w:proofErr w:type="spellStart"/>
+      <w:r>
+        <w:t>Injection</w:t>
+      </w:r>
+      <w:proofErr w:type="spellEnd"/>
+      <w:r>
+        <w:t>)</w:t>
+      </w:r>
+      <w:bookmarkEnd w:id="13"/>
+    </w:p>
+    <w:p>
+      <w:pPr>
+        <w:jc w:val="both"/>
+      </w:pPr>
+      <w:r>
+        <w:rPr>
+          <w:noProof/>
+        </w:rPr>
+        <w:drawing>
+          <wp:inline distT="0" distB="0" distL="0" distR="0" wp14:anchorId="4130E147" wp14:editId="1FE22AD9">
+            <wp:extent cx="5400040" cy="1128156"/>
+            <wp:effectExtent l="0" t="0" r="0" b="0"/>
+            <wp:docPr id="9" name="Imagen 9"/>
+            <wp:cNvGraphicFramePr>
+              <a:graphicFrameLocks xmlns:a="http://schemas.openxmlformats.org/drawingml/2006/main" noChangeAspect="1"/>
+            </wp:cNvGraphicFramePr>
+            <a:graphic xmlns:a="http://schemas.openxmlformats.org/drawingml/2006/main">
+              <a:graphicData uri="http://schemas.openxmlformats.org/drawingml/2006/picture">
+                <pic:pic xmlns:pic="http://schemas.openxmlformats.org/drawingml/2006/picture">
+                  <pic:nvPicPr>
+                    <pic:cNvPr id="1" name=""/>
+                    <pic:cNvPicPr/>
+                  </pic:nvPicPr>
+                  <pic:blipFill rotWithShape="1">
+                    <a:blip r:embed="rId61"/>
+                    <a:srcRect b="70634"/>
+                    <a:stretch/>
+                  </pic:blipFill>
+                  <pic:spPr bwMode="auto">
+                    <a:xfrm>
+                      <a:off x="0" y="0"/>
+                      <a:ext cx="5400040" cy="1128156"/>
+                    </a:xfrm>
+                    <a:prstGeom prst="rect">
+                      <a:avLst/>
+                    </a:prstGeom>
+                    <a:ln>
+                      <a:noFill/>
+                    </a:ln>
+                    <a:extLst>
+                      <a:ext uri="{53640926-AAD7-44D8-BBD7-CCE9431645EC}">
+                        <a14:shadowObscured xmlns:a14="http://schemas.microsoft.com/office/drawing/2010/main"/>
+                      </a:ext>
+                    </a:extLst>
+                  </pic:spPr>
+                </pic:pic>
+              </a:graphicData>
+            </a:graphic>
+          </wp:inline>
+        </w:drawing>
+      </w:r>
+    </w:p>
+    <w:p>
+      <w:pPr>
+        <w:jc w:val="both"/>
+      </w:pPr>
+      <w:r>
+        <w:t xml:space="preserve">Se verifica el correcto funcionamiento de la versión segura accediendo desde el navegador a la dirección </w:t>
+      </w:r>
+      <w:hyperlink r:id="rId62" w:tgtFrame="_new" w:history="1">
+        <w:r>
+          <w:rPr>
+            <w:rStyle w:val="Hipervnculo"/>
+          </w:rPr>
+          <w:t>http://localhost:3001/login</w:t>
+        </w:r>
+      </w:hyperlink>
+      <w:r>
+        <w:t>, comprobando que el servidor responde correctamente y muestra el formulario de autenticación.</w:t>
+      </w:r>
+    </w:p>
+    <w:p>
+      <w:pPr>
+        <w:jc w:val="both"/>
+      </w:pPr>
+      <w:r>
+        <w:rPr>
+          <w:noProof/>
+        </w:rPr>
+        <w:lastRenderedPageBreak/>
+        <w:drawing>
+          <wp:inline distT="0" distB="0" distL="0" distR="0" wp14:anchorId="2FBAD51F" wp14:editId="6CCD3EB9">
+            <wp:extent cx="5400040" cy="1865630"/>
+            <wp:effectExtent l="0" t="0" r="0" b="1270"/>
+            <wp:docPr id="21" name="Imagen 21"/>
+            <wp:cNvGraphicFramePr>
+              <a:graphicFrameLocks xmlns:a="http://schemas.openxmlformats.org/drawingml/2006/main" noChangeAspect="1"/>
+            </wp:cNvGraphicFramePr>
+            <a:graphic xmlns:a="http://schemas.openxmlformats.org/drawingml/2006/main">
+              <a:graphicData uri="http://schemas.openxmlformats.org/drawingml/2006/picture">
+                <pic:pic xmlns:pic="http://schemas.openxmlformats.org/drawingml/2006/picture">
+                  <pic:nvPicPr>
+                    <pic:cNvPr id="21" name=""/>
+                    <pic:cNvPicPr/>
+                  </pic:nvPicPr>
+                  <pic:blipFill>
+                    <a:blip r:embed="rId63">
+                      <a:extLst>
+                        <a:ext uri="{28A0092B-C50C-407E-A947-70E740481C1C}">
+                          <a14:useLocalDpi xmlns:a14="http://schemas.microsoft.com/office/drawing/2010/main" val="0"/>
+                        </a:ext>
+                      </a:extLst>
+                    </a:blip>
+                    <a:stretch>
+                      <a:fillRect/>
+                    </a:stretch>
+                  </pic:blipFill>
+                  <pic:spPr>
+                    <a:xfrm>
+                      <a:off x="0" y="0"/>
+                      <a:ext cx="5400040" cy="1865630"/>
+                    </a:xfrm>
+                    <a:prstGeom prst="rect">
+                      <a:avLst/>
+                    </a:prstGeom>
+                  </pic:spPr>
+                </pic:pic>
+              </a:graphicData>
+            </a:graphic>
+          </wp:inline>
+        </w:drawing>
+      </w:r>
+    </w:p>
+    <w:p>
+      <w:pPr>
+        <w:jc w:val="both"/>
+      </w:pPr>
+      <w:r>
+        <w:t>Pr</w:t>
+      </w:r>
+      <w:r>
+        <w:t>obamos con el u</w:t>
+      </w:r>
+      <w:r>
+        <w:t xml:space="preserve">suario: </w:t>
+      </w:r>
+      <w:proofErr w:type="spellStart"/>
+      <w:r>
+        <w:t>admin</w:t>
+      </w:r>
+      <w:proofErr w:type="spellEnd"/>
+      <w:r>
+        <w:t xml:space="preserve"> </w:t>
+      </w:r>
+      <w:r>
+        <w:t xml:space="preserve"> y contraseña</w:t>
+      </w:r>
+      <w:r>
+        <w:t>: 1234</w:t>
+      </w:r>
+    </w:p>
+    <w:p>
+      <w:pPr>
+        <w:jc w:val="both"/>
+      </w:pPr>
+      <w:r>
+        <w:rPr>
+          <w:noProof/>
+        </w:rPr>
+        <w:drawing>
+          <wp:inline distT="0" distB="0" distL="0" distR="0" wp14:anchorId="6C3BC2D1" wp14:editId="33619911">
+            <wp:extent cx="5400040" cy="1865630"/>
+            <wp:effectExtent l="0" t="0" r="0" b="1270"/>
+            <wp:docPr id="22" name="Imagen 22"/>
+            <wp:cNvGraphicFramePr>
+              <a:graphicFrameLocks xmlns:a="http://schemas.openxmlformats.org/drawingml/2006/main" noChangeAspect="1"/>
+            </wp:cNvGraphicFramePr>
+            <a:graphic xmlns:a="http://schemas.openxmlformats.org/drawingml/2006/main">
+              <a:graphicData uri="http://schemas.openxmlformats.org/drawingml/2006/picture">
+                <pic:pic xmlns:pic="http://schemas.openxmlformats.org/drawingml/2006/picture">
+                  <pic:nvPicPr>
+                    <pic:cNvPr id="22" name=""/>
+                    <pic:cNvPicPr/>
+                  </pic:nvPicPr>
+                  <pic:blipFill>
+                    <a:blip r:embed="rId64">
+                      <a:extLst>
+                        <a:ext uri="{28A0092B-C50C-407E-A947-70E740481C1C}">
+                          <a14:useLocalDpi xmlns:a14="http://schemas.microsoft.com/office/drawing/2010/main" val="0"/>
+                        </a:ext>
+                      </a:extLst>
+                    </a:blip>
+                    <a:stretch>
+                      <a:fillRect/>
+                    </a:stretch>
+                  </pic:blipFill>
+                  <pic:spPr>
+                    <a:xfrm>
+                      <a:off x="0" y="0"/>
+                      <a:ext cx="5400040" cy="1865630"/>
+                    </a:xfrm>
+                    <a:prstGeom prst="rect">
+                      <a:avLst/>
+                    </a:prstGeom>
+                  </pic:spPr>
+                </pic:pic>
+              </a:graphicData>
+            </a:graphic>
+          </wp:inline>
+        </w:drawing>
+      </w:r>
+    </w:p>
+    <w:p>
+      <w:pPr>
+        <w:jc w:val="both"/>
+      </w:pPr>
+    </w:p>
+    <w:p>
+      <w:pPr>
+        <w:jc w:val="both"/>
+      </w:pPr>
+      <w:r>
+        <w:t>Pr</w:t>
+      </w:r>
+      <w:r>
+        <w:t>obamos con el u</w:t>
+      </w:r>
+      <w:r>
+        <w:t xml:space="preserve">suario: </w:t>
+      </w:r>
+      <w:proofErr w:type="spellStart"/>
+      <w:r>
+        <w:t>admin</w:t>
+      </w:r>
+      <w:proofErr w:type="spellEnd"/>
+      <w:r>
+        <w:t xml:space="preserve"> </w:t>
+      </w:r>
+      <w:r>
+        <w:t xml:space="preserve"> y contraseña</w:t>
+      </w:r>
+      <w:r>
+        <w:t xml:space="preserve">: </w:t>
+      </w:r>
+      <w:proofErr w:type="spellStart"/>
+      <w:r>
+        <w:t>Aaaa</w:t>
+      </w:r>
+      <w:proofErr w:type="spellEnd"/>
+    </w:p>
+    <w:p>
+      <w:pPr>
+        <w:jc w:val="both"/>
+      </w:pPr>
+      <w:r>
+        <w:rPr>
+          <w:noProof/>
+        </w:rPr>
+        <w:drawing>
+          <wp:inline distT="0" distB="0" distL="0" distR="0" wp14:anchorId="25B0D226" wp14:editId="0A7F03B3">
+            <wp:extent cx="5400040" cy="1865630"/>
+            <wp:effectExtent l="0" t="0" r="0" b="1270"/>
+            <wp:docPr id="35" name="Imagen 35"/>
+            <wp:cNvGraphicFramePr>
+              <a:graphicFrameLocks xmlns:a="http://schemas.openxmlformats.org/drawingml/2006/main" noChangeAspect="1"/>
+            </wp:cNvGraphicFramePr>
+            <a:graphic xmlns:a="http://schemas.openxmlformats.org/drawingml/2006/main">
+              <a:graphicData uri="http://schemas.openxmlformats.org/drawingml/2006/picture">
+                <pic:pic xmlns:pic="http://schemas.openxmlformats.org/drawingml/2006/picture">
+                  <pic:nvPicPr>
+                    <pic:cNvPr id="35" name=""/>
+                    <pic:cNvPicPr/>
+                  </pic:nvPicPr>
+                  <pic:blipFill>
+                    <a:blip r:embed="rId65">
+                      <a:extLst>
+                        <a:ext uri="{28A0092B-C50C-407E-A947-70E740481C1C}">
+                          <a14:useLocalDpi xmlns:a14="http://schemas.microsoft.com/office/drawing/2010/main" val="0"/>
+                        </a:ext>
+                      </a:extLst>
+                    </a:blip>
+                    <a:stretch>
+                      <a:fillRect/>
+                    </a:stretch>
+                  </pic:blipFill>
+                  <pic:spPr>
+                    <a:xfrm>
+                      <a:off x="0" y="0"/>
+                      <a:ext cx="5400040" cy="1865630"/>
+                    </a:xfrm>
+                    <a:prstGeom prst="rect">
+                      <a:avLst/>
+                    </a:prstGeom>
+                  </pic:spPr>
+                </pic:pic>
+              </a:graphicData>
+            </a:graphic>
+          </wp:inline>
+        </w:drawing>
+      </w:r>
+    </w:p>
+    <w:p>
+      <w:pPr>
+        <w:jc w:val="both"/>
+      </w:pPr>
+      <w:r>
+        <w:t xml:space="preserve">Se ha probado el sistema de autenticación introduciendo un </w:t>
+      </w:r>
+      <w:proofErr w:type="spellStart"/>
+      <w:r>
+        <w:t>payload</w:t>
+      </w:r>
+      <w:proofErr w:type="spellEnd"/>
+      <w:r>
+        <w:t xml:space="preserve"> típico de SQL </w:t>
+      </w:r>
+      <w:proofErr w:type="spellStart"/>
+      <w:r>
+        <w:t>Injection</w:t>
+      </w:r>
+      <w:proofErr w:type="spellEnd"/>
+      <w:r>
+        <w:t xml:space="preserve"> (' OR 1=1).</w:t>
+      </w:r>
+    </w:p>
+    <w:p>
+      <w:pPr>
+        <w:jc w:val="both"/>
+      </w:pPr>
+      <w:r>
+        <w:rPr>
+          <w:noProof/>
+        </w:rPr>
+        <w:lastRenderedPageBreak/>
+        <w:drawing>
+          <wp:inline distT="0" distB="0" distL="0" distR="0" wp14:anchorId="46C1A3E4" wp14:editId="611E6C18">
+            <wp:extent cx="5400040" cy="1865630"/>
+            <wp:effectExtent l="0" t="0" r="0" b="1270"/>
+            <wp:docPr id="41" name="Imagen 41"/>
+            <wp:cNvGraphicFramePr>
+              <a:graphicFrameLocks xmlns:a="http://schemas.openxmlformats.org/drawingml/2006/main" noChangeAspect="1"/>
+            </wp:cNvGraphicFramePr>
+            <a:graphic xmlns:a="http://schemas.openxmlformats.org/drawingml/2006/main">
+              <a:graphicData uri="http://schemas.openxmlformats.org/drawingml/2006/picture">
+                <pic:pic xmlns:pic="http://schemas.openxmlformats.org/drawingml/2006/picture">
+                  <pic:nvPicPr>
+                    <pic:cNvPr id="41" name=""/>
+                    <pic:cNvPicPr/>
+                  </pic:nvPicPr>
+                  <pic:blipFill>
+                    <a:blip r:embed="rId66">
+                      <a:extLst>
+                        <a:ext uri="{28A0092B-C50C-407E-A947-70E740481C1C}">
+                          <a14:useLocalDpi xmlns:a14="http://schemas.microsoft.com/office/drawing/2010/main" val="0"/>
+                        </a:ext>
+                      </a:extLst>
+                    </a:blip>
+                    <a:stretch>
+                      <a:fillRect/>
+                    </a:stretch>
+                  </pic:blipFill>
+                  <pic:spPr>
+                    <a:xfrm>
+                      <a:off x="0" y="0"/>
+                      <a:ext cx="5400040" cy="1865630"/>
+                    </a:xfrm>
+                    <a:prstGeom prst="rect">
+                      <a:avLst/>
+                    </a:prstGeom>
+                  </pic:spPr>
+                </pic:pic>
+              </a:graphicData>
+            </a:graphic>
+          </wp:inline>
+        </w:drawing>
+      </w:r>
+    </w:p>
+    <w:p>
+      <w:pPr>
+        <w:jc w:val="both"/>
+      </w:pPr>
+      <w:r>
+        <w:t>L</w:t>
+      </w:r>
+      <w:r>
+        <w:t>a aplicación no permite el acceso y muestra el mensaje Credenciales incorrectas, confirma que la vulnerabilidad ha sido corregida en la versión segura</w:t>
+      </w:r>
+      <w:r>
+        <w:t>,</w:t>
+      </w:r>
+      <w:r>
+        <w:t xml:space="preserve"> los datos introducidos por el usuario ya no se interpretan como parte de una consulta SQL.</w:t>
+      </w:r>
+    </w:p>
+    <w:p>
+      <w:pPr>
+        <w:pStyle w:val="Ttulo1"/>
+      </w:pPr>
+      <w:bookmarkStart w:id="14" w:name="_Toc228902245"/>
+      <w:r>
+        <w:t>XSS (Cross-Site Scripting) reflejado</w:t>
+      </w:r>
+      <w:bookmarkEnd w:id="14"/>
+    </w:p>
+    <w:p>
+      <w:pPr>
+        <w:jc w:val="both"/>
+      </w:pPr>
+      <w:r>
+        <w:t>He</w:t>
+      </w:r>
+      <w:r>
+        <w:t xml:space="preserve"> implementado una función de sanitización que reemplaza los caracteres especiales por sus correspondientes entidades HTML.</w:t>
+      </w:r>
+      <w:r>
+        <w:t xml:space="preserve"> C</w:t>
+      </w:r>
+      <w:r>
+        <w:t>ualquier intento de introducir código JavaScript es tratado como texto y no se ejecuta en el navegador.</w:t>
+      </w:r>
+    </w:p>
+    <w:p>
+      <w:pPr>
+        <w:jc w:val="both"/>
+      </w:pPr>
+      <w:r>
+        <w:t>Aunque en entornos reales se recomienda el uso de librerías específicas como escape-</w:t>
+      </w:r>
+      <w:proofErr w:type="spellStart"/>
+      <w:r>
+        <w:t>html</w:t>
+      </w:r>
+      <w:proofErr w:type="spellEnd"/>
+      <w:r>
+        <w:t>, en este caso se ha implementado una solución manual para comprender mejor el proceso de sanitización.</w:t>
+      </w:r>
+    </w:p>
+    <w:p>
+      <w:pPr>
+        <w:jc w:val="both"/>
+      </w:pPr>
+      <w:r>
+        <w:rPr>
+          <w:noProof/>
+        </w:rPr>
+        <w:drawing>
+          <wp:inline distT="0" distB="0" distL="0" distR="0" wp14:anchorId="4EB88629" wp14:editId="577E090F">
+            <wp:extent cx="5400040" cy="3077845"/>
+            <wp:effectExtent l="0" t="0" r="0" b="8255"/>
+            <wp:docPr id="51" name="Imagen 51"/>
+            <wp:cNvGraphicFramePr>
+              <a:graphicFrameLocks xmlns:a="http://schemas.openxmlformats.org/drawingml/2006/main" noChangeAspect="1"/>
+            </wp:cNvGraphicFramePr>
+            <a:graphic xmlns:a="http://schemas.openxmlformats.org/drawingml/2006/main">
+              <a:graphicData uri="http://schemas.openxmlformats.org/drawingml/2006/picture">
+                <pic:pic xmlns:pic="http://schemas.openxmlformats.org/drawingml/2006/picture">
+                  <pic:nvPicPr>
+                    <pic:cNvPr id="51" name=""/>
+                    <pic:cNvPicPr/>
+                  </pic:nvPicPr>
+                  <pic:blipFill>
+                    <a:blip r:embed="rId67" cstate="print">
+                      <a:extLst>
+                        <a:ext uri="{28A0092B-C50C-407E-A947-70E740481C1C}">
+                          <a14:useLocalDpi xmlns:a14="http://schemas.microsoft.com/office/drawing/2010/main" val="0"/>
+                        </a:ext>
+                      </a:extLst>
+                    </a:blip>
+                    <a:stretch>
+                      <a:fillRect/>
+                    </a:stretch>
+                  </pic:blipFill>
+                  <pic:spPr>
+                    <a:xfrm>
+                      <a:off x="0" y="0"/>
+                      <a:ext cx="5400040" cy="3077845"/>
+                    </a:xfrm>
+                    <a:prstGeom prst="rect">
+                      <a:avLst/>
+                    </a:prstGeom>
+                  </pic:spPr>
+                </pic:pic>
+              </a:graphicData>
+            </a:graphic>
+          </wp:inline>
+        </w:drawing>
+      </w:r>
+    </w:p>
+    <w:p>
+      <w:pPr>
+        <w:jc w:val="both"/>
+      </w:pPr>
+    </w:p>
+    <w:p>
+      <w:pPr>
+        <w:jc w:val="both"/>
+      </w:pPr>
+    </w:p>
+    <w:p>
+      <w:pPr>
+        <w:jc w:val="both"/>
+      </w:pPr>
+      <w:r>
+        <w:lastRenderedPageBreak/>
+        <w:t>Aunque el contenido introducido por el usuario se sigue mostrando en la aplicación, este aparece como texto plano y no se ejecuta como código JavaScript.</w:t>
+      </w:r>
+    </w:p>
+    <w:p>
+      <w:pPr>
+        <w:jc w:val="both"/>
+      </w:pPr>
+      <w:r>
+        <w:rPr>
+          <w:noProof/>
+        </w:rPr>
+        <w:drawing>
+          <wp:inline distT="0" distB="0" distL="0" distR="0" wp14:anchorId="712EAAEB" wp14:editId="6E77270F">
+            <wp:extent cx="5400040" cy="2134870"/>
+            <wp:effectExtent l="0" t="0" r="0" b="0"/>
+            <wp:docPr id="52" name="Imagen 52"/>
+            <wp:cNvGraphicFramePr>
+              <a:graphicFrameLocks xmlns:a="http://schemas.openxmlformats.org/drawingml/2006/main" noChangeAspect="1"/>
+            </wp:cNvGraphicFramePr>
+            <a:graphic xmlns:a="http://schemas.openxmlformats.org/drawingml/2006/main">
+              <a:graphicData uri="http://schemas.openxmlformats.org/drawingml/2006/picture">
+                <pic:pic xmlns:pic="http://schemas.openxmlformats.org/drawingml/2006/picture">
+                  <pic:nvPicPr>
+                    <pic:cNvPr id="52" name=""/>
+                    <pic:cNvPicPr/>
+                  </pic:nvPicPr>
+                  <pic:blipFill>
+                    <a:blip r:embed="rId68">
+                      <a:extLst>
+                        <a:ext uri="{28A0092B-C50C-407E-A947-70E740481C1C}">
+                          <a14:useLocalDpi xmlns:a14="http://schemas.microsoft.com/office/drawing/2010/main" val="0"/>
+                        </a:ext>
+                      </a:extLst>
+                    </a:blip>
+                    <a:stretch>
+                      <a:fillRect/>
+                    </a:stretch>
+                  </pic:blipFill>
+                  <pic:spPr>
+                    <a:xfrm>
+                      <a:off x="0" y="0"/>
+                      <a:ext cx="5400040" cy="2134870"/>
+                    </a:xfrm>
+                    <a:prstGeom prst="rect">
+                      <a:avLst/>
+                    </a:prstGeom>
+                  </pic:spPr>
+                </pic:pic>
+              </a:graphicData>
+            </a:graphic>
+          </wp:inline>
+        </w:drawing>
+      </w:r>
+    </w:p>
+    <w:p>
+      <w:pPr>
+        <w:jc w:val="both"/>
+      </w:pPr>
+      <w:r>
+        <w:t>Esto confirma que la sanitización aplicada es efectiva y evita la explotación de la vulnerabilidad XSS almacenado.</w:t>
+      </w:r>
+    </w:p>
+    <w:p>
+      <w:pPr>
+        <w:pStyle w:val="Ttulo1"/>
+      </w:pPr>
+      <w:bookmarkStart w:id="15" w:name="_Toc228902246"/>
+      <w:proofErr w:type="spellStart"/>
+      <w:r>
+        <w:rPr>
+          <w:rFonts w:ascii="Segoe UI Emoji" w:hAnsi="Segoe UI Emoji" w:cs="Segoe UI Emoji"/>
+        </w:rPr>
+        <w:t>C</w:t>
+      </w:r>
+      <w:r>
+        <w:t>ommand</w:t>
+      </w:r>
+      <w:proofErr w:type="spellEnd"/>
+      <w:r>
+        <w:t xml:space="preserve"> </w:t>
+      </w:r>
+      <w:proofErr w:type="spellStart"/>
+      <w:r>
+        <w:t>injection</w:t>
+      </w:r>
+      <w:bookmarkEnd w:id="15"/>
+      <w:proofErr w:type="spellEnd"/>
+    </w:p>
+    <w:p>
+      <w:r>
+        <w:t>He</w:t>
+      </w:r>
+      <w:r>
+        <w:t xml:space="preserve"> implementado una validación basada en </w:t>
+      </w:r>
+      <w:proofErr w:type="spellStart"/>
+      <w:r>
+        <w:t>whitelist</w:t>
+      </w:r>
+      <w:proofErr w:type="spellEnd"/>
+      <w:r>
+        <w:t xml:space="preserve"> mediante expresiones regulares, permitiendo únicamente direcciones IP válidas.</w:t>
+      </w:r>
+    </w:p>
+    <w:p>
+      <w:r>
+        <w:t>De este modo, cualquier intento de introducir comandos adicionales es rechazado antes de ser ejecutado por el sistema.</w:t>
+      </w:r>
+    </w:p>
+    <w:p>
+      <w:r>
+        <w:rPr>
+          <w:noProof/>
+        </w:rPr>
+        <w:drawing>
+          <wp:inline distT="0" distB="0" distL="0" distR="0" wp14:anchorId="686B8847" wp14:editId="78980E17">
+            <wp:extent cx="5400040" cy="3077845"/>
+            <wp:effectExtent l="0" t="0" r="0" b="8255"/>
+            <wp:docPr id="53" name="Imagen 53"/>
+            <wp:cNvGraphicFramePr>
+              <a:graphicFrameLocks xmlns:a="http://schemas.openxmlformats.org/drawingml/2006/main" noChangeAspect="1"/>
+            </wp:cNvGraphicFramePr>
+            <a:graphic xmlns:a="http://schemas.openxmlformats.org/drawingml/2006/main">
+              <a:graphicData uri="http://schemas.openxmlformats.org/drawingml/2006/picture">
+                <pic:pic xmlns:pic="http://schemas.openxmlformats.org/drawingml/2006/picture">
+                  <pic:nvPicPr>
+                    <pic:cNvPr id="53" name=""/>
+                    <pic:cNvPicPr/>
+                  </pic:nvPicPr>
+                  <pic:blipFill>
+                    <a:blip r:embed="rId69" cstate="print">
+                      <a:extLst>
+                        <a:ext uri="{28A0092B-C50C-407E-A947-70E740481C1C}">
+                          <a14:useLocalDpi xmlns:a14="http://schemas.microsoft.com/office/drawing/2010/main" val="0"/>
+                        </a:ext>
+                      </a:extLst>
+                    </a:blip>
+                    <a:stretch>
+                      <a:fillRect/>
+                    </a:stretch>
+                  </pic:blipFill>
+                  <pic:spPr>
+                    <a:xfrm>
+                      <a:off x="0" y="0"/>
+                      <a:ext cx="5400040" cy="3077845"/>
+                    </a:xfrm>
+                    <a:prstGeom prst="rect">
+                      <a:avLst/>
+                    </a:prstGeom>
+                  </pic:spPr>
+                </pic:pic>
+              </a:graphicData>
+            </a:graphic>
+          </wp:inline>
+        </w:drawing>
+      </w:r>
+    </w:p>
+    <w:p>
+      <w:r>
+        <w:t xml:space="preserve">Solo dejamos pasar </w:t>
+      </w:r>
+      <w:proofErr w:type="spellStart"/>
+      <w:r>
+        <w:t>IPs</w:t>
+      </w:r>
+      <w:proofErr w:type="spellEnd"/>
+      <w:r>
+        <w:t xml:space="preserve"> con números y pun</w:t>
+      </w:r>
+      <w:r>
+        <w:t>tos y s</w:t>
+      </w:r>
+      <w:r>
+        <w:t>i meten comandos tipo &amp;&amp;</w:t>
+      </w:r>
+      <w:r>
+        <w:t xml:space="preserve">, </w:t>
+      </w:r>
+      <w:r>
+        <w:t>lo bloqueamos directamente</w:t>
+      </w:r>
+      <w:r>
+        <w:t xml:space="preserve">. </w:t>
+      </w:r>
+    </w:p>
+    <w:p>
+      <w:r>
+        <w:lastRenderedPageBreak/>
+        <w:t xml:space="preserve">Se ha probado la funcionalidad introduciendo un </w:t>
+      </w:r>
+      <w:proofErr w:type="spellStart"/>
+      <w:r>
+        <w:t>payload</w:t>
+      </w:r>
+      <w:proofErr w:type="spellEnd"/>
+      <w:r>
+        <w:t xml:space="preserve"> típico de </w:t>
+      </w:r>
+      <w:proofErr w:type="spellStart"/>
+      <w:r>
+        <w:t>Command</w:t>
+      </w:r>
+      <w:proofErr w:type="spellEnd"/>
+      <w:r>
+        <w:t xml:space="preserve"> </w:t>
+      </w:r>
+      <w:proofErr w:type="spellStart"/>
+      <w:r>
+        <w:t>Injection</w:t>
+      </w:r>
+      <w:proofErr w:type="spellEnd"/>
+      <w:r>
+        <w:t xml:space="preserve"> (127.0.0.1 &amp;&amp; </w:t>
+      </w:r>
+      <w:proofErr w:type="spellStart"/>
+      <w:r>
+        <w:t>dir</w:t>
+      </w:r>
+      <w:proofErr w:type="spellEnd"/>
+      <w:r>
+        <w:t>).</w:t>
+      </w:r>
+      <w:r>
+        <w:rPr>
+          <w:noProof/>
+        </w:rPr>
+        <w:drawing>
+          <wp:inline distT="0" distB="0" distL="0" distR="0" wp14:anchorId="738B3828" wp14:editId="454DFD08">
+            <wp:extent cx="5400040" cy="1656080"/>
+            <wp:effectExtent l="0" t="0" r="0" b="1270"/>
+            <wp:docPr id="55" name="Imagen 55"/>
+            <wp:cNvGraphicFramePr>
+              <a:graphicFrameLocks xmlns:a="http://schemas.openxmlformats.org/drawingml/2006/main" noChangeAspect="1"/>
+            </wp:cNvGraphicFramePr>
+            <a:graphic xmlns:a="http://schemas.openxmlformats.org/drawingml/2006/main">
+              <a:graphicData uri="http://schemas.openxmlformats.org/drawingml/2006/picture">
+                <pic:pic xmlns:pic="http://schemas.openxmlformats.org/drawingml/2006/picture">
+                  <pic:nvPicPr>
+                    <pic:cNvPr id="55" name=""/>
+                    <pic:cNvPicPr/>
+                  </pic:nvPicPr>
+                  <pic:blipFill>
+                    <a:blip r:embed="rId70">
+                      <a:extLst>
+                        <a:ext uri="{28A0092B-C50C-407E-A947-70E740481C1C}">
+                          <a14:useLocalDpi xmlns:a14="http://schemas.microsoft.com/office/drawing/2010/main" val="0"/>
+                        </a:ext>
+                      </a:extLst>
+                    </a:blip>
+                    <a:stretch>
+                      <a:fillRect/>
+                    </a:stretch>
+                  </pic:blipFill>
+                  <pic:spPr>
+                    <a:xfrm>
+                      <a:off x="0" y="0"/>
+                      <a:ext cx="5400040" cy="1656080"/>
+                    </a:xfrm>
+                    <a:prstGeom prst="rect">
+                      <a:avLst/>
+                    </a:prstGeom>
+                  </pic:spPr>
+                </pic:pic>
+              </a:graphicData>
+            </a:graphic>
+          </wp:inline>
+        </w:drawing>
+      </w:r>
+    </w:p>
+    <w:p>
+      <w:r>
+        <w:t>No ejecuta nada</w:t>
+      </w:r>
+      <w:r>
+        <w:t>, ni</w:t>
+      </w:r>
+      <w:r>
+        <w:t xml:space="preserve"> lista archivos</w:t>
+      </w:r>
+      <w:r>
+        <w:t xml:space="preserve">, </w:t>
+      </w:r>
+      <w:r>
+        <w:t>mostrando un mensaje de error, evitando que se ejecuten comandos adicionales en el sistema</w:t>
+      </w:r>
+      <w:r>
+        <w:t>.</w:t>
+      </w:r>
+    </w:p>
+    <w:p>
+      <w:pPr>
+        <w:jc w:val="both"/>
+      </w:pPr>
+      <w:r>
+        <w:rPr>
+          <w:noProof/>
+        </w:rPr>
+        <w:drawing>
+          <wp:inline distT="0" distB="0" distL="0" distR="0" wp14:anchorId="630A3594" wp14:editId="41E97428">
+            <wp:extent cx="5400040" cy="1656080"/>
+            <wp:effectExtent l="0" t="0" r="0" b="1270"/>
+            <wp:docPr id="54" name="Imagen 54"/>
+            <wp:cNvGraphicFramePr>
+              <a:graphicFrameLocks xmlns:a="http://schemas.openxmlformats.org/drawingml/2006/main" noChangeAspect="1"/>
+            </wp:cNvGraphicFramePr>
+            <a:graphic xmlns:a="http://schemas.openxmlformats.org/drawingml/2006/main">
+              <a:graphicData uri="http://schemas.openxmlformats.org/drawingml/2006/picture">
+                <pic:pic xmlns:pic="http://schemas.openxmlformats.org/drawingml/2006/picture">
+                  <pic:nvPicPr>
+                    <pic:cNvPr id="54" name=""/>
+                    <pic:cNvPicPr/>
+                  </pic:nvPicPr>
+                  <pic:blipFill>
+                    <a:blip r:embed="rId71">
+                      <a:extLst>
+                        <a:ext uri="{28A0092B-C50C-407E-A947-70E740481C1C}">
+                          <a14:useLocalDpi xmlns:a14="http://schemas.microsoft.com/office/drawing/2010/main" val="0"/>
+                        </a:ext>
+                      </a:extLst>
+                    </a:blip>
+                    <a:stretch>
+                      <a:fillRect/>
+                    </a:stretch>
+                  </pic:blipFill>
+                  <pic:spPr>
+                    <a:xfrm>
+                      <a:off x="0" y="0"/>
+                      <a:ext cx="5400040" cy="1656080"/>
+                    </a:xfrm>
+                    <a:prstGeom prst="rect">
+                      <a:avLst/>
+                    </a:prstGeom>
+                  </pic:spPr>
+                </pic:pic>
+              </a:graphicData>
+            </a:graphic>
+          </wp:inline>
+        </w:drawing>
+      </w:r>
+    </w:p>
+    <w:p>
+      <w:pPr>
+        <w:jc w:val="both"/>
+      </w:pPr>
+      <w:r>
+        <w:t xml:space="preserve">Esta </w:t>
+      </w:r>
+      <w:r>
+        <w:t>detecta</w:t>
+      </w:r>
+      <w:r>
+        <w:t>ndo</w:t>
+      </w:r>
+      <w:r>
+        <w:t xml:space="preserve"> caracteres raros (&amp;)</w:t>
+      </w:r>
+      <w:r>
+        <w:t>, b</w:t>
+      </w:r>
+      <w:r>
+        <w:t xml:space="preserve">loquea antes de ejecutar </w:t>
+      </w:r>
+      <w:r>
+        <w:t xml:space="preserve">y </w:t>
+      </w:r>
+      <w:r>
+        <w:t xml:space="preserve">no pasa a </w:t>
+      </w:r>
+      <w:proofErr w:type="spellStart"/>
+      <w:r>
+        <w:t>exec</w:t>
+      </w:r>
+      <w:proofErr w:type="spellEnd"/>
+      <w:r>
+        <w:t>()</w:t>
+      </w:r>
+      <w:r>
+        <w:t xml:space="preserve"> </w:t>
+      </w:r>
+      <w:r>
+        <w:t>evitando la ejecución de comandos arbitrarios.</w:t>
+      </w:r>
+    </w:p>
+    <w:p>
+      <w:pPr>
+        <w:jc w:val="both"/>
+      </w:pPr>
+    </w:p>
+    <w:p>
+      <w:pPr>
+        <w:pStyle w:val="Ttulo1"/>
+      </w:pPr>
+      <w:bookmarkStart w:id="16" w:name="_Toc228902247"/>
+      <w:r>
+        <w:t>F</w:t>
+      </w:r>
+      <w:r>
+        <w:t xml:space="preserve">ile </w:t>
+      </w:r>
+      <w:proofErr w:type="spellStart"/>
+      <w:r>
+        <w:t>upload</w:t>
+      </w:r>
+      <w:bookmarkEnd w:id="16"/>
+      <w:proofErr w:type="spellEnd"/>
+    </w:p>
+    <w:p>
+      <w:pPr>
+        <w:jc w:val="both"/>
+      </w:pPr>
+      <w:r>
+        <w:t>En la versión vulnerable el servidor aceptaba cualquier tipo de archivo sin validación, lo que permitía subir archivos potencialmente maliciosos.</w:t>
+      </w:r>
+    </w:p>
+    <w:p>
+      <w:pPr>
+        <w:jc w:val="both"/>
+      </w:pPr>
+      <w:r>
+        <w:t xml:space="preserve">En la versión segura se ha implementado un filtro mediante </w:t>
+      </w:r>
+      <w:proofErr w:type="spellStart"/>
+      <w:r>
+        <w:t>multer</w:t>
+      </w:r>
+      <w:proofErr w:type="spellEnd"/>
+      <w:r>
+        <w:t xml:space="preserve"> que limita tanto el tipo de archivo permitido (imágenes) como el tamaño máximo.</w:t>
+      </w:r>
+      <w:r>
+        <w:t xml:space="preserve"> S</w:t>
+      </w:r>
+      <w:r>
+        <w:t>e valida la extensión y el tipo MIME del archivo para reducir el riesgo de subida de archivos ejecutables camuflados.</w:t>
+      </w:r>
+    </w:p>
+    <w:p>
+      <w:pPr>
+        <w:jc w:val="both"/>
+      </w:pPr>
+    </w:p>
+    <w:p>
+      <w:pPr>
+        <w:jc w:val="both"/>
+      </w:pPr>
+    </w:p>
+    <w:p>
+      <w:pPr>
+        <w:jc w:val="both"/>
+      </w:pPr>
+    </w:p>
+    <w:p>
+      <w:pPr>
+        <w:jc w:val="both"/>
+      </w:pPr>
+      <w:r>
+        <w:rPr>
+          <w:noProof/>
+        </w:rPr>
+        <w:lastRenderedPageBreak/>
+        <w:drawing>
+          <wp:inline distT="0" distB="0" distL="0" distR="0" wp14:anchorId="5D347C08" wp14:editId="6ACF7041">
+            <wp:extent cx="5400040" cy="3723005"/>
+            <wp:effectExtent l="0" t="0" r="0" b="0"/>
+            <wp:docPr id="60" name="Imagen 60"/>
+            <wp:cNvGraphicFramePr>
+              <a:graphicFrameLocks xmlns:a="http://schemas.openxmlformats.org/drawingml/2006/main" noChangeAspect="1"/>
+            </wp:cNvGraphicFramePr>
+            <a:graphic xmlns:a="http://schemas.openxmlformats.org/drawingml/2006/main">
+              <a:graphicData uri="http://schemas.openxmlformats.org/drawingml/2006/picture">
+                <pic:pic xmlns:pic="http://schemas.openxmlformats.org/drawingml/2006/picture">
+                  <pic:nvPicPr>
+                    <pic:cNvPr id="60" name=""/>
+                    <pic:cNvPicPr/>
+                  </pic:nvPicPr>
+                  <pic:blipFill>
+                    <a:blip r:embed="rId72" cstate="print">
+                      <a:extLst>
+                        <a:ext uri="{28A0092B-C50C-407E-A947-70E740481C1C}">
+                          <a14:useLocalDpi xmlns:a14="http://schemas.microsoft.com/office/drawing/2010/main" val="0"/>
+                        </a:ext>
+                      </a:extLst>
+                    </a:blip>
+                    <a:stretch>
+                      <a:fillRect/>
+                    </a:stretch>
+                  </pic:blipFill>
+                  <pic:spPr>
+                    <a:xfrm>
+                      <a:off x="0" y="0"/>
+                      <a:ext cx="5400040" cy="3723005"/>
+                    </a:xfrm>
+                    <a:prstGeom prst="rect">
+                      <a:avLst/>
+                    </a:prstGeom>
+                  </pic:spPr>
+                </pic:pic>
+              </a:graphicData>
+            </a:graphic>
+          </wp:inline>
+        </w:drawing>
+      </w:r>
+    </w:p>
+    <w:p>
+      <w:pPr>
+        <w:jc w:val="both"/>
+      </w:pPr>
+      <w:r>
+        <w:t>L</w:t>
+      </w:r>
+      <w:r>
+        <w:t>a validación del tipo MIME mejora la seguridad, no es completamente fiable, por lo que en entornos reales se recomienda complementar esta medida con validaciones adicionales en el servidor.</w:t>
+      </w:r>
+    </w:p>
+    <w:p>
+      <w:pPr>
+        <w:jc w:val="both"/>
+      </w:pPr>
+      <w:r>
+        <w:rPr>
+          <w:noProof/>
+        </w:rPr>
+        <w:drawing>
+          <wp:inline distT="0" distB="0" distL="0" distR="0" wp14:anchorId="3F0B98C1" wp14:editId="2F2E2E66">
+            <wp:extent cx="5400040" cy="1390650"/>
+            <wp:effectExtent l="0" t="0" r="0" b="0"/>
+            <wp:docPr id="58" name="Imagen 58"/>
+            <wp:cNvGraphicFramePr>
+              <a:graphicFrameLocks xmlns:a="http://schemas.openxmlformats.org/drawingml/2006/main" noChangeAspect="1"/>
+            </wp:cNvGraphicFramePr>
+            <a:graphic xmlns:a="http://schemas.openxmlformats.org/drawingml/2006/main">
+              <a:graphicData uri="http://schemas.openxmlformats.org/drawingml/2006/picture">
+                <pic:pic xmlns:pic="http://schemas.openxmlformats.org/drawingml/2006/picture">
+                  <pic:nvPicPr>
+                    <pic:cNvPr id="58" name=""/>
+                    <pic:cNvPicPr/>
+                  </pic:nvPicPr>
+                  <pic:blipFill>
+                    <a:blip r:embed="rId73">
+                      <a:extLst>
+                        <a:ext uri="{28A0092B-C50C-407E-A947-70E740481C1C}">
+                          <a14:useLocalDpi xmlns:a14="http://schemas.microsoft.com/office/drawing/2010/main" val="0"/>
+                        </a:ext>
+                      </a:extLst>
+                    </a:blip>
+                    <a:stretch>
+                      <a:fillRect/>
+                    </a:stretch>
+                  </pic:blipFill>
+                  <pic:spPr>
+                    <a:xfrm>
+                      <a:off x="0" y="0"/>
+                      <a:ext cx="5400040" cy="1390650"/>
+                    </a:xfrm>
+                    <a:prstGeom prst="rect">
+                      <a:avLst/>
+                    </a:prstGeom>
+                  </pic:spPr>
+                </pic:pic>
+              </a:graphicData>
+            </a:graphic>
+          </wp:inline>
+        </w:drawing>
+      </w:r>
+    </w:p>
+    <w:p>
+      <w:pPr>
+        <w:jc w:val="both"/>
+      </w:pPr>
+      <w:r>
+        <w:t>Se ha comprobado que en la versión vulnerable el sistema permite la subida de cualquier tipo de archivo, incluyendo ejecutables.</w:t>
+      </w:r>
+    </w:p>
+    <w:p>
+      <w:pPr>
+        <w:jc w:val="both"/>
+      </w:pPr>
+      <w:r>
+        <w:t>En la versión segura, al intentar subir un archivo no permitido, la aplicación bloquea la operación mostrando un mensaje de error.</w:t>
+      </w:r>
+    </w:p>
+    <w:p>
+      <w:pPr>
+        <w:jc w:val="both"/>
+      </w:pPr>
+      <w:r>
+        <w:rPr>
+          <w:noProof/>
+        </w:rPr>
+        <w:drawing>
+          <wp:inline distT="0" distB="0" distL="0" distR="0" wp14:anchorId="418444F6" wp14:editId="6A1140EB">
+            <wp:extent cx="5400040" cy="1390650"/>
+            <wp:effectExtent l="0" t="0" r="0" b="0"/>
+            <wp:docPr id="59" name="Imagen 59"/>
+            <wp:cNvGraphicFramePr>
+              <a:graphicFrameLocks xmlns:a="http://schemas.openxmlformats.org/drawingml/2006/main" noChangeAspect="1"/>
+            </wp:cNvGraphicFramePr>
+            <a:graphic xmlns:a="http://schemas.openxmlformats.org/drawingml/2006/main">
+              <a:graphicData uri="http://schemas.openxmlformats.org/drawingml/2006/picture">
+                <pic:pic xmlns:pic="http://schemas.openxmlformats.org/drawingml/2006/picture">
+                  <pic:nvPicPr>
+                    <pic:cNvPr id="59" name=""/>
+                    <pic:cNvPicPr/>
+                  </pic:nvPicPr>
+                  <pic:blipFill>
+                    <a:blip r:embed="rId74">
+                      <a:extLst>
+                        <a:ext uri="{28A0092B-C50C-407E-A947-70E740481C1C}">
+                          <a14:useLocalDpi xmlns:a14="http://schemas.microsoft.com/office/drawing/2010/main" val="0"/>
+                        </a:ext>
+                      </a:extLst>
+                    </a:blip>
+                    <a:stretch>
+                      <a:fillRect/>
+                    </a:stretch>
+                  </pic:blipFill>
+                  <pic:spPr>
+                    <a:xfrm>
+                      <a:off x="0" y="0"/>
+                      <a:ext cx="5400040" cy="1390650"/>
+                    </a:xfrm>
+                    <a:prstGeom prst="rect">
+                      <a:avLst/>
+                    </a:prstGeom>
+                  </pic:spPr>
+                </pic:pic>
+              </a:graphicData>
+            </a:graphic>
+          </wp:inline>
+        </w:drawing>
+      </w:r>
+    </w:p>
+    <w:p>
+      <w:pPr>
+        <w:jc w:val="both"/>
+      </w:pPr>
+      <w:r>
+        <w:lastRenderedPageBreak/>
+        <w:t>Además, se ha verificado que la funcionalidad sigue operativa permitiendo la subida de archivos válidos (imágenes).</w:t>
+      </w:r>
+    </w:p>
+    <w:p>
+      <w:pPr>
+        <w:pStyle w:val="Ttulo1"/>
+      </w:pPr>
+      <w:bookmarkStart w:id="17" w:name="_Toc228902248"/>
+      <w:proofErr w:type="spellStart"/>
+      <w:r>
+        <w:t>Broken</w:t>
+      </w:r>
+      <w:proofErr w:type="spellEnd"/>
+      <w:r>
+        <w:t xml:space="preserve"> </w:t>
+      </w:r>
+      <w:proofErr w:type="spellStart"/>
+      <w:r>
+        <w:t>Authentication</w:t>
+      </w:r>
+      <w:bookmarkEnd w:id="17"/>
+      <w:proofErr w:type="spellEnd"/>
+    </w:p>
+    <w:p>
+      <w:pPr>
+        <w:jc w:val="both"/>
+      </w:pPr>
+      <w:r>
+        <w:t>Se ha eliminado la implementación vulnerable de autenticación basada en cookies predecibles, sustituyéndola por un sistema de sesión seguro mediante tokens aleatorios</w:t>
+      </w:r>
+    </w:p>
+    <w:p>
+      <w:pPr>
+        <w:jc w:val="both"/>
+      </w:pPr>
+      <w:r>
+        <w:rPr>
+          <w:noProof/>
+        </w:rPr>
+        <w:drawing>
+          <wp:inline distT="0" distB="0" distL="0" distR="0" wp14:anchorId="036DCE8E" wp14:editId="14437C96">
+            <wp:extent cx="5400040" cy="3723005"/>
+            <wp:effectExtent l="0" t="0" r="0" b="0"/>
+            <wp:docPr id="62" name="Imagen 62"/>
+            <wp:cNvGraphicFramePr>
+              <a:graphicFrameLocks xmlns:a="http://schemas.openxmlformats.org/drawingml/2006/main" noChangeAspect="1"/>
+            </wp:cNvGraphicFramePr>
+            <a:graphic xmlns:a="http://schemas.openxmlformats.org/drawingml/2006/main">
+              <a:graphicData uri="http://schemas.openxmlformats.org/drawingml/2006/picture">
+                <pic:pic xmlns:pic="http://schemas.openxmlformats.org/drawingml/2006/picture">
+                  <pic:nvPicPr>
+                    <pic:cNvPr id="1" name=""/>
+                    <pic:cNvPicPr/>
+                  </pic:nvPicPr>
+                  <pic:blipFill>
+                    <a:blip r:embed="rId75"/>
+                    <a:stretch>
+                      <a:fillRect/>
+                    </a:stretch>
+                  </pic:blipFill>
+                  <pic:spPr>
+                    <a:xfrm>
+                      <a:off x="0" y="0"/>
+                      <a:ext cx="5400040" cy="3723005"/>
+                    </a:xfrm>
+                    <a:prstGeom prst="rect">
+                      <a:avLst/>
+                    </a:prstGeom>
+                  </pic:spPr>
+                </pic:pic>
+              </a:graphicData>
+            </a:graphic>
+          </wp:inline>
+        </w:drawing>
+      </w:r>
+    </w:p>
+    <w:p>
+      <w:r>
+        <w:t xml:space="preserve">Accedemos a </w:t>
+      </w:r>
+      <w:hyperlink r:id="rId76" w:history="1">
+        <w:r>
+          <w:rPr>
+            <w:rStyle w:val="Hipervnculo"/>
+          </w:rPr>
+          <w:t>http://localhost:3001/login</w:t>
+        </w:r>
+      </w:hyperlink>
+      <w:r>
+        <w:t xml:space="preserve">  e</w:t>
+      </w:r>
+      <w:r>
+        <w:t>n la versión vulnerable la autenticación se basaba en cookies simples y predecibles, lo que permitía su manipulación por parte de un atacante.</w:t>
+      </w:r>
+      <w:r>
+        <w:rPr>
+          <w:noProof/>
+        </w:rPr>
+        <w:drawing>
+          <wp:inline distT="0" distB="0" distL="0" distR="0" wp14:anchorId="7C3B07EF" wp14:editId="16B16805">
+            <wp:extent cx="5400040" cy="1758950"/>
+            <wp:effectExtent l="0" t="0" r="0" b="0"/>
+            <wp:docPr id="63" name="Imagen 63"/>
+            <wp:cNvGraphicFramePr>
+              <a:graphicFrameLocks xmlns:a="http://schemas.openxmlformats.org/drawingml/2006/main" noChangeAspect="1"/>
+            </wp:cNvGraphicFramePr>
+            <a:graphic xmlns:a="http://schemas.openxmlformats.org/drawingml/2006/main">
+              <a:graphicData uri="http://schemas.openxmlformats.org/drawingml/2006/picture">
+                <pic:pic xmlns:pic="http://schemas.openxmlformats.org/drawingml/2006/picture">
+                  <pic:nvPicPr>
+                    <pic:cNvPr id="63" name=""/>
+                    <pic:cNvPicPr/>
+                  </pic:nvPicPr>
+                  <pic:blipFill>
+                    <a:blip r:embed="rId77">
+                      <a:extLst>
+                        <a:ext uri="{28A0092B-C50C-407E-A947-70E740481C1C}">
+                          <a14:useLocalDpi xmlns:a14="http://schemas.microsoft.com/office/drawing/2010/main" val="0"/>
+                        </a:ext>
+                      </a:extLst>
+                    </a:blip>
+                    <a:stretch>
+                      <a:fillRect/>
+                    </a:stretch>
+                  </pic:blipFill>
+                  <pic:spPr>
+                    <a:xfrm>
+                      <a:off x="0" y="0"/>
+                      <a:ext cx="5400040" cy="1758950"/>
+                    </a:xfrm>
+                    <a:prstGeom prst="rect">
+                      <a:avLst/>
+                    </a:prstGeom>
+                  </pic:spPr>
+                </pic:pic>
+              </a:graphicData>
+            </a:graphic>
+          </wp:inline>
+        </w:drawing>
+      </w:r>
+    </w:p>
+    <w:p>
+      <w:r>
+        <w:t xml:space="preserve">En la versión segura se ha implementado un token de sesión aleatorio utilizando la librería </w:t>
+      </w:r>
+      <w:proofErr w:type="spellStart"/>
+      <w:r>
+        <w:t>crypto</w:t>
+      </w:r>
+      <w:proofErr w:type="spellEnd"/>
+      <w:r>
+        <w:t>, evitando que la sesión pueda ser adivinada o falsificada.</w:t>
+      </w:r>
+    </w:p>
+    <w:p>
+      <w:r>
+        <w:rPr>
+          <w:noProof/>
+        </w:rPr>
+        <w:lastRenderedPageBreak/>
+        <w:drawing>
+          <wp:inline distT="0" distB="0" distL="0" distR="0" wp14:anchorId="3C702E02" wp14:editId="6D326A15">
+            <wp:extent cx="5400040" cy="2234565"/>
+            <wp:effectExtent l="0" t="0" r="0" b="0"/>
+            <wp:docPr id="128" name="Imagen 128"/>
+            <wp:cNvGraphicFramePr>
+              <a:graphicFrameLocks xmlns:a="http://schemas.openxmlformats.org/drawingml/2006/main" noChangeAspect="1"/>
+            </wp:cNvGraphicFramePr>
+            <a:graphic xmlns:a="http://schemas.openxmlformats.org/drawingml/2006/main">
+              <a:graphicData uri="http://schemas.openxmlformats.org/drawingml/2006/picture">
+                <pic:pic xmlns:pic="http://schemas.openxmlformats.org/drawingml/2006/picture">
+                  <pic:nvPicPr>
+                    <pic:cNvPr id="128" name=""/>
+                    <pic:cNvPicPr/>
+                  </pic:nvPicPr>
+                  <pic:blipFill>
+                    <a:blip r:embed="rId78" cstate="print">
+                      <a:extLst>
+                        <a:ext uri="{28A0092B-C50C-407E-A947-70E740481C1C}">
+                          <a14:useLocalDpi xmlns:a14="http://schemas.microsoft.com/office/drawing/2010/main" val="0"/>
+                        </a:ext>
+                      </a:extLst>
+                    </a:blip>
+                    <a:stretch>
+                      <a:fillRect/>
+                    </a:stretch>
+                  </pic:blipFill>
+                  <pic:spPr>
+                    <a:xfrm>
+                      <a:off x="0" y="0"/>
+                      <a:ext cx="5400040" cy="2234565"/>
+                    </a:xfrm>
+                    <a:prstGeom prst="rect">
+                      <a:avLst/>
+                    </a:prstGeom>
+                  </pic:spPr>
+                </pic:pic>
+              </a:graphicData>
+            </a:graphic>
+          </wp:inline>
+        </w:drawing>
+      </w:r>
+    </w:p>
+    <w:p>
+      <w:r>
+        <w:t>He</w:t>
+      </w:r>
+      <w:r>
+        <w:t xml:space="preserve"> añadido medidas de protección en la cookie (</w:t>
+      </w:r>
+      <w:proofErr w:type="spellStart"/>
+      <w:r>
+        <w:t>HttpOnly</w:t>
+      </w:r>
+      <w:proofErr w:type="spellEnd"/>
+      <w:r>
+        <w:t xml:space="preserve"> y </w:t>
+      </w:r>
+      <w:proofErr w:type="spellStart"/>
+      <w:r>
+        <w:t>SameSite</w:t>
+      </w:r>
+      <w:proofErr w:type="spellEnd"/>
+      <w:r>
+        <w:t>) para evitar ataques como el robo de sesión mediante XSS o CSRF.</w:t>
+      </w:r>
+    </w:p>
+    <w:p>
+      <w:pPr>
+        <w:pStyle w:val="Ttulo1"/>
+      </w:pPr>
+      <w:r>
+        <w:t xml:space="preserve">Security </w:t>
+      </w:r>
+      <w:proofErr w:type="spellStart"/>
+      <w:r>
+        <w:t>Misconfiguration</w:t>
+      </w:r>
+      <w:proofErr w:type="spellEnd"/>
+    </w:p>
+    <w:p>
+      <w:pPr>
+        <w:jc w:val="both"/>
+      </w:pPr>
+      <w:r>
+        <w:t>En la versión vulnerable, los errores del sistema mostraban información técnica detallada, incluyendo rutas internas y datos de la infraestructura.</w:t>
+      </w:r>
+    </w:p>
+    <w:p>
+      <w:pPr>
+        <w:jc w:val="both"/>
+      </w:pPr>
+      <w:r>
+        <w:rPr>
+          <w:noProof/>
+        </w:rPr>
+        <w:drawing>
+          <wp:inline distT="0" distB="0" distL="0" distR="0" wp14:anchorId="06949399" wp14:editId="476701DA">
+            <wp:extent cx="5400040" cy="3723005"/>
+            <wp:effectExtent l="0" t="0" r="0" b="0"/>
+            <wp:docPr id="129" name="Imagen 129"/>
+            <wp:cNvGraphicFramePr>
+              <a:graphicFrameLocks xmlns:a="http://schemas.openxmlformats.org/drawingml/2006/main" noChangeAspect="1"/>
+            </wp:cNvGraphicFramePr>
+            <a:graphic xmlns:a="http://schemas.openxmlformats.org/drawingml/2006/main">
+              <a:graphicData uri="http://schemas.openxmlformats.org/drawingml/2006/picture">
+                <pic:pic xmlns:pic="http://schemas.openxmlformats.org/drawingml/2006/picture">
+                  <pic:nvPicPr>
+                    <pic:cNvPr id="129" name=""/>
+                    <pic:cNvPicPr/>
+                  </pic:nvPicPr>
+                  <pic:blipFill>
+                    <a:blip r:embed="rId79" cstate="print">
+                      <a:extLst>
+                        <a:ext uri="{28A0092B-C50C-407E-A947-70E740481C1C}">
+                          <a14:useLocalDpi xmlns:a14="http://schemas.microsoft.com/office/drawing/2010/main" val="0"/>
+                        </a:ext>
+                      </a:extLst>
+                    </a:blip>
+                    <a:stretch>
+                      <a:fillRect/>
+                    </a:stretch>
+                  </pic:blipFill>
+                  <pic:spPr>
+                    <a:xfrm>
+                      <a:off x="0" y="0"/>
+                      <a:ext cx="5400040" cy="3723005"/>
+                    </a:xfrm>
+                    <a:prstGeom prst="rect">
+                      <a:avLst/>
+                    </a:prstGeom>
+                  </pic:spPr>
+                </pic:pic>
+              </a:graphicData>
+            </a:graphic>
+          </wp:inline>
+        </w:drawing>
+      </w:r>
+    </w:p>
+    <w:p>
+      <w:pPr>
+        <w:jc w:val="both"/>
+      </w:pPr>
+      <w:r>
+        <w:t>En la versión segura se ha corregido la mala configuración del manejo de errores.</w:t>
+      </w:r>
+    </w:p>
+    <w:p>
+      <w:pPr>
+        <w:jc w:val="both"/>
+      </w:pPr>
+      <w:r>
+        <w:t>En lugar de mostrar información técnica detallada al usuario, la aplicación devuelve un mensaje genérico, evitando la exposición de datos internos del sistema.</w:t>
+      </w:r>
+    </w:p>
+    <w:p>
+      <w:pPr>
+        <w:jc w:val="both"/>
+      </w:pPr>
+      <w:r>
+        <w:t>Los detalles del error se registran únicamente en el servidor para su análisis.</w:t>
+      </w:r>
+    </w:p>
+    <w:p>
+      <w:pPr>
+        <w:jc w:val="both"/>
+      </w:pPr>
+      <w:r>
+        <w:rPr>
+          <w:noProof/>
+        </w:rPr>
+        <w:lastRenderedPageBreak/>
+        <w:drawing>
+          <wp:inline distT="0" distB="0" distL="0" distR="0" wp14:anchorId="75350602" wp14:editId="74903337">
+            <wp:extent cx="5400040" cy="1895475"/>
+            <wp:effectExtent l="0" t="0" r="0" b="9525"/>
+            <wp:docPr id="130" name="Imagen 130"/>
+            <wp:cNvGraphicFramePr>
+              <a:graphicFrameLocks xmlns:a="http://schemas.openxmlformats.org/drawingml/2006/main" noChangeAspect="1"/>
+            </wp:cNvGraphicFramePr>
+            <a:graphic xmlns:a="http://schemas.openxmlformats.org/drawingml/2006/main">
+              <a:graphicData uri="http://schemas.openxmlformats.org/drawingml/2006/picture">
+                <pic:pic xmlns:pic="http://schemas.openxmlformats.org/drawingml/2006/picture">
+                  <pic:nvPicPr>
+                    <pic:cNvPr id="130" name=""/>
+                    <pic:cNvPicPr/>
+                  </pic:nvPicPr>
+                  <pic:blipFill>
+                    <a:blip r:embed="rId80">
+                      <a:extLst>
+                        <a:ext uri="{28A0092B-C50C-407E-A947-70E740481C1C}">
+                          <a14:useLocalDpi xmlns:a14="http://schemas.microsoft.com/office/drawing/2010/main" val="0"/>
+                        </a:ext>
+                      </a:extLst>
+                    </a:blip>
+                    <a:stretch>
+                      <a:fillRect/>
+                    </a:stretch>
+                  </pic:blipFill>
+                  <pic:spPr>
+                    <a:xfrm>
+                      <a:off x="0" y="0"/>
+                      <a:ext cx="5400040" cy="1895475"/>
+                    </a:xfrm>
+                    <a:prstGeom prst="rect">
+                      <a:avLst/>
+                    </a:prstGeom>
+                  </pic:spPr>
+                </pic:pic>
+              </a:graphicData>
+            </a:graphic>
+          </wp:inline>
+        </w:drawing>
+      </w:r>
+    </w:p>
+    <w:p>
+      <w:pPr>
+        <w:jc w:val="both"/>
+      </w:pPr>
+      <w:r>
+        <w:t>No aparece ning</w:t>
+      </w:r>
+      <w:r>
+        <w:rPr>
+          <w:rFonts w:ascii="Calibri" w:hAnsi="Calibri" w:cs="Calibri"/>
+        </w:rPr>
+        <w:t>ú</w:t>
+      </w:r>
+      <w:r>
+        <w:t xml:space="preserve">n </w:t>
+      </w:r>
+      <w:proofErr w:type="spellStart"/>
+      <w:r>
+        <w:t>stack</w:t>
+      </w:r>
+      <w:proofErr w:type="spellEnd"/>
+      <w:r>
+        <w:t xml:space="preserve"> trace</w:t>
+      </w:r>
+      <w:r>
+        <w:t>, n</w:t>
+      </w:r>
+      <w:r>
+        <w:t>o se ven rutas del sistema</w:t>
+      </w:r>
+      <w:r>
+        <w:t xml:space="preserve">, no </w:t>
+      </w:r>
+      <w:r>
+        <w:t xml:space="preserve">hay </w:t>
+      </w:r>
+      <w:proofErr w:type="spellStart"/>
+      <w:r>
+        <w:t>IPs</w:t>
+      </w:r>
+      <w:proofErr w:type="spellEnd"/>
+      <w:r>
+        <w:t xml:space="preserve"> ni datos internos </w:t>
+      </w:r>
+    </w:p>
+    <w:p>
+      <w:pPr>
+        <w:jc w:val="both"/>
+      </w:pPr>
+      <w:r>
+        <w:t>Y el usuario puede leer lo que pasa fácilmente.</w:t>
+      </w:r>
+    </w:p>
+    <w:p>
+      <w:pPr>
+        <w:jc w:val="both"/>
+      </w:pPr>
+    </w:p>
+    <w:p>
+      <w:pPr>
+        <w:pStyle w:val="Ttulo1"/>
+      </w:pPr>
+      <w:r>
+        <w:t>Exposición de datos sensibles</w:t>
+      </w:r>
+    </w:p>
+    <w:p>
+      <w:pPr>
+        <w:jc w:val="both"/>
+      </w:pPr>
+      <w:r>
+        <w:t>E</w:t>
+      </w:r>
+      <w:r>
+        <w:t>n la versión vulnerable se exponían datos sensibles como contraseñas y números de tarjeta en las respuestas de la API.</w:t>
+      </w:r>
+    </w:p>
+    <w:p>
+      <w:pPr>
+        <w:jc w:val="both"/>
+      </w:pPr>
+      <w:r>
+        <w:rPr>
+          <w:noProof/>
+        </w:rPr>
+        <w:drawing>
+          <wp:inline distT="0" distB="0" distL="0" distR="0" wp14:anchorId="3DE83A65" wp14:editId="02643581">
+            <wp:extent cx="5400040" cy="3723005"/>
+            <wp:effectExtent l="0" t="0" r="0" b="0"/>
+            <wp:docPr id="133" name="Imagen 133"/>
+            <wp:cNvGraphicFramePr>
+              <a:graphicFrameLocks xmlns:a="http://schemas.openxmlformats.org/drawingml/2006/main" noChangeAspect="1"/>
+            </wp:cNvGraphicFramePr>
+            <a:graphic xmlns:a="http://schemas.openxmlformats.org/drawingml/2006/main">
+              <a:graphicData uri="http://schemas.openxmlformats.org/drawingml/2006/picture">
+                <pic:pic xmlns:pic="http://schemas.openxmlformats.org/drawingml/2006/picture">
+                  <pic:nvPicPr>
+                    <pic:cNvPr id="133" name=""/>
+                    <pic:cNvPicPr/>
+                  </pic:nvPicPr>
+                  <pic:blipFill>
+                    <a:blip r:embed="rId81" cstate="print">
+                      <a:extLst>
+                        <a:ext uri="{28A0092B-C50C-407E-A947-70E740481C1C}">
+                          <a14:useLocalDpi xmlns:a14="http://schemas.microsoft.com/office/drawing/2010/main" val="0"/>
+                        </a:ext>
+                      </a:extLst>
+                    </a:blip>
+                    <a:stretch>
+                      <a:fillRect/>
+                    </a:stretch>
+                  </pic:blipFill>
+                  <pic:spPr>
+                    <a:xfrm>
+                      <a:off x="0" y="0"/>
+                      <a:ext cx="5400040" cy="3723005"/>
+                    </a:xfrm>
+                    <a:prstGeom prst="rect">
+                      <a:avLst/>
+                    </a:prstGeom>
+                  </pic:spPr>
+                </pic:pic>
+              </a:graphicData>
+            </a:graphic>
+          </wp:inline>
+        </w:drawing>
+      </w:r>
+    </w:p>
+    <w:p>
+      <w:r>
+        <w:t>Para probarlo, a</w:t>
+      </w:r>
+      <w:r>
+        <w:t>ccedemos a la aplicación a través del navegador introduciendo la</w:t>
+      </w:r>
+      <w:r>
+        <w:t xml:space="preserve"> dirección </w:t>
+      </w:r>
+      <w:hyperlink r:id="rId82" w:tgtFrame="_new" w:history="1">
+        <w:r>
+          <w:rPr>
+            <w:rStyle w:val="Hipervnculo"/>
+          </w:rPr>
+          <w:t>http://localhost:3001/api/usuarios</w:t>
+        </w:r>
+      </w:hyperlink>
+      <w:r>
+        <w:t xml:space="preserve"> </w:t>
+      </w:r>
+      <w:r>
+        <w:t>donde se muestra la respuesta de la API en formato JSON.</w:t>
+      </w:r>
+    </w:p>
+    <w:p>
+      <w:pPr>
+        <w:jc w:val="both"/>
+      </w:pPr>
+      <w:r>
+        <w:rPr>
+          <w:noProof/>
+        </w:rPr>
+        <w:lastRenderedPageBreak/>
+        <w:drawing>
+          <wp:inline distT="0" distB="0" distL="0" distR="0" wp14:anchorId="2934688A" wp14:editId="4997D0F0">
+            <wp:extent cx="5400040" cy="1895475"/>
+            <wp:effectExtent l="0" t="0" r="0" b="9525"/>
+            <wp:docPr id="134" name="Imagen 134"/>
+            <wp:cNvGraphicFramePr>
+              <a:graphicFrameLocks xmlns:a="http://schemas.openxmlformats.org/drawingml/2006/main" noChangeAspect="1"/>
+            </wp:cNvGraphicFramePr>
+            <a:graphic xmlns:a="http://schemas.openxmlformats.org/drawingml/2006/main">
+              <a:graphicData uri="http://schemas.openxmlformats.org/drawingml/2006/picture">
+                <pic:pic xmlns:pic="http://schemas.openxmlformats.org/drawingml/2006/picture">
+                  <pic:nvPicPr>
+                    <pic:cNvPr id="134" name=""/>
+                    <pic:cNvPicPr/>
+                  </pic:nvPicPr>
+                  <pic:blipFill>
+                    <a:blip r:embed="rId83">
+                      <a:extLst>
+                        <a:ext uri="{28A0092B-C50C-407E-A947-70E740481C1C}">
+                          <a14:useLocalDpi xmlns:a14="http://schemas.microsoft.com/office/drawing/2010/main" val="0"/>
+                        </a:ext>
+                      </a:extLst>
+                    </a:blip>
+                    <a:stretch>
+                      <a:fillRect/>
+                    </a:stretch>
+                  </pic:blipFill>
+                  <pic:spPr>
+                    <a:xfrm>
+                      <a:off x="0" y="0"/>
+                      <a:ext cx="5400040" cy="1895475"/>
+                    </a:xfrm>
+                    <a:prstGeom prst="rect">
+                      <a:avLst/>
+                    </a:prstGeom>
+                  </pic:spPr>
+                </pic:pic>
+              </a:graphicData>
+            </a:graphic>
+          </wp:inline>
+        </w:drawing>
+      </w:r>
+    </w:p>
+    <w:p>
+      <w:pPr>
+        <w:jc w:val="both"/>
+      </w:pPr>
+      <w:r>
+        <w:t>En la versión segura se ha implementado un filtrado de salida, devolviendo únicamente la información pública necesaria y evitando la exposición de datos críticos</w:t>
+      </w:r>
+      <w:r>
+        <w:t>, solo vemos</w:t>
+      </w:r>
+      <w:r>
+        <w:t xml:space="preserve"> una respuesta en formato JSON que incluye únicamente los campos necesarios (id y </w:t>
+      </w:r>
+      <w:proofErr w:type="spellStart"/>
+      <w:r>
+        <w:t>username</w:t>
+      </w:r>
+      <w:proofErr w:type="spellEnd"/>
+      <w:r>
+        <w:t>).</w:t>
+      </w:r>
+    </w:p>
+    <w:p>
+      <w:pPr>
+        <w:jc w:val="both"/>
+      </w:pPr>
+    </w:p>
+    <w:p>
+      <w:pPr>
+        <w:jc w:val="both"/>
+      </w:pPr>
+    </w:p>
+    <w:p>
+      <w:pPr>
+        <w:jc w:val="both"/>
+      </w:pPr>
+    </w:p>
     <w:sectPr>
-      <w:footerReference w:type="default" r:id="rId18"/>
+      <w:footerReference w:type="default" r:id="rId84"/>
       <w:pgSz w:w="11906" w:h="16838"/>
       <w:pgMar w:top="1417" w:right="1701" w:bottom="1417" w:left="1701" w:header="708" w:footer="708" w:gutter="0"/>
       <w:pgNumType w:start="0"/>
@@ -1607,6 +8907,1155 @@
     </w:p>
   </w:footnote>
 </w:footnotes>
+</file>
+
+<file path=word/numbering.xml><?xml version="1.0" encoding="utf-8"?>
+<w:numbering xmlns:wpc="http://schemas.microsoft.com/office/word/2010/wordprocessingCanvas" xmlns:cx="http://schemas.microsoft.com/office/drawing/2014/chartex" xmlns:cx1="http://schemas.microsoft.com/office/drawing/2015/9/8/chartex" xmlns:cx2="http://schemas.microsoft.com/office/drawing/2015/10/21/chartex" xmlns:cx3="http://schemas.microsoft.com/office/drawing/2016/5/9/chartex" xmlns:cx4="http://schemas.microsoft.com/office/drawing/2016/5/10/chartex" xmlns:cx5="http://schemas.microsoft.com/office/drawing/2016/5/11/chartex" xmlns:cx6="http://schemas.microsoft.com/office/drawing/2016/5/12/chartex" xmlns:cx7="http://schemas.microsoft.com/office/drawing/2016/5/13/chartex" xmlns:cx8="http://schemas.microsoft.com/office/drawing/2016/5/14/chartex" xmlns:mc="http://schemas.openxmlformats.org/markup-compatibility/2006" xmlns:aink="http://schemas.microsoft.com/office/drawing/2016/ink" xmlns:am3d="http://schemas.microsoft.com/office/drawing/2017/model3d" xmlns:o="urn:schemas-microsoft-com:office:office" xmlns:oel="http://schemas.microsoft.com/office/2019/extlst" xmlns:r="http://schemas.openxmlformats.org/officeDocument/2006/relationships" xmlns:m="http://schemas.openxmlformats.org/officeDocument/2006/math" xmlns:v="urn:schemas-microsoft-com:vml" xmlns:wp14="http://schemas.microsoft.com/office/word/2010/wordprocessingDrawing" xmlns:wp="http://schemas.openxmlformats.org/drawingml/2006/wordprocessingDrawing" xmlns:w10="urn:schemas-microsoft-com:office:word" xmlns:w="http://schemas.openxmlformats.org/wordprocessingml/2006/main" xmlns:w14="http://schemas.microsoft.com/office/word/2010/wordml" xmlns:w15="http://schemas.microsoft.com/office/word/2012/wordml" xmlns:w16cex="http://schemas.microsoft.com/office/word/2018/wordml/cex" xmlns:w16cid="http://schemas.microsoft.com/office/word/2016/wordml/cid" xmlns:w16="http://schemas.microsoft.com/office/word/2018/wordml" xmlns:w16sdtdh="http://schemas.microsoft.com/office/word/2020/wordml/sdtdatahash" xmlns:w16se="http://schemas.microsoft.com/office/word/2015/wordml/symex" xmlns:wpg="http://schemas.microsoft.com/office/word/2010/wordprocessingGroup" xmlns:wpi="http://schemas.microsoft.com/office/word/2010/wordprocessingInk" xmlns:wne="http://schemas.microsoft.com/office/word/2006/wordml" xmlns:wps="http://schemas.microsoft.com/office/word/2010/wordprocessingShape" mc:Ignorable="w14 w15 w16se w16cid w16 w16cex w16sdtdh wp14">
+  <w:abstractNum w:abstractNumId="0" w15:restartNumberingAfterBreak="0">
+    <w:nsid w:val="1CCE4F2F"/>
+    <w:multiLevelType w:val="multilevel"/>
+    <w:tmpl w:val="15F84F9A"/>
+    <w:lvl w:ilvl="0">
+      <w:start w:val="1"/>
+      <w:numFmt w:val="bullet"/>
+      <w:lvlText w:val=""/>
+      <w:lvlJc w:val="left"/>
+      <w:pPr>
+        <w:tabs>
+          <w:tab w:val="num" w:pos="720"/>
+        </w:tabs>
+        <w:ind w:left="720" w:hanging="360"/>
+      </w:pPr>
+      <w:rPr>
+        <w:rFonts w:ascii="Symbol" w:hAnsi="Symbol" w:hint="default"/>
+        <w:sz w:val="20"/>
+      </w:rPr>
+    </w:lvl>
+    <w:lvl w:ilvl="1" w:tentative="1">
+      <w:start w:val="1"/>
+      <w:numFmt w:val="bullet"/>
+      <w:lvlText w:val="o"/>
+      <w:lvlJc w:val="left"/>
+      <w:pPr>
+        <w:tabs>
+          <w:tab w:val="num" w:pos="1440"/>
+        </w:tabs>
+        <w:ind w:left="1440" w:hanging="360"/>
+      </w:pPr>
+      <w:rPr>
+        <w:rFonts w:ascii="Courier New" w:hAnsi="Courier New" w:hint="default"/>
+        <w:sz w:val="20"/>
+      </w:rPr>
+    </w:lvl>
+    <w:lvl w:ilvl="2" w:tentative="1">
+      <w:start w:val="1"/>
+      <w:numFmt w:val="bullet"/>
+      <w:lvlText w:val=""/>
+      <w:lvlJc w:val="left"/>
+      <w:pPr>
+        <w:tabs>
+          <w:tab w:val="num" w:pos="2160"/>
+        </w:tabs>
+        <w:ind w:left="2160" w:hanging="360"/>
+      </w:pPr>
+      <w:rPr>
+        <w:rFonts w:ascii="Wingdings" w:hAnsi="Wingdings" w:hint="default"/>
+        <w:sz w:val="20"/>
+      </w:rPr>
+    </w:lvl>
+    <w:lvl w:ilvl="3" w:tentative="1">
+      <w:start w:val="1"/>
+      <w:numFmt w:val="bullet"/>
+      <w:lvlText w:val=""/>
+      <w:lvlJc w:val="left"/>
+      <w:pPr>
+        <w:tabs>
+          <w:tab w:val="num" w:pos="2880"/>
+        </w:tabs>
+        <w:ind w:left="2880" w:hanging="360"/>
+      </w:pPr>
+      <w:rPr>
+        <w:rFonts w:ascii="Wingdings" w:hAnsi="Wingdings" w:hint="default"/>
+        <w:sz w:val="20"/>
+      </w:rPr>
+    </w:lvl>
+    <w:lvl w:ilvl="4" w:tentative="1">
+      <w:start w:val="1"/>
+      <w:numFmt w:val="bullet"/>
+      <w:lvlText w:val=""/>
+      <w:lvlJc w:val="left"/>
+      <w:pPr>
+        <w:tabs>
+          <w:tab w:val="num" w:pos="3600"/>
+        </w:tabs>
+        <w:ind w:left="3600" w:hanging="360"/>
+      </w:pPr>
+      <w:rPr>
+        <w:rFonts w:ascii="Wingdings" w:hAnsi="Wingdings" w:hint="default"/>
+        <w:sz w:val="20"/>
+      </w:rPr>
+    </w:lvl>
+    <w:lvl w:ilvl="5" w:tentative="1">
+      <w:start w:val="1"/>
+      <w:numFmt w:val="bullet"/>
+      <w:lvlText w:val=""/>
+      <w:lvlJc w:val="left"/>
+      <w:pPr>
+        <w:tabs>
+          <w:tab w:val="num" w:pos="4320"/>
+        </w:tabs>
+        <w:ind w:left="4320" w:hanging="360"/>
+      </w:pPr>
+      <w:rPr>
+        <w:rFonts w:ascii="Wingdings" w:hAnsi="Wingdings" w:hint="default"/>
+        <w:sz w:val="20"/>
+      </w:rPr>
+    </w:lvl>
+    <w:lvl w:ilvl="6" w:tentative="1">
+      <w:start w:val="1"/>
+      <w:numFmt w:val="bullet"/>
+      <w:lvlText w:val=""/>
+      <w:lvlJc w:val="left"/>
+      <w:pPr>
+        <w:tabs>
+          <w:tab w:val="num" w:pos="5040"/>
+        </w:tabs>
+        <w:ind w:left="5040" w:hanging="360"/>
+      </w:pPr>
+      <w:rPr>
+        <w:rFonts w:ascii="Wingdings" w:hAnsi="Wingdings" w:hint="default"/>
+        <w:sz w:val="20"/>
+      </w:rPr>
+    </w:lvl>
+    <w:lvl w:ilvl="7" w:tentative="1">
+      <w:start w:val="1"/>
+      <w:numFmt w:val="bullet"/>
+      <w:lvlText w:val=""/>
+      <w:lvlJc w:val="left"/>
+      <w:pPr>
+        <w:tabs>
+          <w:tab w:val="num" w:pos="5760"/>
+        </w:tabs>
+        <w:ind w:left="5760" w:hanging="360"/>
+      </w:pPr>
+      <w:rPr>
+        <w:rFonts w:ascii="Wingdings" w:hAnsi="Wingdings" w:hint="default"/>
+        <w:sz w:val="20"/>
+      </w:rPr>
+    </w:lvl>
+    <w:lvl w:ilvl="8" w:tentative="1">
+      <w:start w:val="1"/>
+      <w:numFmt w:val="bullet"/>
+      <w:lvlText w:val=""/>
+      <w:lvlJc w:val="left"/>
+      <w:pPr>
+        <w:tabs>
+          <w:tab w:val="num" w:pos="6480"/>
+        </w:tabs>
+        <w:ind w:left="6480" w:hanging="360"/>
+      </w:pPr>
+      <w:rPr>
+        <w:rFonts w:ascii="Wingdings" w:hAnsi="Wingdings" w:hint="default"/>
+        <w:sz w:val="20"/>
+      </w:rPr>
+    </w:lvl>
+  </w:abstractNum>
+  <w:abstractNum w:abstractNumId="1" w15:restartNumberingAfterBreak="0">
+    <w:nsid w:val="1D810F4D"/>
+    <w:multiLevelType w:val="multilevel"/>
+    <w:tmpl w:val="3B5CB5CC"/>
+    <w:lvl w:ilvl="0">
+      <w:start w:val="1"/>
+      <w:numFmt w:val="bullet"/>
+      <w:lvlText w:val=""/>
+      <w:lvlJc w:val="left"/>
+      <w:pPr>
+        <w:tabs>
+          <w:tab w:val="num" w:pos="720"/>
+        </w:tabs>
+        <w:ind w:left="720" w:hanging="360"/>
+      </w:pPr>
+      <w:rPr>
+        <w:rFonts w:ascii="Symbol" w:hAnsi="Symbol" w:hint="default"/>
+        <w:sz w:val="20"/>
+      </w:rPr>
+    </w:lvl>
+    <w:lvl w:ilvl="1" w:tentative="1">
+      <w:start w:val="1"/>
+      <w:numFmt w:val="bullet"/>
+      <w:lvlText w:val="o"/>
+      <w:lvlJc w:val="left"/>
+      <w:pPr>
+        <w:tabs>
+          <w:tab w:val="num" w:pos="1440"/>
+        </w:tabs>
+        <w:ind w:left="1440" w:hanging="360"/>
+      </w:pPr>
+      <w:rPr>
+        <w:rFonts w:ascii="Courier New" w:hAnsi="Courier New" w:hint="default"/>
+        <w:sz w:val="20"/>
+      </w:rPr>
+    </w:lvl>
+    <w:lvl w:ilvl="2" w:tentative="1">
+      <w:start w:val="1"/>
+      <w:numFmt w:val="bullet"/>
+      <w:lvlText w:val=""/>
+      <w:lvlJc w:val="left"/>
+      <w:pPr>
+        <w:tabs>
+          <w:tab w:val="num" w:pos="2160"/>
+        </w:tabs>
+        <w:ind w:left="2160" w:hanging="360"/>
+      </w:pPr>
+      <w:rPr>
+        <w:rFonts w:ascii="Wingdings" w:hAnsi="Wingdings" w:hint="default"/>
+        <w:sz w:val="20"/>
+      </w:rPr>
+    </w:lvl>
+    <w:lvl w:ilvl="3" w:tentative="1">
+      <w:start w:val="1"/>
+      <w:numFmt w:val="bullet"/>
+      <w:lvlText w:val=""/>
+      <w:lvlJc w:val="left"/>
+      <w:pPr>
+        <w:tabs>
+          <w:tab w:val="num" w:pos="2880"/>
+        </w:tabs>
+        <w:ind w:left="2880" w:hanging="360"/>
+      </w:pPr>
+      <w:rPr>
+        <w:rFonts w:ascii="Wingdings" w:hAnsi="Wingdings" w:hint="default"/>
+        <w:sz w:val="20"/>
+      </w:rPr>
+    </w:lvl>
+    <w:lvl w:ilvl="4" w:tentative="1">
+      <w:start w:val="1"/>
+      <w:numFmt w:val="bullet"/>
+      <w:lvlText w:val=""/>
+      <w:lvlJc w:val="left"/>
+      <w:pPr>
+        <w:tabs>
+          <w:tab w:val="num" w:pos="3600"/>
+        </w:tabs>
+        <w:ind w:left="3600" w:hanging="360"/>
+      </w:pPr>
+      <w:rPr>
+        <w:rFonts w:ascii="Wingdings" w:hAnsi="Wingdings" w:hint="default"/>
+        <w:sz w:val="20"/>
+      </w:rPr>
+    </w:lvl>
+    <w:lvl w:ilvl="5" w:tentative="1">
+      <w:start w:val="1"/>
+      <w:numFmt w:val="bullet"/>
+      <w:lvlText w:val=""/>
+      <w:lvlJc w:val="left"/>
+      <w:pPr>
+        <w:tabs>
+          <w:tab w:val="num" w:pos="4320"/>
+        </w:tabs>
+        <w:ind w:left="4320" w:hanging="360"/>
+      </w:pPr>
+      <w:rPr>
+        <w:rFonts w:ascii="Wingdings" w:hAnsi="Wingdings" w:hint="default"/>
+        <w:sz w:val="20"/>
+      </w:rPr>
+    </w:lvl>
+    <w:lvl w:ilvl="6" w:tentative="1">
+      <w:start w:val="1"/>
+      <w:numFmt w:val="bullet"/>
+      <w:lvlText w:val=""/>
+      <w:lvlJc w:val="left"/>
+      <w:pPr>
+        <w:tabs>
+          <w:tab w:val="num" w:pos="5040"/>
+        </w:tabs>
+        <w:ind w:left="5040" w:hanging="360"/>
+      </w:pPr>
+      <w:rPr>
+        <w:rFonts w:ascii="Wingdings" w:hAnsi="Wingdings" w:hint="default"/>
+        <w:sz w:val="20"/>
+      </w:rPr>
+    </w:lvl>
+    <w:lvl w:ilvl="7" w:tentative="1">
+      <w:start w:val="1"/>
+      <w:numFmt w:val="bullet"/>
+      <w:lvlText w:val=""/>
+      <w:lvlJc w:val="left"/>
+      <w:pPr>
+        <w:tabs>
+          <w:tab w:val="num" w:pos="5760"/>
+        </w:tabs>
+        <w:ind w:left="5760" w:hanging="360"/>
+      </w:pPr>
+      <w:rPr>
+        <w:rFonts w:ascii="Wingdings" w:hAnsi="Wingdings" w:hint="default"/>
+        <w:sz w:val="20"/>
+      </w:rPr>
+    </w:lvl>
+    <w:lvl w:ilvl="8" w:tentative="1">
+      <w:start w:val="1"/>
+      <w:numFmt w:val="bullet"/>
+      <w:lvlText w:val=""/>
+      <w:lvlJc w:val="left"/>
+      <w:pPr>
+        <w:tabs>
+          <w:tab w:val="num" w:pos="6480"/>
+        </w:tabs>
+        <w:ind w:left="6480" w:hanging="360"/>
+      </w:pPr>
+      <w:rPr>
+        <w:rFonts w:ascii="Wingdings" w:hAnsi="Wingdings" w:hint="default"/>
+        <w:sz w:val="20"/>
+      </w:rPr>
+    </w:lvl>
+  </w:abstractNum>
+  <w:abstractNum w:abstractNumId="2" w15:restartNumberingAfterBreak="0">
+    <w:nsid w:val="2B8D71F1"/>
+    <w:multiLevelType w:val="multilevel"/>
+    <w:tmpl w:val="FA4851DA"/>
+    <w:lvl w:ilvl="0">
+      <w:start w:val="1"/>
+      <w:numFmt w:val="bullet"/>
+      <w:lvlText w:val=""/>
+      <w:lvlJc w:val="left"/>
+      <w:pPr>
+        <w:tabs>
+          <w:tab w:val="num" w:pos="720"/>
+        </w:tabs>
+        <w:ind w:left="720" w:hanging="360"/>
+      </w:pPr>
+      <w:rPr>
+        <w:rFonts w:ascii="Symbol" w:hAnsi="Symbol" w:hint="default"/>
+        <w:sz w:val="20"/>
+      </w:rPr>
+    </w:lvl>
+    <w:lvl w:ilvl="1" w:tentative="1">
+      <w:start w:val="1"/>
+      <w:numFmt w:val="bullet"/>
+      <w:lvlText w:val="o"/>
+      <w:lvlJc w:val="left"/>
+      <w:pPr>
+        <w:tabs>
+          <w:tab w:val="num" w:pos="1440"/>
+        </w:tabs>
+        <w:ind w:left="1440" w:hanging="360"/>
+      </w:pPr>
+      <w:rPr>
+        <w:rFonts w:ascii="Courier New" w:hAnsi="Courier New" w:hint="default"/>
+        <w:sz w:val="20"/>
+      </w:rPr>
+    </w:lvl>
+    <w:lvl w:ilvl="2" w:tentative="1">
+      <w:start w:val="1"/>
+      <w:numFmt w:val="bullet"/>
+      <w:lvlText w:val=""/>
+      <w:lvlJc w:val="left"/>
+      <w:pPr>
+        <w:tabs>
+          <w:tab w:val="num" w:pos="2160"/>
+        </w:tabs>
+        <w:ind w:left="2160" w:hanging="360"/>
+      </w:pPr>
+      <w:rPr>
+        <w:rFonts w:ascii="Wingdings" w:hAnsi="Wingdings" w:hint="default"/>
+        <w:sz w:val="20"/>
+      </w:rPr>
+    </w:lvl>
+    <w:lvl w:ilvl="3" w:tentative="1">
+      <w:start w:val="1"/>
+      <w:numFmt w:val="bullet"/>
+      <w:lvlText w:val=""/>
+      <w:lvlJc w:val="left"/>
+      <w:pPr>
+        <w:tabs>
+          <w:tab w:val="num" w:pos="2880"/>
+        </w:tabs>
+        <w:ind w:left="2880" w:hanging="360"/>
+      </w:pPr>
+      <w:rPr>
+        <w:rFonts w:ascii="Wingdings" w:hAnsi="Wingdings" w:hint="default"/>
+        <w:sz w:val="20"/>
+      </w:rPr>
+    </w:lvl>
+    <w:lvl w:ilvl="4" w:tentative="1">
+      <w:start w:val="1"/>
+      <w:numFmt w:val="bullet"/>
+      <w:lvlText w:val=""/>
+      <w:lvlJc w:val="left"/>
+      <w:pPr>
+        <w:tabs>
+          <w:tab w:val="num" w:pos="3600"/>
+        </w:tabs>
+        <w:ind w:left="3600" w:hanging="360"/>
+      </w:pPr>
+      <w:rPr>
+        <w:rFonts w:ascii="Wingdings" w:hAnsi="Wingdings" w:hint="default"/>
+        <w:sz w:val="20"/>
+      </w:rPr>
+    </w:lvl>
+    <w:lvl w:ilvl="5" w:tentative="1">
+      <w:start w:val="1"/>
+      <w:numFmt w:val="bullet"/>
+      <w:lvlText w:val=""/>
+      <w:lvlJc w:val="left"/>
+      <w:pPr>
+        <w:tabs>
+          <w:tab w:val="num" w:pos="4320"/>
+        </w:tabs>
+        <w:ind w:left="4320" w:hanging="360"/>
+      </w:pPr>
+      <w:rPr>
+        <w:rFonts w:ascii="Wingdings" w:hAnsi="Wingdings" w:hint="default"/>
+        <w:sz w:val="20"/>
+      </w:rPr>
+    </w:lvl>
+    <w:lvl w:ilvl="6" w:tentative="1">
+      <w:start w:val="1"/>
+      <w:numFmt w:val="bullet"/>
+      <w:lvlText w:val=""/>
+      <w:lvlJc w:val="left"/>
+      <w:pPr>
+        <w:tabs>
+          <w:tab w:val="num" w:pos="5040"/>
+        </w:tabs>
+        <w:ind w:left="5040" w:hanging="360"/>
+      </w:pPr>
+      <w:rPr>
+        <w:rFonts w:ascii="Wingdings" w:hAnsi="Wingdings" w:hint="default"/>
+        <w:sz w:val="20"/>
+      </w:rPr>
+    </w:lvl>
+    <w:lvl w:ilvl="7" w:tentative="1">
+      <w:start w:val="1"/>
+      <w:numFmt w:val="bullet"/>
+      <w:lvlText w:val=""/>
+      <w:lvlJc w:val="left"/>
+      <w:pPr>
+        <w:tabs>
+          <w:tab w:val="num" w:pos="5760"/>
+        </w:tabs>
+        <w:ind w:left="5760" w:hanging="360"/>
+      </w:pPr>
+      <w:rPr>
+        <w:rFonts w:ascii="Wingdings" w:hAnsi="Wingdings" w:hint="default"/>
+        <w:sz w:val="20"/>
+      </w:rPr>
+    </w:lvl>
+    <w:lvl w:ilvl="8" w:tentative="1">
+      <w:start w:val="1"/>
+      <w:numFmt w:val="bullet"/>
+      <w:lvlText w:val=""/>
+      <w:lvlJc w:val="left"/>
+      <w:pPr>
+        <w:tabs>
+          <w:tab w:val="num" w:pos="6480"/>
+        </w:tabs>
+        <w:ind w:left="6480" w:hanging="360"/>
+      </w:pPr>
+      <w:rPr>
+        <w:rFonts w:ascii="Wingdings" w:hAnsi="Wingdings" w:hint="default"/>
+        <w:sz w:val="20"/>
+      </w:rPr>
+    </w:lvl>
+  </w:abstractNum>
+  <w:abstractNum w:abstractNumId="3" w15:restartNumberingAfterBreak="0">
+    <w:nsid w:val="4DC95F27"/>
+    <w:multiLevelType w:val="multilevel"/>
+    <w:tmpl w:val="594C2C9C"/>
+    <w:lvl w:ilvl="0">
+      <w:start w:val="1"/>
+      <w:numFmt w:val="bullet"/>
+      <w:lvlText w:val=""/>
+      <w:lvlJc w:val="left"/>
+      <w:pPr>
+        <w:tabs>
+          <w:tab w:val="num" w:pos="720"/>
+        </w:tabs>
+        <w:ind w:left="720" w:hanging="360"/>
+      </w:pPr>
+      <w:rPr>
+        <w:rFonts w:ascii="Symbol" w:hAnsi="Symbol" w:hint="default"/>
+        <w:sz w:val="20"/>
+      </w:rPr>
+    </w:lvl>
+    <w:lvl w:ilvl="1" w:tentative="1">
+      <w:start w:val="1"/>
+      <w:numFmt w:val="bullet"/>
+      <w:lvlText w:val="o"/>
+      <w:lvlJc w:val="left"/>
+      <w:pPr>
+        <w:tabs>
+          <w:tab w:val="num" w:pos="1440"/>
+        </w:tabs>
+        <w:ind w:left="1440" w:hanging="360"/>
+      </w:pPr>
+      <w:rPr>
+        <w:rFonts w:ascii="Courier New" w:hAnsi="Courier New" w:hint="default"/>
+        <w:sz w:val="20"/>
+      </w:rPr>
+    </w:lvl>
+    <w:lvl w:ilvl="2" w:tentative="1">
+      <w:start w:val="1"/>
+      <w:numFmt w:val="bullet"/>
+      <w:lvlText w:val=""/>
+      <w:lvlJc w:val="left"/>
+      <w:pPr>
+        <w:tabs>
+          <w:tab w:val="num" w:pos="2160"/>
+        </w:tabs>
+        <w:ind w:left="2160" w:hanging="360"/>
+      </w:pPr>
+      <w:rPr>
+        <w:rFonts w:ascii="Wingdings" w:hAnsi="Wingdings" w:hint="default"/>
+        <w:sz w:val="20"/>
+      </w:rPr>
+    </w:lvl>
+    <w:lvl w:ilvl="3" w:tentative="1">
+      <w:start w:val="1"/>
+      <w:numFmt w:val="bullet"/>
+      <w:lvlText w:val=""/>
+      <w:lvlJc w:val="left"/>
+      <w:pPr>
+        <w:tabs>
+          <w:tab w:val="num" w:pos="2880"/>
+        </w:tabs>
+        <w:ind w:left="2880" w:hanging="360"/>
+      </w:pPr>
+      <w:rPr>
+        <w:rFonts w:ascii="Wingdings" w:hAnsi="Wingdings" w:hint="default"/>
+        <w:sz w:val="20"/>
+      </w:rPr>
+    </w:lvl>
+    <w:lvl w:ilvl="4" w:tentative="1">
+      <w:start w:val="1"/>
+      <w:numFmt w:val="bullet"/>
+      <w:lvlText w:val=""/>
+      <w:lvlJc w:val="left"/>
+      <w:pPr>
+        <w:tabs>
+          <w:tab w:val="num" w:pos="3600"/>
+        </w:tabs>
+        <w:ind w:left="3600" w:hanging="360"/>
+      </w:pPr>
+      <w:rPr>
+        <w:rFonts w:ascii="Wingdings" w:hAnsi="Wingdings" w:hint="default"/>
+        <w:sz w:val="20"/>
+      </w:rPr>
+    </w:lvl>
+    <w:lvl w:ilvl="5" w:tentative="1">
+      <w:start w:val="1"/>
+      <w:numFmt w:val="bullet"/>
+      <w:lvlText w:val=""/>
+      <w:lvlJc w:val="left"/>
+      <w:pPr>
+        <w:tabs>
+          <w:tab w:val="num" w:pos="4320"/>
+        </w:tabs>
+        <w:ind w:left="4320" w:hanging="360"/>
+      </w:pPr>
+      <w:rPr>
+        <w:rFonts w:ascii="Wingdings" w:hAnsi="Wingdings" w:hint="default"/>
+        <w:sz w:val="20"/>
+      </w:rPr>
+    </w:lvl>
+    <w:lvl w:ilvl="6" w:tentative="1">
+      <w:start w:val="1"/>
+      <w:numFmt w:val="bullet"/>
+      <w:lvlText w:val=""/>
+      <w:lvlJc w:val="left"/>
+      <w:pPr>
+        <w:tabs>
+          <w:tab w:val="num" w:pos="5040"/>
+        </w:tabs>
+        <w:ind w:left="5040" w:hanging="360"/>
+      </w:pPr>
+      <w:rPr>
+        <w:rFonts w:ascii="Wingdings" w:hAnsi="Wingdings" w:hint="default"/>
+        <w:sz w:val="20"/>
+      </w:rPr>
+    </w:lvl>
+    <w:lvl w:ilvl="7" w:tentative="1">
+      <w:start w:val="1"/>
+      <w:numFmt w:val="bullet"/>
+      <w:lvlText w:val=""/>
+      <w:lvlJc w:val="left"/>
+      <w:pPr>
+        <w:tabs>
+          <w:tab w:val="num" w:pos="5760"/>
+        </w:tabs>
+        <w:ind w:left="5760" w:hanging="360"/>
+      </w:pPr>
+      <w:rPr>
+        <w:rFonts w:ascii="Wingdings" w:hAnsi="Wingdings" w:hint="default"/>
+        <w:sz w:val="20"/>
+      </w:rPr>
+    </w:lvl>
+    <w:lvl w:ilvl="8" w:tentative="1">
+      <w:start w:val="1"/>
+      <w:numFmt w:val="bullet"/>
+      <w:lvlText w:val=""/>
+      <w:lvlJc w:val="left"/>
+      <w:pPr>
+        <w:tabs>
+          <w:tab w:val="num" w:pos="6480"/>
+        </w:tabs>
+        <w:ind w:left="6480" w:hanging="360"/>
+      </w:pPr>
+      <w:rPr>
+        <w:rFonts w:ascii="Wingdings" w:hAnsi="Wingdings" w:hint="default"/>
+        <w:sz w:val="20"/>
+      </w:rPr>
+    </w:lvl>
+  </w:abstractNum>
+  <w:abstractNum w:abstractNumId="4" w15:restartNumberingAfterBreak="0">
+    <w:nsid w:val="50F91467"/>
+    <w:multiLevelType w:val="multilevel"/>
+    <w:tmpl w:val="E92E466A"/>
+    <w:lvl w:ilvl="0">
+      <w:start w:val="1"/>
+      <w:numFmt w:val="bullet"/>
+      <w:lvlText w:val=""/>
+      <w:lvlJc w:val="left"/>
+      <w:pPr>
+        <w:tabs>
+          <w:tab w:val="num" w:pos="720"/>
+        </w:tabs>
+        <w:ind w:left="720" w:hanging="360"/>
+      </w:pPr>
+      <w:rPr>
+        <w:rFonts w:ascii="Symbol" w:hAnsi="Symbol" w:hint="default"/>
+        <w:sz w:val="20"/>
+      </w:rPr>
+    </w:lvl>
+    <w:lvl w:ilvl="1" w:tentative="1">
+      <w:start w:val="1"/>
+      <w:numFmt w:val="bullet"/>
+      <w:lvlText w:val="o"/>
+      <w:lvlJc w:val="left"/>
+      <w:pPr>
+        <w:tabs>
+          <w:tab w:val="num" w:pos="1440"/>
+        </w:tabs>
+        <w:ind w:left="1440" w:hanging="360"/>
+      </w:pPr>
+      <w:rPr>
+        <w:rFonts w:ascii="Courier New" w:hAnsi="Courier New" w:hint="default"/>
+        <w:sz w:val="20"/>
+      </w:rPr>
+    </w:lvl>
+    <w:lvl w:ilvl="2" w:tentative="1">
+      <w:start w:val="1"/>
+      <w:numFmt w:val="bullet"/>
+      <w:lvlText w:val=""/>
+      <w:lvlJc w:val="left"/>
+      <w:pPr>
+        <w:tabs>
+          <w:tab w:val="num" w:pos="2160"/>
+        </w:tabs>
+        <w:ind w:left="2160" w:hanging="360"/>
+      </w:pPr>
+      <w:rPr>
+        <w:rFonts w:ascii="Wingdings" w:hAnsi="Wingdings" w:hint="default"/>
+        <w:sz w:val="20"/>
+      </w:rPr>
+    </w:lvl>
+    <w:lvl w:ilvl="3" w:tentative="1">
+      <w:start w:val="1"/>
+      <w:numFmt w:val="bullet"/>
+      <w:lvlText w:val=""/>
+      <w:lvlJc w:val="left"/>
+      <w:pPr>
+        <w:tabs>
+          <w:tab w:val="num" w:pos="2880"/>
+        </w:tabs>
+        <w:ind w:left="2880" w:hanging="360"/>
+      </w:pPr>
+      <w:rPr>
+        <w:rFonts w:ascii="Wingdings" w:hAnsi="Wingdings" w:hint="default"/>
+        <w:sz w:val="20"/>
+      </w:rPr>
+    </w:lvl>
+    <w:lvl w:ilvl="4" w:tentative="1">
+      <w:start w:val="1"/>
+      <w:numFmt w:val="bullet"/>
+      <w:lvlText w:val=""/>
+      <w:lvlJc w:val="left"/>
+      <w:pPr>
+        <w:tabs>
+          <w:tab w:val="num" w:pos="3600"/>
+        </w:tabs>
+        <w:ind w:left="3600" w:hanging="360"/>
+      </w:pPr>
+      <w:rPr>
+        <w:rFonts w:ascii="Wingdings" w:hAnsi="Wingdings" w:hint="default"/>
+        <w:sz w:val="20"/>
+      </w:rPr>
+    </w:lvl>
+    <w:lvl w:ilvl="5" w:tentative="1">
+      <w:start w:val="1"/>
+      <w:numFmt w:val="bullet"/>
+      <w:lvlText w:val=""/>
+      <w:lvlJc w:val="left"/>
+      <w:pPr>
+        <w:tabs>
+          <w:tab w:val="num" w:pos="4320"/>
+        </w:tabs>
+        <w:ind w:left="4320" w:hanging="360"/>
+      </w:pPr>
+      <w:rPr>
+        <w:rFonts w:ascii="Wingdings" w:hAnsi="Wingdings" w:hint="default"/>
+        <w:sz w:val="20"/>
+      </w:rPr>
+    </w:lvl>
+    <w:lvl w:ilvl="6" w:tentative="1">
+      <w:start w:val="1"/>
+      <w:numFmt w:val="bullet"/>
+      <w:lvlText w:val=""/>
+      <w:lvlJc w:val="left"/>
+      <w:pPr>
+        <w:tabs>
+          <w:tab w:val="num" w:pos="5040"/>
+        </w:tabs>
+        <w:ind w:left="5040" w:hanging="360"/>
+      </w:pPr>
+      <w:rPr>
+        <w:rFonts w:ascii="Wingdings" w:hAnsi="Wingdings" w:hint="default"/>
+        <w:sz w:val="20"/>
+      </w:rPr>
+    </w:lvl>
+    <w:lvl w:ilvl="7" w:tentative="1">
+      <w:start w:val="1"/>
+      <w:numFmt w:val="bullet"/>
+      <w:lvlText w:val=""/>
+      <w:lvlJc w:val="left"/>
+      <w:pPr>
+        <w:tabs>
+          <w:tab w:val="num" w:pos="5760"/>
+        </w:tabs>
+        <w:ind w:left="5760" w:hanging="360"/>
+      </w:pPr>
+      <w:rPr>
+        <w:rFonts w:ascii="Wingdings" w:hAnsi="Wingdings" w:hint="default"/>
+        <w:sz w:val="20"/>
+      </w:rPr>
+    </w:lvl>
+    <w:lvl w:ilvl="8" w:tentative="1">
+      <w:start w:val="1"/>
+      <w:numFmt w:val="bullet"/>
+      <w:lvlText w:val=""/>
+      <w:lvlJc w:val="left"/>
+      <w:pPr>
+        <w:tabs>
+          <w:tab w:val="num" w:pos="6480"/>
+        </w:tabs>
+        <w:ind w:left="6480" w:hanging="360"/>
+      </w:pPr>
+      <w:rPr>
+        <w:rFonts w:ascii="Wingdings" w:hAnsi="Wingdings" w:hint="default"/>
+        <w:sz w:val="20"/>
+      </w:rPr>
+    </w:lvl>
+  </w:abstractNum>
+  <w:abstractNum w:abstractNumId="5" w15:restartNumberingAfterBreak="0">
+    <w:nsid w:val="56EE2C95"/>
+    <w:multiLevelType w:val="multilevel"/>
+    <w:tmpl w:val="0A443EEC"/>
+    <w:lvl w:ilvl="0">
+      <w:start w:val="1"/>
+      <w:numFmt w:val="bullet"/>
+      <w:lvlText w:val=""/>
+      <w:lvlJc w:val="left"/>
+      <w:pPr>
+        <w:tabs>
+          <w:tab w:val="num" w:pos="720"/>
+        </w:tabs>
+        <w:ind w:left="720" w:hanging="360"/>
+      </w:pPr>
+      <w:rPr>
+        <w:rFonts w:ascii="Symbol" w:hAnsi="Symbol" w:hint="default"/>
+        <w:sz w:val="20"/>
+      </w:rPr>
+    </w:lvl>
+    <w:lvl w:ilvl="1" w:tentative="1">
+      <w:start w:val="1"/>
+      <w:numFmt w:val="bullet"/>
+      <w:lvlText w:val="o"/>
+      <w:lvlJc w:val="left"/>
+      <w:pPr>
+        <w:tabs>
+          <w:tab w:val="num" w:pos="1440"/>
+        </w:tabs>
+        <w:ind w:left="1440" w:hanging="360"/>
+      </w:pPr>
+      <w:rPr>
+        <w:rFonts w:ascii="Courier New" w:hAnsi="Courier New" w:hint="default"/>
+        <w:sz w:val="20"/>
+      </w:rPr>
+    </w:lvl>
+    <w:lvl w:ilvl="2" w:tentative="1">
+      <w:start w:val="1"/>
+      <w:numFmt w:val="bullet"/>
+      <w:lvlText w:val=""/>
+      <w:lvlJc w:val="left"/>
+      <w:pPr>
+        <w:tabs>
+          <w:tab w:val="num" w:pos="2160"/>
+        </w:tabs>
+        <w:ind w:left="2160" w:hanging="360"/>
+      </w:pPr>
+      <w:rPr>
+        <w:rFonts w:ascii="Wingdings" w:hAnsi="Wingdings" w:hint="default"/>
+        <w:sz w:val="20"/>
+      </w:rPr>
+    </w:lvl>
+    <w:lvl w:ilvl="3" w:tentative="1">
+      <w:start w:val="1"/>
+      <w:numFmt w:val="bullet"/>
+      <w:lvlText w:val=""/>
+      <w:lvlJc w:val="left"/>
+      <w:pPr>
+        <w:tabs>
+          <w:tab w:val="num" w:pos="2880"/>
+        </w:tabs>
+        <w:ind w:left="2880" w:hanging="360"/>
+      </w:pPr>
+      <w:rPr>
+        <w:rFonts w:ascii="Wingdings" w:hAnsi="Wingdings" w:hint="default"/>
+        <w:sz w:val="20"/>
+      </w:rPr>
+    </w:lvl>
+    <w:lvl w:ilvl="4" w:tentative="1">
+      <w:start w:val="1"/>
+      <w:numFmt w:val="bullet"/>
+      <w:lvlText w:val=""/>
+      <w:lvlJc w:val="left"/>
+      <w:pPr>
+        <w:tabs>
+          <w:tab w:val="num" w:pos="3600"/>
+        </w:tabs>
+        <w:ind w:left="3600" w:hanging="360"/>
+      </w:pPr>
+      <w:rPr>
+        <w:rFonts w:ascii="Wingdings" w:hAnsi="Wingdings" w:hint="default"/>
+        <w:sz w:val="20"/>
+      </w:rPr>
+    </w:lvl>
+    <w:lvl w:ilvl="5" w:tentative="1">
+      <w:start w:val="1"/>
+      <w:numFmt w:val="bullet"/>
+      <w:lvlText w:val=""/>
+      <w:lvlJc w:val="left"/>
+      <w:pPr>
+        <w:tabs>
+          <w:tab w:val="num" w:pos="4320"/>
+        </w:tabs>
+        <w:ind w:left="4320" w:hanging="360"/>
+      </w:pPr>
+      <w:rPr>
+        <w:rFonts w:ascii="Wingdings" w:hAnsi="Wingdings" w:hint="default"/>
+        <w:sz w:val="20"/>
+      </w:rPr>
+    </w:lvl>
+    <w:lvl w:ilvl="6" w:tentative="1">
+      <w:start w:val="1"/>
+      <w:numFmt w:val="bullet"/>
+      <w:lvlText w:val=""/>
+      <w:lvlJc w:val="left"/>
+      <w:pPr>
+        <w:tabs>
+          <w:tab w:val="num" w:pos="5040"/>
+        </w:tabs>
+        <w:ind w:left="5040" w:hanging="360"/>
+      </w:pPr>
+      <w:rPr>
+        <w:rFonts w:ascii="Wingdings" w:hAnsi="Wingdings" w:hint="default"/>
+        <w:sz w:val="20"/>
+      </w:rPr>
+    </w:lvl>
+    <w:lvl w:ilvl="7" w:tentative="1">
+      <w:start w:val="1"/>
+      <w:numFmt w:val="bullet"/>
+      <w:lvlText w:val=""/>
+      <w:lvlJc w:val="left"/>
+      <w:pPr>
+        <w:tabs>
+          <w:tab w:val="num" w:pos="5760"/>
+        </w:tabs>
+        <w:ind w:left="5760" w:hanging="360"/>
+      </w:pPr>
+      <w:rPr>
+        <w:rFonts w:ascii="Wingdings" w:hAnsi="Wingdings" w:hint="default"/>
+        <w:sz w:val="20"/>
+      </w:rPr>
+    </w:lvl>
+    <w:lvl w:ilvl="8" w:tentative="1">
+      <w:start w:val="1"/>
+      <w:numFmt w:val="bullet"/>
+      <w:lvlText w:val=""/>
+      <w:lvlJc w:val="left"/>
+      <w:pPr>
+        <w:tabs>
+          <w:tab w:val="num" w:pos="6480"/>
+        </w:tabs>
+        <w:ind w:left="6480" w:hanging="360"/>
+      </w:pPr>
+      <w:rPr>
+        <w:rFonts w:ascii="Wingdings" w:hAnsi="Wingdings" w:hint="default"/>
+        <w:sz w:val="20"/>
+      </w:rPr>
+    </w:lvl>
+  </w:abstractNum>
+  <w:abstractNum w:abstractNumId="6" w15:restartNumberingAfterBreak="0">
+    <w:nsid w:val="63DA7984"/>
+    <w:multiLevelType w:val="hybridMultilevel"/>
+    <w:tmpl w:val="78DAC134"/>
+    <w:lvl w:ilvl="0" w:tplc="0C0A0005">
+      <w:start w:val="1"/>
+      <w:numFmt w:val="bullet"/>
+      <w:lvlText w:val=""/>
+      <w:lvlJc w:val="left"/>
+      <w:pPr>
+        <w:ind w:left="720" w:hanging="360"/>
+      </w:pPr>
+      <w:rPr>
+        <w:rFonts w:ascii="Wingdings" w:hAnsi="Wingdings" w:hint="default"/>
+      </w:rPr>
+    </w:lvl>
+    <w:lvl w:ilvl="1" w:tplc="FFFFFFFF" w:tentative="1">
+      <w:start w:val="1"/>
+      <w:numFmt w:val="bullet"/>
+      <w:lvlText w:val="o"/>
+      <w:lvlJc w:val="left"/>
+      <w:pPr>
+        <w:ind w:left="1440" w:hanging="360"/>
+      </w:pPr>
+      <w:rPr>
+        <w:rFonts w:ascii="Courier New" w:hAnsi="Courier New" w:cs="Courier New" w:hint="default"/>
+      </w:rPr>
+    </w:lvl>
+    <w:lvl w:ilvl="2" w:tplc="FFFFFFFF" w:tentative="1">
+      <w:start w:val="1"/>
+      <w:numFmt w:val="bullet"/>
+      <w:lvlText w:val=""/>
+      <w:lvlJc w:val="left"/>
+      <w:pPr>
+        <w:ind w:left="2160" w:hanging="360"/>
+      </w:pPr>
+      <w:rPr>
+        <w:rFonts w:ascii="Wingdings" w:hAnsi="Wingdings" w:hint="default"/>
+      </w:rPr>
+    </w:lvl>
+    <w:lvl w:ilvl="3" w:tplc="FFFFFFFF" w:tentative="1">
+      <w:start w:val="1"/>
+      <w:numFmt w:val="bullet"/>
+      <w:lvlText w:val=""/>
+      <w:lvlJc w:val="left"/>
+      <w:pPr>
+        <w:ind w:left="2880" w:hanging="360"/>
+      </w:pPr>
+      <w:rPr>
+        <w:rFonts w:ascii="Symbol" w:hAnsi="Symbol" w:hint="default"/>
+      </w:rPr>
+    </w:lvl>
+    <w:lvl w:ilvl="4" w:tplc="FFFFFFFF" w:tentative="1">
+      <w:start w:val="1"/>
+      <w:numFmt w:val="bullet"/>
+      <w:lvlText w:val="o"/>
+      <w:lvlJc w:val="left"/>
+      <w:pPr>
+        <w:ind w:left="3600" w:hanging="360"/>
+      </w:pPr>
+      <w:rPr>
+        <w:rFonts w:ascii="Courier New" w:hAnsi="Courier New" w:cs="Courier New" w:hint="default"/>
+      </w:rPr>
+    </w:lvl>
+    <w:lvl w:ilvl="5" w:tplc="FFFFFFFF" w:tentative="1">
+      <w:start w:val="1"/>
+      <w:numFmt w:val="bullet"/>
+      <w:lvlText w:val=""/>
+      <w:lvlJc w:val="left"/>
+      <w:pPr>
+        <w:ind w:left="4320" w:hanging="360"/>
+      </w:pPr>
+      <w:rPr>
+        <w:rFonts w:ascii="Wingdings" w:hAnsi="Wingdings" w:hint="default"/>
+      </w:rPr>
+    </w:lvl>
+    <w:lvl w:ilvl="6" w:tplc="FFFFFFFF" w:tentative="1">
+      <w:start w:val="1"/>
+      <w:numFmt w:val="bullet"/>
+      <w:lvlText w:val=""/>
+      <w:lvlJc w:val="left"/>
+      <w:pPr>
+        <w:ind w:left="5040" w:hanging="360"/>
+      </w:pPr>
+      <w:rPr>
+        <w:rFonts w:ascii="Symbol" w:hAnsi="Symbol" w:hint="default"/>
+      </w:rPr>
+    </w:lvl>
+    <w:lvl w:ilvl="7" w:tplc="FFFFFFFF" w:tentative="1">
+      <w:start w:val="1"/>
+      <w:numFmt w:val="bullet"/>
+      <w:lvlText w:val="o"/>
+      <w:lvlJc w:val="left"/>
+      <w:pPr>
+        <w:ind w:left="5760" w:hanging="360"/>
+      </w:pPr>
+      <w:rPr>
+        <w:rFonts w:ascii="Courier New" w:hAnsi="Courier New" w:cs="Courier New" w:hint="default"/>
+      </w:rPr>
+    </w:lvl>
+    <w:lvl w:ilvl="8" w:tplc="FFFFFFFF" w:tentative="1">
+      <w:start w:val="1"/>
+      <w:numFmt w:val="bullet"/>
+      <w:lvlText w:val=""/>
+      <w:lvlJc w:val="left"/>
+      <w:pPr>
+        <w:ind w:left="6480" w:hanging="360"/>
+      </w:pPr>
+      <w:rPr>
+        <w:rFonts w:ascii="Wingdings" w:hAnsi="Wingdings" w:hint="default"/>
+      </w:rPr>
+    </w:lvl>
+  </w:abstractNum>
+  <w:abstractNum w:abstractNumId="7" w15:restartNumberingAfterBreak="0">
+    <w:nsid w:val="68E91160"/>
+    <w:multiLevelType w:val="hybridMultilevel"/>
+    <w:tmpl w:val="7B6A2198"/>
+    <w:lvl w:ilvl="0" w:tplc="0C0A0001">
+      <w:start w:val="1"/>
+      <w:numFmt w:val="bullet"/>
+      <w:lvlText w:val=""/>
+      <w:lvlJc w:val="left"/>
+      <w:pPr>
+        <w:ind w:left="720" w:hanging="360"/>
+      </w:pPr>
+      <w:rPr>
+        <w:rFonts w:ascii="Symbol" w:hAnsi="Symbol" w:hint="default"/>
+      </w:rPr>
+    </w:lvl>
+    <w:lvl w:ilvl="1" w:tplc="0C0A0003" w:tentative="1">
+      <w:start w:val="1"/>
+      <w:numFmt w:val="bullet"/>
+      <w:lvlText w:val="o"/>
+      <w:lvlJc w:val="left"/>
+      <w:pPr>
+        <w:ind w:left="1440" w:hanging="360"/>
+      </w:pPr>
+      <w:rPr>
+        <w:rFonts w:ascii="Courier New" w:hAnsi="Courier New" w:cs="Courier New" w:hint="default"/>
+      </w:rPr>
+    </w:lvl>
+    <w:lvl w:ilvl="2" w:tplc="0C0A0005" w:tentative="1">
+      <w:start w:val="1"/>
+      <w:numFmt w:val="bullet"/>
+      <w:lvlText w:val=""/>
+      <w:lvlJc w:val="left"/>
+      <w:pPr>
+        <w:ind w:left="2160" w:hanging="360"/>
+      </w:pPr>
+      <w:rPr>
+        <w:rFonts w:ascii="Wingdings" w:hAnsi="Wingdings" w:hint="default"/>
+      </w:rPr>
+    </w:lvl>
+    <w:lvl w:ilvl="3" w:tplc="0C0A0001" w:tentative="1">
+      <w:start w:val="1"/>
+      <w:numFmt w:val="bullet"/>
+      <w:lvlText w:val=""/>
+      <w:lvlJc w:val="left"/>
+      <w:pPr>
+        <w:ind w:left="2880" w:hanging="360"/>
+      </w:pPr>
+      <w:rPr>
+        <w:rFonts w:ascii="Symbol" w:hAnsi="Symbol" w:hint="default"/>
+      </w:rPr>
+    </w:lvl>
+    <w:lvl w:ilvl="4" w:tplc="0C0A0003" w:tentative="1">
+      <w:start w:val="1"/>
+      <w:numFmt w:val="bullet"/>
+      <w:lvlText w:val="o"/>
+      <w:lvlJc w:val="left"/>
+      <w:pPr>
+        <w:ind w:left="3600" w:hanging="360"/>
+      </w:pPr>
+      <w:rPr>
+        <w:rFonts w:ascii="Courier New" w:hAnsi="Courier New" w:cs="Courier New" w:hint="default"/>
+      </w:rPr>
+    </w:lvl>
+    <w:lvl w:ilvl="5" w:tplc="0C0A0005" w:tentative="1">
+      <w:start w:val="1"/>
+      <w:numFmt w:val="bullet"/>
+      <w:lvlText w:val=""/>
+      <w:lvlJc w:val="left"/>
+      <w:pPr>
+        <w:ind w:left="4320" w:hanging="360"/>
+      </w:pPr>
+      <w:rPr>
+        <w:rFonts w:ascii="Wingdings" w:hAnsi="Wingdings" w:hint="default"/>
+      </w:rPr>
+    </w:lvl>
+    <w:lvl w:ilvl="6" w:tplc="0C0A0001" w:tentative="1">
+      <w:start w:val="1"/>
+      <w:numFmt w:val="bullet"/>
+      <w:lvlText w:val=""/>
+      <w:lvlJc w:val="left"/>
+      <w:pPr>
+        <w:ind w:left="5040" w:hanging="360"/>
+      </w:pPr>
+      <w:rPr>
+        <w:rFonts w:ascii="Symbol" w:hAnsi="Symbol" w:hint="default"/>
+      </w:rPr>
+    </w:lvl>
+    <w:lvl w:ilvl="7" w:tplc="0C0A0003" w:tentative="1">
+      <w:start w:val="1"/>
+      <w:numFmt w:val="bullet"/>
+      <w:lvlText w:val="o"/>
+      <w:lvlJc w:val="left"/>
+      <w:pPr>
+        <w:ind w:left="5760" w:hanging="360"/>
+      </w:pPr>
+      <w:rPr>
+        <w:rFonts w:ascii="Courier New" w:hAnsi="Courier New" w:cs="Courier New" w:hint="default"/>
+      </w:rPr>
+    </w:lvl>
+    <w:lvl w:ilvl="8" w:tplc="0C0A0005" w:tentative="1">
+      <w:start w:val="1"/>
+      <w:numFmt w:val="bullet"/>
+      <w:lvlText w:val=""/>
+      <w:lvlJc w:val="left"/>
+      <w:pPr>
+        <w:ind w:left="6480" w:hanging="360"/>
+      </w:pPr>
+      <w:rPr>
+        <w:rFonts w:ascii="Wingdings" w:hAnsi="Wingdings" w:hint="default"/>
+      </w:rPr>
+    </w:lvl>
+  </w:abstractNum>
+  <w:num w:numId="1" w16cid:durableId="61027143">
+    <w:abstractNumId w:val="1"/>
+  </w:num>
+  <w:num w:numId="2" w16cid:durableId="1441414286">
+    <w:abstractNumId w:val="3"/>
+  </w:num>
+  <w:num w:numId="3" w16cid:durableId="462894441">
+    <w:abstractNumId w:val="5"/>
+  </w:num>
+  <w:num w:numId="4" w16cid:durableId="1085876148">
+    <w:abstractNumId w:val="2"/>
+  </w:num>
+  <w:num w:numId="5" w16cid:durableId="397896129">
+    <w:abstractNumId w:val="7"/>
+  </w:num>
+  <w:num w:numId="6" w16cid:durableId="142358215">
+    <w:abstractNumId w:val="6"/>
+  </w:num>
+  <w:num w:numId="7" w16cid:durableId="776294016">
+    <w:abstractNumId w:val="0"/>
+  </w:num>
+  <w:num w:numId="8" w16cid:durableId="1352222538">
+    <w:abstractNumId w:val="4"/>
+  </w:num>
+</w:numbering>
 </file>
 
 <file path=word/styles.xml><?xml version="1.0" encoding="utf-8"?>
@@ -2009,7 +10458,7 @@
   <w:style w:type="paragraph" w:default="1" w:styleId="Normal">
     <w:name w:val="Normal"/>
     <w:qFormat/>
-    <w:rsid w:val="00D30E29"/>
+    <w:rsid w:val="009F30D7"/>
   </w:style>
   <w:style w:type="paragraph" w:styleId="Ttulo1">
     <w:name w:val="heading 1"/>
@@ -2624,6 +11073,205 @@
       <w:shd w:val="clear" w:color="auto" w:fill="E1DFDD"/>
     </w:rPr>
   </w:style>
+  <w:style w:type="paragraph" w:styleId="HTMLconformatoprevio">
+    <w:name w:val="HTML Preformatted"/>
+    <w:basedOn w:val="Normal"/>
+    <w:link w:val="HTMLconformatoprevioCar"/>
+    <w:uiPriority w:val="99"/>
+    <w:semiHidden/>
+    <w:unhideWhenUsed/>
+    <w:rsid w:val="00E35C5C"/>
+    <w:pPr>
+      <w:spacing w:after="0" w:line="240" w:lineRule="auto"/>
+    </w:pPr>
+    <w:rPr>
+      <w:rFonts w:ascii="Consolas" w:hAnsi="Consolas"/>
+      <w:sz w:val="20"/>
+      <w:szCs w:val="20"/>
+    </w:rPr>
+  </w:style>
+  <w:style w:type="character" w:customStyle="1" w:styleId="HTMLconformatoprevioCar">
+    <w:name w:val="HTML con formato previo Car"/>
+    <w:basedOn w:val="Fuentedeprrafopredeter"/>
+    <w:link w:val="HTMLconformatoprevio"/>
+    <w:uiPriority w:val="99"/>
+    <w:semiHidden/>
+    <w:rsid w:val="00E35C5C"/>
+    <w:rPr>
+      <w:rFonts w:ascii="Consolas" w:hAnsi="Consolas"/>
+      <w:sz w:val="20"/>
+      <w:szCs w:val="20"/>
+    </w:rPr>
+  </w:style>
+  <w:style w:type="paragraph" w:styleId="TtuloTDC">
+    <w:name w:val="TOC Heading"/>
+    <w:basedOn w:val="Ttulo1"/>
+    <w:next w:val="Normal"/>
+    <w:uiPriority w:val="39"/>
+    <w:unhideWhenUsed/>
+    <w:qFormat/>
+    <w:rsid w:val="00EE3EAF"/>
+    <w:pPr>
+      <w:spacing w:before="240" w:after="0" w:line="259" w:lineRule="auto"/>
+      <w:outlineLvl w:val="9"/>
+    </w:pPr>
+    <w:rPr>
+      <w:kern w:val="0"/>
+      <w:sz w:val="32"/>
+      <w:szCs w:val="32"/>
+      <w:lang w:eastAsia="es-ES"/>
+      <w14:ligatures w14:val="none"/>
+    </w:rPr>
+  </w:style>
+  <w:style w:type="paragraph" w:styleId="TDC1">
+    <w:name w:val="toc 1"/>
+    <w:basedOn w:val="Normal"/>
+    <w:next w:val="Normal"/>
+    <w:autoRedefine/>
+    <w:uiPriority w:val="39"/>
+    <w:unhideWhenUsed/>
+    <w:rsid w:val="00EE3EAF"/>
+    <w:pPr>
+      <w:spacing w:after="100"/>
+    </w:pPr>
+  </w:style>
+  <w:style w:type="paragraph" w:styleId="TDC2">
+    <w:name w:val="toc 2"/>
+    <w:basedOn w:val="Normal"/>
+    <w:next w:val="Normal"/>
+    <w:autoRedefine/>
+    <w:uiPriority w:val="39"/>
+    <w:unhideWhenUsed/>
+    <w:rsid w:val="00EE3EAF"/>
+    <w:pPr>
+      <w:spacing w:after="100"/>
+      <w:ind w:left="240"/>
+    </w:pPr>
+  </w:style>
+  <w:style w:type="table" w:styleId="Tabladelista3-nfasis5">
+    <w:name w:val="List Table 3 Accent 5"/>
+    <w:basedOn w:val="Tablanormal"/>
+    <w:uiPriority w:val="48"/>
+    <w:rsid w:val="00F22E62"/>
+    <w:pPr>
+      <w:spacing w:after="0" w:line="240" w:lineRule="auto"/>
+    </w:pPr>
+    <w:tblPr>
+      <w:tblStyleRowBandSize w:val="1"/>
+      <w:tblStyleColBandSize w:val="1"/>
+      <w:tblBorders>
+        <w:top w:val="single" w:sz="4" w:space="0" w:color="5B9BD5" w:themeColor="accent5"/>
+        <w:left w:val="single" w:sz="4" w:space="0" w:color="5B9BD5" w:themeColor="accent5"/>
+        <w:bottom w:val="single" w:sz="4" w:space="0" w:color="5B9BD5" w:themeColor="accent5"/>
+        <w:right w:val="single" w:sz="4" w:space="0" w:color="5B9BD5" w:themeColor="accent5"/>
+      </w:tblBorders>
+    </w:tblPr>
+    <w:tblStylePr w:type="firstRow">
+      <w:rPr>
+        <w:b/>
+        <w:bCs/>
+        <w:color w:val="FFFFFF" w:themeColor="background1"/>
+      </w:rPr>
+      <w:tblPr/>
+      <w:tcPr>
+        <w:shd w:val="clear" w:color="auto" w:fill="5B9BD5" w:themeFill="accent5"/>
+      </w:tcPr>
+    </w:tblStylePr>
+    <w:tblStylePr w:type="lastRow">
+      <w:rPr>
+        <w:b/>
+        <w:bCs/>
+      </w:rPr>
+      <w:tblPr/>
+      <w:tcPr>
+        <w:tcBorders>
+          <w:top w:val="double" w:sz="4" w:space="0" w:color="5B9BD5" w:themeColor="accent5"/>
+        </w:tcBorders>
+        <w:shd w:val="clear" w:color="auto" w:fill="FFFFFF" w:themeFill="background1"/>
+      </w:tcPr>
+    </w:tblStylePr>
+    <w:tblStylePr w:type="firstCol">
+      <w:rPr>
+        <w:b/>
+        <w:bCs/>
+      </w:rPr>
+      <w:tblPr/>
+      <w:tcPr>
+        <w:tcBorders>
+          <w:right w:val="nil"/>
+        </w:tcBorders>
+        <w:shd w:val="clear" w:color="auto" w:fill="FFFFFF" w:themeFill="background1"/>
+      </w:tcPr>
+    </w:tblStylePr>
+    <w:tblStylePr w:type="lastCol">
+      <w:rPr>
+        <w:b/>
+        <w:bCs/>
+      </w:rPr>
+      <w:tblPr/>
+      <w:tcPr>
+        <w:tcBorders>
+          <w:left w:val="nil"/>
+        </w:tcBorders>
+        <w:shd w:val="clear" w:color="auto" w:fill="FFFFFF" w:themeFill="background1"/>
+      </w:tcPr>
+    </w:tblStylePr>
+    <w:tblStylePr w:type="band1Vert">
+      <w:tblPr/>
+      <w:tcPr>
+        <w:tcBorders>
+          <w:left w:val="single" w:sz="4" w:space="0" w:color="5B9BD5" w:themeColor="accent5"/>
+          <w:right w:val="single" w:sz="4" w:space="0" w:color="5B9BD5" w:themeColor="accent5"/>
+        </w:tcBorders>
+      </w:tcPr>
+    </w:tblStylePr>
+    <w:tblStylePr w:type="band1Horz">
+      <w:tblPr/>
+      <w:tcPr>
+        <w:tcBorders>
+          <w:top w:val="single" w:sz="4" w:space="0" w:color="5B9BD5" w:themeColor="accent5"/>
+          <w:bottom w:val="single" w:sz="4" w:space="0" w:color="5B9BD5" w:themeColor="accent5"/>
+          <w:insideH w:val="nil"/>
+        </w:tcBorders>
+      </w:tcPr>
+    </w:tblStylePr>
+    <w:tblStylePr w:type="neCell">
+      <w:tblPr/>
+      <w:tcPr>
+        <w:tcBorders>
+          <w:left w:val="nil"/>
+          <w:bottom w:val="nil"/>
+        </w:tcBorders>
+      </w:tcPr>
+    </w:tblStylePr>
+    <w:tblStylePr w:type="nwCell">
+      <w:tblPr/>
+      <w:tcPr>
+        <w:tcBorders>
+          <w:bottom w:val="nil"/>
+          <w:right w:val="nil"/>
+        </w:tcBorders>
+      </w:tcPr>
+    </w:tblStylePr>
+    <w:tblStylePr w:type="seCell">
+      <w:tblPr/>
+      <w:tcPr>
+        <w:tcBorders>
+          <w:top w:val="double" w:sz="4" w:space="0" w:color="5B9BD5" w:themeColor="accent5"/>
+          <w:left w:val="nil"/>
+        </w:tcBorders>
+      </w:tcPr>
+    </w:tblStylePr>
+    <w:tblStylePr w:type="swCell">
+      <w:tblPr/>
+      <w:tcPr>
+        <w:tcBorders>
+          <w:top w:val="double" w:sz="4" w:space="0" w:color="5B9BD5" w:themeColor="accent5"/>
+          <w:right w:val="nil"/>
+        </w:tcBorders>
+      </w:tcPr>
+    </w:tblStylePr>
+  </w:style>
 </w:styles>
 </file>
 
@@ -2933,10 +11581,22 @@
 </CoverPageProperties>
 </file>
 
+<file path=customXml/item2.xml><?xml version="1.0" encoding="utf-8"?>
+<b:Sources xmlns:b="http://schemas.openxmlformats.org/officeDocument/2006/bibliography" xmlns="http://schemas.openxmlformats.org/officeDocument/2006/bibliography" SelectedStyle="\APASixthEditionOfficeOnline.xsl" StyleName="APA" Version="6"/>
+</file>
+
 <file path=customXml/itemProps1.xml><?xml version="1.0" encoding="utf-8"?>
 <ds:datastoreItem xmlns:ds="http://schemas.openxmlformats.org/officeDocument/2006/customXml" ds:itemID="{55AF091B-3C7A-41E3-B477-F2FDAA23CFDA}">
   <ds:schemaRefs>
     <ds:schemaRef ds:uri="http://schemas.microsoft.com/office/2006/coverPageProps"/>
   </ds:schemaRefs>
 </ds:datastoreItem>
+</file>
+
+<file path=customXml/itemProps2.xml><?xml version="1.0" encoding="utf-8"?>
+<ds:datastoreItem xmlns:ds="http://schemas.openxmlformats.org/officeDocument/2006/customXml" ds:itemID="{B82D337D-10A9-4E9A-9432-D1B78AE0C41A}">
+  <ds:schemaRefs>
+    <ds:schemaRef ds:uri="http://schemas.openxmlformats.org/officeDocument/2006/bibliography"/>
+  </ds:schemaRefs>
+</ds:datastoreItem>
 </file>